--- a/templates/lesson_plan_template.docx
+++ b/templates/lesson_plan_template.docx
@@ -83,8 +83,10 @@
       </w:r>
       <w:r>
         <w:rPr>
-          <w:rFonts w:ascii="Jameel Noori Nastaleeq" w:hAnsi="Jameel Noori Nastaleeq"/>
+          <w:rFonts w:ascii="Jameel Noori Nastaleeq" w:hAnsi="Jameel Noori Nastaleeq" w:cs="Jameel Noori Nastaleeq" w:hint="cs"/>
           <w:sz w:val="96"/>
+          <w:szCs w:val="96"/>
+          <w:rtl/>
         </w:rPr>
         <w:t>{{school_name}}</w:t>
       </w:r>
@@ -105,8 +107,11 @@
       </w:pPr>
       <w:r>
         <w:rPr>
-          <w:rFonts w:ascii="Jameel Noori Nastaleeq" w:hAnsi="Jameel Noori Nastaleeq"/>
+          <w:rFonts w:ascii="Jameel Noori Nastaleeq" w:hAnsi="Jameel Noori Nastaleeq" w:cs="Jameel Noori Nastaleeq"/>
+          <w:bCs/>
           <w:sz w:val="36"/>
+          <w:szCs w:val="36"/>
+          <w:rtl/>
         </w:rPr>
         <w:t>{{plan_title}}</w:t>
       </w:r>
@@ -155,8 +160,10 @@
             </w:pPr>
             <w:r>
               <w:rPr>
-                <w:rFonts w:ascii="Jameel Noori Nastaleeq" w:hAnsi="Jameel Noori Nastaleeq"/>
-                <w:sz w:val="28"/>
+                <w:rFonts w:ascii="Jameel Noori Nastaleeq" w:hAnsi="Jameel Noori Nastaleeq" w:cs="Jameel Noori Nastaleeq" w:hint="cs"/>
+                <w:sz w:val="28"/>
+                <w:szCs w:val="28"/>
+                <w:rtl/>
               </w:rPr>
               <w:t>{{subject_header}}</w:t>
             </w:r>
@@ -164,11 +171,19 @@
           <w:p>
             <w:pPr>
               <w:jc w:val="right"/>
-            </w:pPr>
-            <w:r>
-              <w:rPr>
-                <w:rFonts w:ascii="Jameel Noori Nastaleeq" w:hAnsi="Jameel Noori Nastaleeq"/>
-                <w:sz w:val="28"/>
+              <w:rPr>
+                <w:rFonts w:ascii="Jameel Noori Nastaleeq" w:hAnsi="Jameel Noori Nastaleeq" w:cs="Jameel Noori Nastaleeq"/>
+                <w:sz w:val="28"/>
+                <w:szCs w:val="28"/>
+                <w:rtl/>
+              </w:rPr>
+            </w:pPr>
+            <w:r>
+              <w:rPr>
+                <w:rFonts w:ascii="Jameel Noori Nastaleeq" w:hAnsi="Jameel Noori Nastaleeq" w:cs="Jameel Noori Nastaleeq" w:hint="cs"/>
+                <w:sz w:val="28"/>
+                <w:szCs w:val="28"/>
+                <w:rtl/>
               </w:rPr>
               <w:t>{{lesson_title}}</w:t>
             </w:r>
@@ -176,11 +191,19 @@
           <w:p>
             <w:pPr>
               <w:jc w:val="right"/>
-            </w:pPr>
-            <w:r>
-              <w:rPr>
-                <w:rFonts w:ascii="Jameel Noori Nastaleeq" w:hAnsi="Jameel Noori Nastaleeq"/>
-                <w:sz w:val="28"/>
+              <w:rPr>
+                <w:rFonts w:ascii="Jameel Noori Nastaleeq" w:hAnsi="Jameel Noori Nastaleeq" w:cs="Jameel Noori Nastaleeq"/>
+                <w:sz w:val="28"/>
+                <w:szCs w:val="28"/>
+                <w:rtl/>
+              </w:rPr>
+            </w:pPr>
+            <w:r>
+              <w:rPr>
+                <w:rFonts w:ascii="Jameel Noori Nastaleeq" w:hAnsi="Jameel Noori Nastaleeq" w:cs="Jameel Noori Nastaleeq" w:hint="cs"/>
+                <w:sz w:val="28"/>
+                <w:szCs w:val="28"/>
+                <w:rtl/>
               </w:rPr>
               <w:t>{{sdg}}</w:t>
             </w:r>
@@ -203,8 +226,11 @@
             </w:pPr>
             <w:r>
               <w:rPr>
-                <w:rFonts w:ascii="Jameel Noori Nastaleeq" w:hAnsi="Jameel Noori Nastaleeq"/>
-                <w:sz w:val="22"/>
+                <w:rFonts w:ascii="Jameel Noori Nastaleeq" w:hAnsi="Jameel Noori Nastaleeq" w:cs="Jameel Noori Nastaleeq" w:hint="cs"/>
+                <w:sz w:val="22"/>
+                <w:szCs w:val="22"/>
+                <w:rtl/>
+                <w:lang w:bidi="ur-PK"/>
               </w:rPr>
               <w:t>{{date}}</w:t>
             </w:r>
@@ -226,8 +252,10 @@
             </w:pPr>
             <w:r>
               <w:rPr>
-                <w:rFonts w:ascii="Jameel Noori Nastaleeq" w:hAnsi="Jameel Noori Nastaleeq"/>
-                <w:sz w:val="28"/>
+                <w:rFonts w:ascii="Jameel Noori Nastaleeq" w:hAnsi="Jameel Noori Nastaleeq" w:cs="Jameel Noori Nastaleeq"/>
+                <w:sz w:val="28"/>
+                <w:szCs w:val="28"/>
+                <w:rtl/>
               </w:rPr>
               <w:t>{{date_label}}</w:t>
             </w:r>
@@ -248,8 +276,10 @@
             </w:pPr>
             <w:r>
               <w:rPr>
-                <w:rFonts w:ascii="Jameel Noori Nastaleeq" w:hAnsi="Jameel Noori Nastaleeq"/>
-                <w:sz w:val="22"/>
+                <w:rFonts w:ascii="Jameel Noori Nastaleeq" w:hAnsi="Jameel Noori Nastaleeq" w:cs="Jameel Noori Nastaleeq" w:hint="cs"/>
+                <w:sz w:val="22"/>
+                <w:szCs w:val="22"/>
+                <w:rtl/>
               </w:rPr>
               <w:t>{{class_value}}</w:t>
             </w:r>
@@ -271,8 +301,10 @@
             </w:pPr>
             <w:r>
               <w:rPr>
-                <w:rFonts w:ascii="Jameel Noori Nastaleeq" w:hAnsi="Jameel Noori Nastaleeq"/>
-                <w:sz w:val="28"/>
+                <w:rFonts w:ascii="Jameel Noori Nastaleeq" w:hAnsi="Jameel Noori Nastaleeq" w:cs="Jameel Noori Nastaleeq"/>
+                <w:sz w:val="28"/>
+                <w:szCs w:val="28"/>
+                <w:rtl/>
               </w:rPr>
               <w:t>{{class_label}}</w:t>
             </w:r>
@@ -293,8 +325,10 @@
             </w:pPr>
             <w:r>
               <w:rPr>
-                <w:rFonts w:ascii="Jameel Noori Nastaleeq" w:hAnsi="Jameel Noori Nastaleeq"/>
-                <w:sz w:val="22"/>
+                <w:rFonts w:ascii="Jameel Noori Nastaleeq" w:hAnsi="Jameel Noori Nastaleeq" w:cs="Jameel Noori Nastaleeq" w:hint="cs"/>
+                <w:sz w:val="22"/>
+                <w:szCs w:val="22"/>
+                <w:rtl/>
               </w:rPr>
               <w:t>{{week}}</w:t>
             </w:r>
@@ -351,8 +385,10 @@
             </w:pPr>
             <w:r>
               <w:rPr>
-                <w:rFonts w:ascii="Jameel Noori Nastaleeq" w:hAnsi="Jameel Noori Nastaleeq"/>
-                <w:sz w:val="28"/>
+                <w:rFonts w:ascii="Jameel Noori Nastaleeq" w:hAnsi="Jameel Noori Nastaleeq" w:cs="Jameel Noori Nastaleeq"/>
+                <w:sz w:val="28"/>
+                <w:szCs w:val="28"/>
+                <w:rtl/>
               </w:rPr>
               <w:t>{{club_period}}</w:t>
             </w:r>
@@ -403,8 +439,10 @@
             </w:pPr>
             <w:r>
               <w:rPr>
-                <w:rFonts w:ascii="Jameel Noori Nastaleeq" w:hAnsi="Jameel Noori Nastaleeq"/>
-                <w:sz w:val="28"/>
+                <w:rFonts w:ascii="Jameel Noori Nastaleeq" w:hAnsi="Jameel Noori Nastaleeq" w:cs="Jameel Noori Nastaleeq" w:hint="cs"/>
+                <w:sz w:val="28"/>
+                <w:szCs w:val="28"/>
+                <w:rtl/>
               </w:rPr>
               <w:t>{{success_1}}</w:t>
             </w:r>
@@ -412,11 +450,19 @@
           <w:p>
             <w:pPr>
               <w:jc w:val="right"/>
-            </w:pPr>
-            <w:r>
-              <w:rPr>
-                <w:rFonts w:ascii="Jameel Noori Nastaleeq" w:hAnsi="Jameel Noori Nastaleeq"/>
-                <w:sz w:val="28"/>
+              <w:rPr>
+                <w:rFonts w:ascii="Jameel Noori Nastaleeq" w:hAnsi="Jameel Noori Nastaleeq" w:cs="Jameel Noori Nastaleeq" w:hint="cs"/>
+                <w:sz w:val="28"/>
+                <w:szCs w:val="28"/>
+                <w:rtl/>
+              </w:rPr>
+            </w:pPr>
+            <w:r>
+              <w:rPr>
+                <w:rFonts w:ascii="Jameel Noori Nastaleeq" w:hAnsi="Jameel Noori Nastaleeq" w:cs="Jameel Noori Nastaleeq" w:hint="cs"/>
+                <w:sz w:val="28"/>
+                <w:szCs w:val="28"/>
+                <w:rtl/>
               </w:rPr>
               <w:t>{{success_2}}</w:t>
             </w:r>
@@ -424,11 +470,19 @@
           <w:p>
             <w:pPr>
               <w:jc w:val="right"/>
-            </w:pPr>
-            <w:r>
-              <w:rPr>
-                <w:rFonts w:ascii="Jameel Noori Nastaleeq" w:hAnsi="Jameel Noori Nastaleeq"/>
-                <w:sz w:val="28"/>
+              <w:rPr>
+                <w:rFonts w:ascii="Jameel Noori Nastaleeq" w:hAnsi="Jameel Noori Nastaleeq" w:cs="Jameel Noori Nastaleeq" w:hint="cs"/>
+                <w:sz w:val="28"/>
+                <w:szCs w:val="28"/>
+                <w:rtl/>
+              </w:rPr>
+            </w:pPr>
+            <w:r>
+              <w:rPr>
+                <w:rFonts w:ascii="Jameel Noori Nastaleeq" w:hAnsi="Jameel Noori Nastaleeq" w:cs="Jameel Noori Nastaleeq" w:hint="cs"/>
+                <w:sz w:val="28"/>
+                <w:szCs w:val="28"/>
+                <w:rtl/>
               </w:rPr>
               <w:t>{{success_3}}</w:t>
             </w:r>
@@ -436,11 +490,19 @@
           <w:p>
             <w:pPr>
               <w:jc w:val="right"/>
-            </w:pPr>
-            <w:r>
-              <w:rPr>
-                <w:rFonts w:ascii="Jameel Noori Nastaleeq" w:hAnsi="Jameel Noori Nastaleeq"/>
-                <w:sz w:val="28"/>
+              <w:rPr>
+                <w:rFonts w:ascii="Jameel Noori Nastaleeq" w:hAnsi="Jameel Noori Nastaleeq" w:cs="Jameel Noori Nastaleeq" w:hint="cs"/>
+                <w:sz w:val="28"/>
+                <w:szCs w:val="28"/>
+                <w:rtl/>
+              </w:rPr>
+            </w:pPr>
+            <w:r>
+              <w:rPr>
+                <w:rFonts w:ascii="Jameel Noori Nastaleeq" w:hAnsi="Jameel Noori Nastaleeq" w:cs="Jameel Noori Nastaleeq" w:hint="cs"/>
+                <w:sz w:val="28"/>
+                <w:szCs w:val="28"/>
+                <w:rtl/>
               </w:rPr>
               <w:t>{{success_4}}</w:t>
             </w:r>
@@ -448,11 +510,19 @@
           <w:p>
             <w:pPr>
               <w:jc w:val="right"/>
-            </w:pPr>
-            <w:r>
-              <w:rPr>
-                <w:rFonts w:ascii="Jameel Noori Nastaleeq" w:hAnsi="Jameel Noori Nastaleeq"/>
-                <w:sz w:val="28"/>
+              <w:rPr>
+                <w:rFonts w:ascii="Jameel Noori Nastaleeq" w:hAnsi="Jameel Noori Nastaleeq" w:cs="Jameel Noori Nastaleeq" w:hint="cs"/>
+                <w:sz w:val="28"/>
+                <w:szCs w:val="28"/>
+                <w:rtl/>
+              </w:rPr>
+            </w:pPr>
+            <w:r>
+              <w:rPr>
+                <w:rFonts w:ascii="Jameel Noori Nastaleeq" w:hAnsi="Jameel Noori Nastaleeq" w:cs="Jameel Noori Nastaleeq" w:hint="cs"/>
+                <w:sz w:val="28"/>
+                <w:szCs w:val="28"/>
+                <w:rtl/>
               </w:rPr>
               <w:t>{{success_5}}</w:t>
             </w:r>
@@ -460,11 +530,19 @@
           <w:p>
             <w:pPr>
               <w:jc w:val="right"/>
-            </w:pPr>
-            <w:r>
-              <w:rPr>
-                <w:rFonts w:ascii="Jameel Noori Nastaleeq" w:hAnsi="Jameel Noori Nastaleeq"/>
-                <w:sz w:val="28"/>
+              <w:rPr>
+                <w:rFonts w:ascii="Jameel Noori Nastaleeq" w:hAnsi="Jameel Noori Nastaleeq" w:cs="Jameel Noori Nastaleeq" w:hint="cs"/>
+                <w:sz w:val="28"/>
+                <w:szCs w:val="28"/>
+                <w:rtl/>
+              </w:rPr>
+            </w:pPr>
+            <w:r>
+              <w:rPr>
+                <w:rFonts w:ascii="Jameel Noori Nastaleeq" w:hAnsi="Jameel Noori Nastaleeq" w:cs="Jameel Noori Nastaleeq" w:hint="cs"/>
+                <w:sz w:val="28"/>
+                <w:szCs w:val="28"/>
+                <w:rtl/>
               </w:rPr>
               <w:t>{{success_6}}</w:t>
             </w:r>
@@ -472,11 +550,19 @@
           <w:p>
             <w:pPr>
               <w:jc w:val="right"/>
-            </w:pPr>
-            <w:r>
-              <w:rPr>
-                <w:rFonts w:ascii="Jameel Noori Nastaleeq" w:hAnsi="Jameel Noori Nastaleeq"/>
-                <w:sz w:val="28"/>
+              <w:rPr>
+                <w:rFonts w:ascii="Jameel Noori Nastaleeq" w:hAnsi="Jameel Noori Nastaleeq" w:cs="Jameel Noori Nastaleeq" w:hint="cs"/>
+                <w:sz w:val="28"/>
+                <w:szCs w:val="28"/>
+                <w:rtl/>
+              </w:rPr>
+            </w:pPr>
+            <w:r>
+              <w:rPr>
+                <w:rFonts w:ascii="Jameel Noori Nastaleeq" w:hAnsi="Jameel Noori Nastaleeq" w:cs="Jameel Noori Nastaleeq" w:hint="cs"/>
+                <w:sz w:val="28"/>
+                <w:szCs w:val="28"/>
+                <w:rtl/>
               </w:rPr>
               <w:t>{{success_7}}</w:t>
             </w:r>
@@ -484,11 +570,19 @@
           <w:p>
             <w:pPr>
               <w:jc w:val="right"/>
-            </w:pPr>
-            <w:r>
-              <w:rPr>
-                <w:rFonts w:ascii="Jameel Noori Nastaleeq" w:hAnsi="Jameel Noori Nastaleeq"/>
-                <w:sz w:val="28"/>
+              <w:rPr>
+                <w:rFonts w:ascii="Jameel Noori Nastaleeq" w:hAnsi="Jameel Noori Nastaleeq" w:cs="Jameel Noori Nastaleeq" w:hint="cs"/>
+                <w:sz w:val="28"/>
+                <w:szCs w:val="28"/>
+                <w:rtl/>
+              </w:rPr>
+            </w:pPr>
+            <w:r>
+              <w:rPr>
+                <w:rFonts w:ascii="Jameel Noori Nastaleeq" w:hAnsi="Jameel Noori Nastaleeq" w:cs="Jameel Noori Nastaleeq" w:hint="cs"/>
+                <w:sz w:val="28"/>
+                <w:szCs w:val="28"/>
+                <w:rtl/>
               </w:rPr>
               <w:t>{{success_8}}</w:t>
             </w:r>
@@ -510,8 +604,10 @@
             </w:pPr>
             <w:r>
               <w:rPr>
-                <w:rFonts w:ascii="Jameel Noori Nastaleeq" w:hAnsi="Jameel Noori Nastaleeq"/>
-                <w:sz w:val="28"/>
+                <w:rFonts w:ascii="Jameel Noori Nastaleeq" w:hAnsi="Jameel Noori Nastaleeq" w:cs="Jameel Noori Nastaleeq"/>
+                <w:sz w:val="28"/>
+                <w:szCs w:val="28"/>
+                <w:rtl/>
               </w:rPr>
               <w:t>{{outcomes_label}}</w:t>
             </w:r>
@@ -534,8 +630,10 @@
             </w:pPr>
             <w:r>
               <w:rPr>
-                <w:rFonts w:ascii="Jameel Noori Nastaleeq" w:hAnsi="Jameel Noori Nastaleeq"/>
-                <w:sz w:val="28"/>
+                <w:rFonts w:ascii="Jameel Noori Nastaleeq" w:hAnsi="Jameel Noori Nastaleeq" w:cs="Jameel Noori Nastaleeq" w:hint="cs"/>
+                <w:sz w:val="28"/>
+                <w:szCs w:val="28"/>
+                <w:rtl/>
               </w:rPr>
               <w:t>{{outcome_1}}</w:t>
             </w:r>
@@ -543,11 +641,19 @@
           <w:p>
             <w:pPr>
               <w:jc w:val="right"/>
-            </w:pPr>
-            <w:r>
-              <w:rPr>
-                <w:rFonts w:ascii="Jameel Noori Nastaleeq" w:hAnsi="Jameel Noori Nastaleeq"/>
-                <w:sz w:val="28"/>
+              <w:rPr>
+                <w:rFonts w:ascii="Jameel Noori Nastaleeq" w:hAnsi="Jameel Noori Nastaleeq" w:cs="Jameel Noori Nastaleeq" w:hint="cs"/>
+                <w:sz w:val="28"/>
+                <w:szCs w:val="28"/>
+                <w:rtl/>
+              </w:rPr>
+            </w:pPr>
+            <w:r>
+              <w:rPr>
+                <w:rFonts w:ascii="Jameel Noori Nastaleeq" w:hAnsi="Jameel Noori Nastaleeq" w:cs="Jameel Noori Nastaleeq" w:hint="cs"/>
+                <w:sz w:val="28"/>
+                <w:szCs w:val="28"/>
+                <w:rtl/>
               </w:rPr>
               <w:t>{{outcome_2}}</w:t>
             </w:r>
@@ -555,11 +661,19 @@
           <w:p>
             <w:pPr>
               <w:jc w:val="right"/>
-            </w:pPr>
-            <w:r>
-              <w:rPr>
-                <w:rFonts w:ascii="Jameel Noori Nastaleeq" w:hAnsi="Jameel Noori Nastaleeq"/>
-                <w:sz w:val="28"/>
+              <w:rPr>
+                <w:rFonts w:ascii="Jameel Noori Nastaleeq" w:hAnsi="Jameel Noori Nastaleeq" w:cs="Jameel Noori Nastaleeq" w:hint="cs"/>
+                <w:sz w:val="28"/>
+                <w:szCs w:val="28"/>
+                <w:rtl/>
+              </w:rPr>
+            </w:pPr>
+            <w:r>
+              <w:rPr>
+                <w:rFonts w:ascii="Jameel Noori Nastaleeq" w:hAnsi="Jameel Noori Nastaleeq" w:cs="Jameel Noori Nastaleeq" w:hint="cs"/>
+                <w:sz w:val="28"/>
+                <w:szCs w:val="28"/>
+                <w:rtl/>
               </w:rPr>
               <w:t>{{outcome_3}}</w:t>
             </w:r>
@@ -567,11 +681,19 @@
           <w:p>
             <w:pPr>
               <w:jc w:val="right"/>
-            </w:pPr>
-            <w:r>
-              <w:rPr>
-                <w:rFonts w:ascii="Jameel Noori Nastaleeq" w:hAnsi="Jameel Noori Nastaleeq"/>
-                <w:sz w:val="28"/>
+              <w:rPr>
+                <w:rFonts w:ascii="Jameel Noori Nastaleeq" w:hAnsi="Jameel Noori Nastaleeq" w:cs="Jameel Noori Nastaleeq" w:hint="cs"/>
+                <w:sz w:val="28"/>
+                <w:szCs w:val="28"/>
+                <w:rtl/>
+              </w:rPr>
+            </w:pPr>
+            <w:r>
+              <w:rPr>
+                <w:rFonts w:ascii="Jameel Noori Nastaleeq" w:hAnsi="Jameel Noori Nastaleeq" w:cs="Jameel Noori Nastaleeq" w:hint="cs"/>
+                <w:sz w:val="28"/>
+                <w:szCs w:val="28"/>
+                <w:rtl/>
               </w:rPr>
               <w:t>{{outcome_4}}</w:t>
             </w:r>
@@ -579,11 +701,19 @@
           <w:p>
             <w:pPr>
               <w:jc w:val="right"/>
-            </w:pPr>
-            <w:r>
-              <w:rPr>
-                <w:rFonts w:ascii="Jameel Noori Nastaleeq" w:hAnsi="Jameel Noori Nastaleeq"/>
-                <w:sz w:val="28"/>
+              <w:rPr>
+                <w:rFonts w:ascii="Jameel Noori Nastaleeq" w:hAnsi="Jameel Noori Nastaleeq" w:cs="Jameel Noori Nastaleeq" w:hint="cs"/>
+                <w:sz w:val="28"/>
+                <w:szCs w:val="28"/>
+                <w:rtl/>
+              </w:rPr>
+            </w:pPr>
+            <w:r>
+              <w:rPr>
+                <w:rFonts w:ascii="Jameel Noori Nastaleeq" w:hAnsi="Jameel Noori Nastaleeq" w:cs="Jameel Noori Nastaleeq" w:hint="cs"/>
+                <w:sz w:val="28"/>
+                <w:szCs w:val="28"/>
+                <w:rtl/>
               </w:rPr>
               <w:t>{{outcome_5}}</w:t>
             </w:r>
@@ -591,11 +721,19 @@
           <w:p>
             <w:pPr>
               <w:jc w:val="right"/>
-            </w:pPr>
-            <w:r>
-              <w:rPr>
-                <w:rFonts w:ascii="Jameel Noori Nastaleeq" w:hAnsi="Jameel Noori Nastaleeq"/>
-                <w:sz w:val="28"/>
+              <w:rPr>
+                <w:rFonts w:ascii="Jameel Noori Nastaleeq" w:hAnsi="Jameel Noori Nastaleeq" w:cs="Jameel Noori Nastaleeq" w:hint="cs"/>
+                <w:sz w:val="28"/>
+                <w:szCs w:val="28"/>
+                <w:rtl/>
+              </w:rPr>
+            </w:pPr>
+            <w:r>
+              <w:rPr>
+                <w:rFonts w:ascii="Jameel Noori Nastaleeq" w:hAnsi="Jameel Noori Nastaleeq" w:cs="Jameel Noori Nastaleeq" w:hint="cs"/>
+                <w:sz w:val="28"/>
+                <w:szCs w:val="28"/>
+                <w:rtl/>
               </w:rPr>
               <w:t>{{outcome_6}}</w:t>
             </w:r>
@@ -603,11 +741,19 @@
           <w:p>
             <w:pPr>
               <w:jc w:val="right"/>
-            </w:pPr>
-            <w:r>
-              <w:rPr>
-                <w:rFonts w:ascii="Jameel Noori Nastaleeq" w:hAnsi="Jameel Noori Nastaleeq"/>
-                <w:sz w:val="28"/>
+              <w:rPr>
+                <w:rFonts w:ascii="Jameel Noori Nastaleeq" w:hAnsi="Jameel Noori Nastaleeq" w:cs="Jameel Noori Nastaleeq" w:hint="cs"/>
+                <w:sz w:val="28"/>
+                <w:szCs w:val="28"/>
+                <w:rtl/>
+              </w:rPr>
+            </w:pPr>
+            <w:r>
+              <w:rPr>
+                <w:rFonts w:ascii="Jameel Noori Nastaleeq" w:hAnsi="Jameel Noori Nastaleeq" w:cs="Jameel Noori Nastaleeq" w:hint="cs"/>
+                <w:sz w:val="28"/>
+                <w:szCs w:val="28"/>
+                <w:rtl/>
               </w:rPr>
               <w:t>{{outcome_7}}</w:t>
             </w:r>
@@ -615,11 +761,19 @@
           <w:p>
             <w:pPr>
               <w:jc w:val="right"/>
-            </w:pPr>
-            <w:r>
-              <w:rPr>
-                <w:rFonts w:ascii="Jameel Noori Nastaleeq" w:hAnsi="Jameel Noori Nastaleeq"/>
-                <w:sz w:val="28"/>
+              <w:rPr>
+                <w:rFonts w:ascii="Jameel Noori Nastaleeq" w:hAnsi="Jameel Noori Nastaleeq" w:cs="Jameel Noori Nastaleeq" w:hint="cs"/>
+                <w:sz w:val="28"/>
+                <w:szCs w:val="28"/>
+                <w:rtl/>
+              </w:rPr>
+            </w:pPr>
+            <w:r>
+              <w:rPr>
+                <w:rFonts w:ascii="Jameel Noori Nastaleeq" w:hAnsi="Jameel Noori Nastaleeq" w:cs="Jameel Noori Nastaleeq" w:hint="cs"/>
+                <w:sz w:val="28"/>
+                <w:szCs w:val="28"/>
+                <w:rtl/>
               </w:rPr>
               <w:t>{{outcome_8}}</w:t>
             </w:r>
@@ -641,8 +795,11 @@
             </w:pPr>
             <w:r>
               <w:rPr>
-                <w:rFonts w:ascii="Jameel Noori Nastaleeq" w:hAnsi="Jameel Noori Nastaleeq"/>
-                <w:sz w:val="28"/>
+                <w:rFonts w:ascii="Jameel Noori Nastaleeq" w:hAnsi="Jameel Noori Nastaleeq" w:cs="Jameel Noori Nastaleeq"/>
+                <w:sz w:val="28"/>
+                <w:szCs w:val="28"/>
+                <w:highlight w:val="darkGray"/>
+                <w:rtl/>
               </w:rPr>
               <w:t>{{objectives_label}}</w:t>
             </w:r>
@@ -711,8 +868,10 @@
             </w:pPr>
             <w:r>
               <w:rPr>
-                <w:rFonts w:ascii="Jameel Noori Nastaleeq" w:hAnsi="Jameel Noori Nastaleeq"/>
-                <w:sz w:val="28"/>
+                <w:rFonts w:ascii="Jameel Noori Nastaleeq" w:hAnsi="Jameel Noori Nastaleeq" w:cs="Jameel Noori Nastaleeq"/>
+                <w:sz w:val="28"/>
+                <w:szCs w:val="28"/>
+                <w:rtl/>
               </w:rPr>
               <w:t>{{col_time}}</w:t>
             </w:r>
@@ -734,8 +893,10 @@
             </w:pPr>
             <w:r>
               <w:rPr>
-                <w:rFonts w:ascii="Jameel Noori Nastaleeq" w:hAnsi="Jameel Noori Nastaleeq"/>
-                <w:sz w:val="28"/>
+                <w:rFonts w:ascii="Jameel Noori Nastaleeq" w:hAnsi="Jameel Noori Nastaleeq" w:cs="Jameel Noori Nastaleeq"/>
+                <w:sz w:val="28"/>
+                <w:szCs w:val="28"/>
+                <w:rtl/>
               </w:rPr>
               <w:t>{{col_materials}}</w:t>
             </w:r>
@@ -757,8 +918,10 @@
             </w:pPr>
             <w:r>
               <w:rPr>
-                <w:rFonts w:ascii="Jameel Noori Nastaleeq" w:hAnsi="Jameel Noori Nastaleeq"/>
-                <w:sz w:val="28"/>
+                <w:rFonts w:ascii="Jameel Noori Nastaleeq" w:hAnsi="Jameel Noori Nastaleeq" w:cs="Jameel Noori Nastaleeq"/>
+                <w:sz w:val="28"/>
+                <w:szCs w:val="28"/>
+                <w:rtl/>
               </w:rPr>
               <w:t>{{col_assessment}}</w:t>
             </w:r>
@@ -780,8 +943,10 @@
             </w:pPr>
             <w:r>
               <w:rPr>
-                <w:rFonts w:ascii="Jameel Noori Nastaleeq" w:hAnsi="Jameel Noori Nastaleeq"/>
-                <w:sz w:val="28"/>
+                <w:rFonts w:ascii="Jameel Noori Nastaleeq" w:hAnsi="Jameel Noori Nastaleeq" w:cs="Jameel Noori Nastaleeq"/>
+                <w:sz w:val="28"/>
+                <w:szCs w:val="28"/>
+                <w:rtl/>
               </w:rPr>
               <w:t>{{col_student}}</w:t>
             </w:r>
@@ -803,8 +968,10 @@
             </w:pPr>
             <w:r>
               <w:rPr>
-                <w:rFonts w:ascii="Jameel Noori Nastaleeq" w:hAnsi="Jameel Noori Nastaleeq"/>
-                <w:sz w:val="28"/>
+                <w:rFonts w:ascii="Jameel Noori Nastaleeq" w:hAnsi="Jameel Noori Nastaleeq" w:cs="Jameel Noori Nastaleeq"/>
+                <w:sz w:val="28"/>
+                <w:szCs w:val="28"/>
+                <w:rtl/>
               </w:rPr>
               <w:t>{{col_teacher}}</w:t>
             </w:r>
@@ -831,8 +998,11 @@
             </w:pPr>
             <w:r>
               <w:rPr>
-                <w:rFonts w:ascii="Jameel Noori Nastaleeq" w:hAnsi="Jameel Noori Nastaleeq"/>
-                <w:sz w:val="22"/>
+                <w:rFonts w:ascii="Jameel Noori Nastaleeq" w:hAnsi="Jameel Noori Nastaleeq" w:cs="Jameel Noori Nastaleeq" w:hint="cs"/>
+                <w:sz w:val="22"/>
+                <w:szCs w:val="22"/>
+                <w:rtl/>
+                <w:lang w:bidi="ur-PK"/>
               </w:rPr>
               <w:t>{{a1_time}}</w:t>
             </w:r>
@@ -854,8 +1024,10 @@
             </w:pPr>
             <w:r>
               <w:rPr>
-                <w:rFonts w:ascii="Jameel Noori Nastaleeq" w:hAnsi="Jameel Noori Nastaleeq"/>
-                <w:sz w:val="22"/>
+                <w:rFonts w:ascii="Jameel Noori Nastaleeq" w:hAnsi="Jameel Noori Nastaleeq" w:cs="Jameel Noori Nastaleeq" w:hint="cs"/>
+                <w:sz w:val="22"/>
+                <w:szCs w:val="22"/>
+                <w:rtl/>
               </w:rPr>
               <w:t>{{a1_materials}}</w:t>
             </w:r>
@@ -877,8 +1049,10 @@
             </w:pPr>
             <w:r>
               <w:rPr>
-                <w:rFonts w:ascii="Jameel Noori Nastaleeq" w:hAnsi="Jameel Noori Nastaleeq"/>
-                <w:sz w:val="22"/>
+                <w:rFonts w:ascii="Jameel Noori Nastaleeq" w:hAnsi="Jameel Noori Nastaleeq" w:cs="Jameel Noori Nastaleeq" w:hint="cs"/>
+                <w:sz w:val="22"/>
+                <w:szCs w:val="22"/>
+                <w:rtl/>
               </w:rPr>
               <w:t>{{a1_assessment}}</w:t>
             </w:r>
@@ -899,8 +1073,10 @@
             </w:pPr>
             <w:r>
               <w:rPr>
-                <w:rFonts w:ascii="Jameel Noori Nastaleeq" w:hAnsi="Jameel Noori Nastaleeq"/>
-                <w:sz w:val="22"/>
+                <w:rFonts w:ascii="Jameel Noori Nastaleeq" w:hAnsi="Jameel Noori Nastaleeq" w:cs="Jameel Noori Nastaleeq" w:hint="cs"/>
+                <w:sz w:val="22"/>
+                <w:szCs w:val="22"/>
+                <w:rtl/>
               </w:rPr>
               <w:t>{{a1_student}}</w:t>
             </w:r>
@@ -921,8 +1097,10 @@
             </w:pPr>
             <w:r>
               <w:rPr>
-                <w:rFonts w:ascii="Jameel Noori Nastaleeq" w:hAnsi="Jameel Noori Nastaleeq"/>
-                <w:sz w:val="22"/>
+                <w:rFonts w:ascii="Jameel Noori Nastaleeq" w:hAnsi="Jameel Noori Nastaleeq" w:cs="Jameel Noori Nastaleeq" w:hint="cs"/>
+                <w:sz w:val="22"/>
+                <w:szCs w:val="22"/>
+                <w:rtl/>
               </w:rPr>
               <w:t>{{a1_teacher}}</w:t>
             </w:r>
@@ -949,8 +1127,11 @@
             </w:pPr>
             <w:r>
               <w:rPr>
-                <w:rFonts w:ascii="Jameel Noori Nastaleeq" w:hAnsi="Jameel Noori Nastaleeq"/>
-                <w:sz w:val="22"/>
+                <w:rFonts w:ascii="Jameel Noori Nastaleeq" w:hAnsi="Jameel Noori Nastaleeq" w:cs="Jameel Noori Nastaleeq" w:hint="cs"/>
+                <w:sz w:val="22"/>
+                <w:szCs w:val="22"/>
+                <w:rtl/>
+                <w:lang w:bidi="ur-PK"/>
               </w:rPr>
               <w:t>{{a2_time}}</w:t>
             </w:r>
@@ -972,8 +1153,10 @@
             </w:pPr>
             <w:r>
               <w:rPr>
-                <w:rFonts w:ascii="Jameel Noori Nastaleeq" w:hAnsi="Jameel Noori Nastaleeq"/>
-                <w:sz w:val="22"/>
+                <w:rFonts w:ascii="Jameel Noori Nastaleeq" w:hAnsi="Jameel Noori Nastaleeq" w:cs="Jameel Noori Nastaleeq" w:hint="cs"/>
+                <w:sz w:val="22"/>
+                <w:szCs w:val="22"/>
+                <w:rtl/>
               </w:rPr>
               <w:t>{{a2_materials}}</w:t>
             </w:r>
@@ -995,8 +1178,10 @@
             </w:pPr>
             <w:r>
               <w:rPr>
-                <w:rFonts w:ascii="Jameel Noori Nastaleeq" w:hAnsi="Jameel Noori Nastaleeq"/>
-                <w:sz w:val="22"/>
+                <w:rFonts w:ascii="Jameel Noori Nastaleeq" w:hAnsi="Jameel Noori Nastaleeq" w:cs="Jameel Noori Nastaleeq" w:hint="cs"/>
+                <w:sz w:val="22"/>
+                <w:szCs w:val="22"/>
+                <w:rtl/>
               </w:rPr>
               <w:t>{{a2_assessment}}</w:t>
             </w:r>
@@ -1017,8 +1202,10 @@
             </w:pPr>
             <w:r>
               <w:rPr>
-                <w:rFonts w:ascii="Jameel Noori Nastaleeq" w:hAnsi="Jameel Noori Nastaleeq"/>
-                <w:sz w:val="22"/>
+                <w:rFonts w:ascii="Jameel Noori Nastaleeq" w:hAnsi="Jameel Noori Nastaleeq" w:cs="Jameel Noori Nastaleeq" w:hint="cs"/>
+                <w:sz w:val="22"/>
+                <w:szCs w:val="22"/>
+                <w:rtl/>
               </w:rPr>
               <w:t>{{a2_student}}</w:t>
             </w:r>
@@ -1039,8 +1226,10 @@
             </w:pPr>
             <w:r>
               <w:rPr>
-                <w:rFonts w:ascii="Jameel Noori Nastaleeq" w:hAnsi="Jameel Noori Nastaleeq"/>
-                <w:sz w:val="22"/>
+                <w:rFonts w:ascii="Jameel Noori Nastaleeq" w:hAnsi="Jameel Noori Nastaleeq" w:cs="Jameel Noori Nastaleeq" w:hint="cs"/>
+                <w:sz w:val="22"/>
+                <w:szCs w:val="22"/>
+                <w:rtl/>
               </w:rPr>
               <w:t>{{a2_teacher}}</w:t>
             </w:r>
@@ -1067,8 +1256,11 @@
             </w:pPr>
             <w:r>
               <w:rPr>
-                <w:rFonts w:ascii="Jameel Noori Nastaleeq" w:hAnsi="Jameel Noori Nastaleeq"/>
-                <w:sz w:val="22"/>
+                <w:rFonts w:ascii="Jameel Noori Nastaleeq" w:hAnsi="Jameel Noori Nastaleeq" w:cs="Jameel Noori Nastaleeq" w:hint="cs"/>
+                <w:sz w:val="22"/>
+                <w:szCs w:val="22"/>
+                <w:rtl/>
+                <w:lang w:bidi="ur-PK"/>
               </w:rPr>
               <w:t>{{a3_time}}</w:t>
             </w:r>
@@ -1090,8 +1282,10 @@
             </w:pPr>
             <w:r>
               <w:rPr>
-                <w:rFonts w:ascii="Jameel Noori Nastaleeq" w:hAnsi="Jameel Noori Nastaleeq"/>
-                <w:sz w:val="22"/>
+                <w:rFonts w:ascii="Jameel Noori Nastaleeq" w:hAnsi="Jameel Noori Nastaleeq" w:cs="Jameel Noori Nastaleeq" w:hint="cs"/>
+                <w:sz w:val="22"/>
+                <w:szCs w:val="22"/>
+                <w:rtl/>
               </w:rPr>
               <w:t>{{a3_materials}}</w:t>
             </w:r>
@@ -1113,8 +1307,10 @@
             </w:pPr>
             <w:r>
               <w:rPr>
-                <w:rFonts w:ascii="Jameel Noori Nastaleeq" w:hAnsi="Jameel Noori Nastaleeq"/>
-                <w:sz w:val="22"/>
+                <w:rFonts w:ascii="Jameel Noori Nastaleeq" w:hAnsi="Jameel Noori Nastaleeq" w:cs="Jameel Noori Nastaleeq" w:hint="cs"/>
+                <w:sz w:val="22"/>
+                <w:szCs w:val="22"/>
+                <w:rtl/>
               </w:rPr>
               <w:t>{{a3_assessment}}</w:t>
             </w:r>
@@ -1135,8 +1331,10 @@
             </w:pPr>
             <w:r>
               <w:rPr>
-                <w:rFonts w:ascii="Jameel Noori Nastaleeq" w:hAnsi="Jameel Noori Nastaleeq"/>
-                <w:sz w:val="22"/>
+                <w:rFonts w:ascii="Jameel Noori Nastaleeq" w:hAnsi="Jameel Noori Nastaleeq" w:cs="Jameel Noori Nastaleeq" w:hint="cs"/>
+                <w:sz w:val="22"/>
+                <w:szCs w:val="22"/>
+                <w:rtl/>
               </w:rPr>
               <w:t>{{a3_student}}</w:t>
             </w:r>
@@ -1157,8 +1355,10 @@
             </w:pPr>
             <w:r>
               <w:rPr>
-                <w:rFonts w:ascii="Jameel Noori Nastaleeq" w:hAnsi="Jameel Noori Nastaleeq"/>
-                <w:sz w:val="22"/>
+                <w:rFonts w:ascii="Jameel Noori Nastaleeq" w:hAnsi="Jameel Noori Nastaleeq" w:cs="Jameel Noori Nastaleeq" w:hint="cs"/>
+                <w:sz w:val="22"/>
+                <w:szCs w:val="22"/>
+                <w:rtl/>
               </w:rPr>
               <w:t>{{a3_teacher}}</w:t>
             </w:r>
@@ -1185,8 +1385,11 @@
             </w:pPr>
             <w:r>
               <w:rPr>
-                <w:rFonts w:ascii="Jameel Noori Nastaleeq" w:hAnsi="Jameel Noori Nastaleeq"/>
-                <w:sz w:val="22"/>
+                <w:rFonts w:ascii="Jameel Noori Nastaleeq" w:hAnsi="Jameel Noori Nastaleeq" w:cs="Jameel Noori Nastaleeq" w:hint="cs"/>
+                <w:sz w:val="22"/>
+                <w:szCs w:val="22"/>
+                <w:rtl/>
+                <w:lang w:bidi="ur-PK"/>
               </w:rPr>
               <w:t>{{a4_time}}</w:t>
             </w:r>
@@ -1208,8 +1411,10 @@
             </w:pPr>
             <w:r>
               <w:rPr>
-                <w:rFonts w:ascii="Jameel Noori Nastaleeq" w:hAnsi="Jameel Noori Nastaleeq"/>
-                <w:sz w:val="22"/>
+                <w:rFonts w:ascii="Jameel Noori Nastaleeq" w:hAnsi="Jameel Noori Nastaleeq" w:cs="Jameel Noori Nastaleeq" w:hint="cs"/>
+                <w:sz w:val="22"/>
+                <w:szCs w:val="22"/>
+                <w:rtl/>
               </w:rPr>
               <w:t>{{a4_materials}}</w:t>
             </w:r>
@@ -1231,8 +1436,10 @@
             </w:pPr>
             <w:r>
               <w:rPr>
-                <w:rFonts w:ascii="Jameel Noori Nastaleeq" w:hAnsi="Jameel Noori Nastaleeq"/>
-                <w:sz w:val="22"/>
+                <w:rFonts w:ascii="Jameel Noori Nastaleeq" w:hAnsi="Jameel Noori Nastaleeq" w:cs="Jameel Noori Nastaleeq" w:hint="cs"/>
+                <w:sz w:val="22"/>
+                <w:szCs w:val="22"/>
+                <w:rtl/>
               </w:rPr>
               <w:t>{{a4_assessment}}</w:t>
             </w:r>
@@ -1253,8 +1460,10 @@
             </w:pPr>
             <w:r>
               <w:rPr>
-                <w:rFonts w:ascii="Jameel Noori Nastaleeq" w:hAnsi="Jameel Noori Nastaleeq"/>
-                <w:sz w:val="22"/>
+                <w:rFonts w:ascii="Jameel Noori Nastaleeq" w:hAnsi="Jameel Noori Nastaleeq" w:cs="Jameel Noori Nastaleeq" w:hint="cs"/>
+                <w:sz w:val="22"/>
+                <w:szCs w:val="22"/>
+                <w:rtl/>
               </w:rPr>
               <w:t>{{a4_student}}</w:t>
             </w:r>
@@ -1275,8 +1484,10 @@
             </w:pPr>
             <w:r>
               <w:rPr>
-                <w:rFonts w:ascii="Jameel Noori Nastaleeq" w:hAnsi="Jameel Noori Nastaleeq"/>
-                <w:sz w:val="22"/>
+                <w:rFonts w:ascii="Jameel Noori Nastaleeq" w:hAnsi="Jameel Noori Nastaleeq" w:cs="Jameel Noori Nastaleeq" w:hint="cs"/>
+                <w:sz w:val="22"/>
+                <w:szCs w:val="22"/>
+                <w:rtl/>
               </w:rPr>
               <w:t>{{a4_teacher}}</w:t>
             </w:r>
@@ -1303,8 +1514,11 @@
             </w:pPr>
             <w:r>
               <w:rPr>
-                <w:rFonts w:ascii="Jameel Noori Nastaleeq" w:hAnsi="Jameel Noori Nastaleeq"/>
-                <w:sz w:val="22"/>
+                <w:rFonts w:ascii="Jameel Noori Nastaleeq" w:hAnsi="Jameel Noori Nastaleeq" w:cs="Jameel Noori Nastaleeq" w:hint="cs"/>
+                <w:sz w:val="22"/>
+                <w:szCs w:val="22"/>
+                <w:rtl/>
+                <w:lang w:bidi="ur-PK"/>
               </w:rPr>
               <w:t>{{a5_time}}</w:t>
             </w:r>
@@ -1326,8 +1540,10 @@
             </w:pPr>
             <w:r>
               <w:rPr>
-                <w:rFonts w:ascii="Jameel Noori Nastaleeq" w:hAnsi="Jameel Noori Nastaleeq"/>
-                <w:sz w:val="22"/>
+                <w:rFonts w:ascii="Jameel Noori Nastaleeq" w:hAnsi="Jameel Noori Nastaleeq" w:cs="Jameel Noori Nastaleeq" w:hint="cs"/>
+                <w:sz w:val="22"/>
+                <w:szCs w:val="22"/>
+                <w:rtl/>
               </w:rPr>
               <w:t>{{a5_materials}}</w:t>
             </w:r>
@@ -1349,8 +1565,10 @@
             </w:pPr>
             <w:r>
               <w:rPr>
-                <w:rFonts w:ascii="Jameel Noori Nastaleeq" w:hAnsi="Jameel Noori Nastaleeq"/>
-                <w:sz w:val="22"/>
+                <w:rFonts w:ascii="Jameel Noori Nastaleeq" w:hAnsi="Jameel Noori Nastaleeq" w:cs="Jameel Noori Nastaleeq" w:hint="cs"/>
+                <w:sz w:val="22"/>
+                <w:szCs w:val="22"/>
+                <w:rtl/>
               </w:rPr>
               <w:t>{{a5_assessment}}</w:t>
             </w:r>
@@ -1371,8 +1589,10 @@
             </w:pPr>
             <w:r>
               <w:rPr>
-                <w:rFonts w:ascii="Jameel Noori Nastaleeq" w:hAnsi="Jameel Noori Nastaleeq"/>
-                <w:sz w:val="22"/>
+                <w:rFonts w:ascii="Jameel Noori Nastaleeq" w:hAnsi="Jameel Noori Nastaleeq" w:cs="Jameel Noori Nastaleeq" w:hint="cs"/>
+                <w:sz w:val="22"/>
+                <w:szCs w:val="22"/>
+                <w:rtl/>
               </w:rPr>
               <w:t>{{a5_student}}</w:t>
             </w:r>
@@ -1393,8 +1613,10 @@
             </w:pPr>
             <w:r>
               <w:rPr>
-                <w:rFonts w:ascii="Jameel Noori Nastaleeq" w:hAnsi="Jameel Noori Nastaleeq"/>
-                <w:sz w:val="22"/>
+                <w:rFonts w:ascii="Jameel Noori Nastaleeq" w:hAnsi="Jameel Noori Nastaleeq" w:cs="Jameel Noori Nastaleeq" w:hint="cs"/>
+                <w:sz w:val="22"/>
+                <w:szCs w:val="22"/>
+                <w:rtl/>
               </w:rPr>
               <w:t>{{a5_teacher}}</w:t>
             </w:r>
@@ -1421,8 +1643,11 @@
             </w:pPr>
             <w:r>
               <w:rPr>
-                <w:rFonts w:ascii="Jameel Noori Nastaleeq" w:hAnsi="Jameel Noori Nastaleeq"/>
-                <w:sz w:val="22"/>
+                <w:rFonts w:ascii="Jameel Noori Nastaleeq" w:hAnsi="Jameel Noori Nastaleeq" w:cs="Jameel Noori Nastaleeq" w:hint="cs"/>
+                <w:sz w:val="22"/>
+                <w:szCs w:val="22"/>
+                <w:rtl/>
+                <w:lang w:bidi="ur-PK"/>
               </w:rPr>
               <w:t>{{a6_time}}</w:t>
             </w:r>
@@ -1444,8 +1669,10 @@
             </w:pPr>
             <w:r>
               <w:rPr>
-                <w:rFonts w:ascii="Jameel Noori Nastaleeq" w:hAnsi="Jameel Noori Nastaleeq"/>
-                <w:sz w:val="22"/>
+                <w:rFonts w:ascii="Jameel Noori Nastaleeq" w:hAnsi="Jameel Noori Nastaleeq" w:cs="Jameel Noori Nastaleeq" w:hint="cs"/>
+                <w:sz w:val="22"/>
+                <w:szCs w:val="22"/>
+                <w:rtl/>
               </w:rPr>
               <w:t>{{a6_materials}}</w:t>
             </w:r>
@@ -1467,8 +1694,10 @@
             </w:pPr>
             <w:r>
               <w:rPr>
-                <w:rFonts w:ascii="Jameel Noori Nastaleeq" w:hAnsi="Jameel Noori Nastaleeq"/>
-                <w:sz w:val="22"/>
+                <w:rFonts w:ascii="Jameel Noori Nastaleeq" w:hAnsi="Jameel Noori Nastaleeq" w:cs="Jameel Noori Nastaleeq" w:hint="cs"/>
+                <w:sz w:val="22"/>
+                <w:szCs w:val="22"/>
+                <w:rtl/>
               </w:rPr>
               <w:t>{{a6_assessment}}</w:t>
             </w:r>
@@ -1489,8 +1718,10 @@
             </w:pPr>
             <w:r>
               <w:rPr>
-                <w:rFonts w:ascii="Jameel Noori Nastaleeq" w:hAnsi="Jameel Noori Nastaleeq"/>
-                <w:sz w:val="22"/>
+                <w:rFonts w:ascii="Jameel Noori Nastaleeq" w:hAnsi="Jameel Noori Nastaleeq" w:cs="Jameel Noori Nastaleeq" w:hint="cs"/>
+                <w:sz w:val="22"/>
+                <w:szCs w:val="22"/>
+                <w:rtl/>
               </w:rPr>
               <w:t>{{a6_student}}</w:t>
             </w:r>
@@ -1511,8 +1742,10 @@
             </w:pPr>
             <w:r>
               <w:rPr>
-                <w:rFonts w:ascii="Jameel Noori Nastaleeq" w:hAnsi="Jameel Noori Nastaleeq"/>
-                <w:sz w:val="22"/>
+                <w:rFonts w:ascii="Jameel Noori Nastaleeq" w:hAnsi="Jameel Noori Nastaleeq" w:cs="Jameel Noori Nastaleeq" w:hint="cs"/>
+                <w:sz w:val="22"/>
+                <w:szCs w:val="22"/>
+                <w:rtl/>
               </w:rPr>
               <w:t>{{a6_teacher}}</w:t>
             </w:r>
@@ -1539,8 +1772,11 @@
             </w:pPr>
             <w:r>
               <w:rPr>
-                <w:rFonts w:ascii="Jameel Noori Nastaleeq" w:hAnsi="Jameel Noori Nastaleeq"/>
-                <w:sz w:val="22"/>
+                <w:rFonts w:ascii="Jameel Noori Nastaleeq" w:hAnsi="Jameel Noori Nastaleeq" w:cs="Jameel Noori Nastaleeq" w:hint="cs"/>
+                <w:sz w:val="22"/>
+                <w:szCs w:val="22"/>
+                <w:rtl/>
+                <w:lang w:bidi="ur-PK"/>
               </w:rPr>
               <w:t>{{a7_time}}</w:t>
             </w:r>
@@ -1562,8 +1798,10 @@
             </w:pPr>
             <w:r>
               <w:rPr>
-                <w:rFonts w:ascii="Jameel Noori Nastaleeq" w:hAnsi="Jameel Noori Nastaleeq"/>
-                <w:sz w:val="22"/>
+                <w:rFonts w:ascii="Jameel Noori Nastaleeq" w:hAnsi="Jameel Noori Nastaleeq" w:cs="Jameel Noori Nastaleeq" w:hint="cs"/>
+                <w:sz w:val="22"/>
+                <w:szCs w:val="22"/>
+                <w:rtl/>
               </w:rPr>
               <w:t>{{a7_materials}}</w:t>
             </w:r>
@@ -1585,8 +1823,10 @@
             </w:pPr>
             <w:r>
               <w:rPr>
-                <w:rFonts w:ascii="Jameel Noori Nastaleeq" w:hAnsi="Jameel Noori Nastaleeq"/>
-                <w:sz w:val="22"/>
+                <w:rFonts w:ascii="Jameel Noori Nastaleeq" w:hAnsi="Jameel Noori Nastaleeq" w:cs="Jameel Noori Nastaleeq" w:hint="cs"/>
+                <w:sz w:val="22"/>
+                <w:szCs w:val="22"/>
+                <w:rtl/>
               </w:rPr>
               <w:t>{{a7_assessment}}</w:t>
             </w:r>
@@ -1607,8 +1847,10 @@
             </w:pPr>
             <w:r>
               <w:rPr>
-                <w:rFonts w:ascii="Jameel Noori Nastaleeq" w:hAnsi="Jameel Noori Nastaleeq"/>
-                <w:sz w:val="22"/>
+                <w:rFonts w:ascii="Jameel Noori Nastaleeq" w:hAnsi="Jameel Noori Nastaleeq" w:cs="Jameel Noori Nastaleeq" w:hint="cs"/>
+                <w:sz w:val="22"/>
+                <w:szCs w:val="22"/>
+                <w:rtl/>
               </w:rPr>
               <w:t>{{a7_student}}</w:t>
             </w:r>
@@ -1629,8 +1871,10 @@
             </w:pPr>
             <w:r>
               <w:rPr>
-                <w:rFonts w:ascii="Jameel Noori Nastaleeq" w:hAnsi="Jameel Noori Nastaleeq"/>
-                <w:sz w:val="22"/>
+                <w:rFonts w:ascii="Jameel Noori Nastaleeq" w:hAnsi="Jameel Noori Nastaleeq" w:cs="Jameel Noori Nastaleeq" w:hint="cs"/>
+                <w:sz w:val="22"/>
+                <w:szCs w:val="22"/>
+                <w:rtl/>
               </w:rPr>
               <w:t>{{a7_teacher}}</w:t>
             </w:r>
@@ -1657,8 +1901,11 @@
             </w:pPr>
             <w:r>
               <w:rPr>
-                <w:rFonts w:ascii="Jameel Noori Nastaleeq" w:hAnsi="Jameel Noori Nastaleeq"/>
-                <w:sz w:val="22"/>
+                <w:rFonts w:ascii="Jameel Noori Nastaleeq" w:hAnsi="Jameel Noori Nastaleeq" w:cs="Jameel Noori Nastaleeq" w:hint="cs"/>
+                <w:sz w:val="22"/>
+                <w:szCs w:val="22"/>
+                <w:rtl/>
+                <w:lang w:bidi="ur-PK"/>
               </w:rPr>
               <w:t>{{a8_time}}</w:t>
             </w:r>
@@ -1680,8 +1927,10 @@
             </w:pPr>
             <w:r>
               <w:rPr>
-                <w:rFonts w:ascii="Jameel Noori Nastaleeq" w:hAnsi="Jameel Noori Nastaleeq"/>
-                <w:sz w:val="22"/>
+                <w:rFonts w:ascii="Jameel Noori Nastaleeq" w:hAnsi="Jameel Noori Nastaleeq" w:cs="Jameel Noori Nastaleeq" w:hint="cs"/>
+                <w:sz w:val="22"/>
+                <w:szCs w:val="22"/>
+                <w:rtl/>
               </w:rPr>
               <w:t>{{a8_materials}}</w:t>
             </w:r>
@@ -1703,8 +1952,10 @@
             </w:pPr>
             <w:r>
               <w:rPr>
-                <w:rFonts w:ascii="Jameel Noori Nastaleeq" w:hAnsi="Jameel Noori Nastaleeq"/>
-                <w:sz w:val="22"/>
+                <w:rFonts w:ascii="Jameel Noori Nastaleeq" w:hAnsi="Jameel Noori Nastaleeq" w:cs="Jameel Noori Nastaleeq" w:hint="cs"/>
+                <w:sz w:val="22"/>
+                <w:szCs w:val="22"/>
+                <w:rtl/>
               </w:rPr>
               <w:t>{{a8_assessment}}</w:t>
             </w:r>
@@ -1725,8 +1976,10 @@
             </w:pPr>
             <w:r>
               <w:rPr>
-                <w:rFonts w:ascii="Jameel Noori Nastaleeq" w:hAnsi="Jameel Noori Nastaleeq"/>
-                <w:sz w:val="22"/>
+                <w:rFonts w:ascii="Jameel Noori Nastaleeq" w:hAnsi="Jameel Noori Nastaleeq" w:cs="Jameel Noori Nastaleeq" w:hint="cs"/>
+                <w:sz w:val="22"/>
+                <w:szCs w:val="22"/>
+                <w:rtl/>
               </w:rPr>
               <w:t>{{a8_student}}</w:t>
             </w:r>
@@ -1747,8 +2000,10 @@
             </w:pPr>
             <w:r>
               <w:rPr>
-                <w:rFonts w:ascii="Jameel Noori Nastaleeq" w:hAnsi="Jameel Noori Nastaleeq"/>
-                <w:sz w:val="22"/>
+                <w:rFonts w:ascii="Jameel Noori Nastaleeq" w:hAnsi="Jameel Noori Nastaleeq" w:cs="Jameel Noori Nastaleeq" w:hint="cs"/>
+                <w:sz w:val="22"/>
+                <w:szCs w:val="22"/>
+                <w:rtl/>
               </w:rPr>
               <w:t>{{a8_teacher}}</w:t>
             </w:r>
@@ -1770,8 +2025,10 @@
       </w:pPr>
       <w:r>
         <w:rPr>
-          <w:rFonts w:ascii="Jameel Noori Nastaleeq" w:hAnsi="Jameel Noori Nastaleeq"/>
+          <w:rFonts w:ascii="Jameel Noori Nastaleeq" w:hAnsi="Jameel Noori Nastaleeq" w:cs="Jameel Noori Nastaleeq"/>
           <w:sz w:val="28"/>
+          <w:szCs w:val="28"/>
+          <w:rtl/>
         </w:rPr>
         <w:t xml:space="preserve">{{review_heading}}: </w:t>
       </w:r>
@@ -1816,8 +2073,10 @@
             <w:bookmarkEnd w:id="0"/>
             <w:r>
               <w:rPr>
-                <w:rFonts w:ascii="Jameel Noori Nastaleeq" w:hAnsi="Jameel Noori Nastaleeq"/>
+                <w:rFonts w:ascii="Jameel Noori Nastaleeq" w:hAnsi="Jameel Noori Nastaleeq" w:cs="Jameel Noori Nastaleeq" w:hint="cs"/>
                 <w:sz w:val="36"/>
+                <w:szCs w:val="36"/>
+                <w:rtl/>
               </w:rPr>
               <w:t>{{review_body}}</w:t>
             </w:r>

--- a/templates/lesson_plan_template.docx
+++ b/templates/lesson_plan_template.docx
@@ -1,6 +1,6 @@
 
 <file path=word/document.xml><?xml version="1.0" encoding="utf-8"?>
-<w:document xmlns:wpc="http://schemas.microsoft.com/office/word/2010/wordprocessingCanvas" xmlns:cx="http://schemas.microsoft.com/office/drawing/2014/chartex" xmlns:mc="http://schemas.openxmlformats.org/markup-compatibility/2006" xmlns:o="urn:schemas-microsoft-com:office:office" xmlns:r="http://schemas.openxmlformats.org/officeDocument/2006/relationships" xmlns:m="http://schemas.openxmlformats.org/officeDocument/2006/math" xmlns:v="urn:schemas-microsoft-com:vml" xmlns:wp14="http://schemas.microsoft.com/office/word/2010/wordprocessingDrawing" xmlns:wp="http://schemas.openxmlformats.org/drawingml/2006/wordprocessingDrawing" xmlns:w10="urn:schemas-microsoft-com:office:word" xmlns:w="http://schemas.openxmlformats.org/wordprocessingml/2006/main" xmlns:w14="http://schemas.microsoft.com/office/word/2010/wordml" xmlns:w15="http://schemas.microsoft.com/office/word/2012/wordml" xmlns:w16se="http://schemas.microsoft.com/office/word/2015/wordml/symex" xmlns:wpg="http://schemas.microsoft.com/office/word/2010/wordprocessingGroup" xmlns:wpi="http://schemas.microsoft.com/office/word/2010/wordprocessingInk" xmlns:wne="http://schemas.microsoft.com/office/word/2006/wordml" xmlns:wps="http://schemas.microsoft.com/office/word/2010/wordprocessingShape" mc:Ignorable="w14 w15 w16se wp14">
+<w:document xmlns:wpc="http://schemas.microsoft.com/office/word/2010/wordprocessingCanvas" xmlns:cx="http://schemas.microsoft.com/office/drawing/2014/chartex" xmlns:cx1="http://schemas.microsoft.com/office/drawing/2015/9/8/chartex" xmlns:cx2="http://schemas.microsoft.com/office/drawing/2015/10/21/chartex" xmlns:cx3="http://schemas.microsoft.com/office/drawing/2016/5/9/chartex" xmlns:cx4="http://schemas.microsoft.com/office/drawing/2016/5/10/chartex" xmlns:cx5="http://schemas.microsoft.com/office/drawing/2016/5/11/chartex" xmlns:cx6="http://schemas.microsoft.com/office/drawing/2016/5/12/chartex" xmlns:cx7="http://schemas.microsoft.com/office/drawing/2016/5/13/chartex" xmlns:cx8="http://schemas.microsoft.com/office/drawing/2016/5/14/chartex" xmlns:mc="http://schemas.openxmlformats.org/markup-compatibility/2006" xmlns:aink="http://schemas.microsoft.com/office/drawing/2016/ink" xmlns:am3d="http://schemas.microsoft.com/office/drawing/2017/model3d" xmlns:o="urn:schemas-microsoft-com:office:office" xmlns:oel="http://schemas.microsoft.com/office/2019/extlst" xmlns:r="http://schemas.openxmlformats.org/officeDocument/2006/relationships" xmlns:m="http://schemas.openxmlformats.org/officeDocument/2006/math" xmlns:v="urn:schemas-microsoft-com:vml" xmlns:wp14="http://schemas.microsoft.com/office/word/2010/wordprocessingDrawing" xmlns:wp="http://schemas.openxmlformats.org/drawingml/2006/wordprocessingDrawing" xmlns:w10="urn:schemas-microsoft-com:office:word" xmlns:w="http://schemas.openxmlformats.org/wordprocessingml/2006/main" xmlns:w14="http://schemas.microsoft.com/office/word/2010/wordml" xmlns:w15="http://schemas.microsoft.com/office/word/2012/wordml" xmlns:w16cex="http://schemas.microsoft.com/office/word/2018/wordml/cex" xmlns:w16cid="http://schemas.microsoft.com/office/word/2016/wordml/cid" xmlns:w16="http://schemas.microsoft.com/office/word/2018/wordml" xmlns:w16du="http://schemas.microsoft.com/office/word/2023/wordml/word16du" xmlns:w16sdtdh="http://schemas.microsoft.com/office/word/2020/wordml/sdtdatahash" xmlns:w16sdtfl="http://schemas.microsoft.com/office/word/2024/wordml/sdtformatlock" xmlns:w16se="http://schemas.microsoft.com/office/word/2015/wordml/symex" xmlns:wpg="http://schemas.microsoft.com/office/word/2010/wordprocessingGroup" xmlns:wpi="http://schemas.microsoft.com/office/word/2010/wordprocessingInk" xmlns:wne="http://schemas.microsoft.com/office/word/2006/wordml" xmlns:wps="http://schemas.microsoft.com/office/word/2010/wordprocessingShape" mc:Ignorable="w14 w15 w16se w16cid w16 w16cex w16sdtdh w16sdtfl w16du wp14">
   <w:body>
     <w:p>
       <w:pPr>
@@ -12,16 +12,15 @@
           <w:rFonts w:ascii="Jameel Noori Nastaleeq" w:hAnsi="Jameel Noori Nastaleeq" w:cs="Jameel Noori Nastaleeq"/>
           <w:sz w:val="28"/>
           <w:szCs w:val="28"/>
+          <w:lang/>
         </w:rPr>
       </w:pPr>
       <w:r>
         <w:rPr>
           <w:rFonts w:ascii="Jameel Noori Nastaleeq" w:hAnsi="Jameel Noori Nastaleeq" w:cs="Jameel Noori Nastaleeq" w:hint="cs"/>
-          <w:noProof/>
           <w:sz w:val="28"/>
           <w:szCs w:val="28"/>
           <w:rtl/>
-          <w:lang w:val="en-US"/>
         </w:rPr>
         <w:drawing>
           <wp:anchor distT="0" distB="0" distL="114300" distR="114300" simplePos="0" relativeHeight="251659264" behindDoc="0" locked="0" layoutInCell="1" allowOverlap="1" wp14:anchorId="3AE00EED" wp14:editId="657821D7">
@@ -108,10 +107,8 @@
       <w:r>
         <w:rPr>
           <w:rFonts w:ascii="Jameel Noori Nastaleeq" w:hAnsi="Jameel Noori Nastaleeq" w:cs="Jameel Noori Nastaleeq"/>
-          <w:bCs/>
           <w:sz w:val="36"/>
           <w:szCs w:val="36"/>
-          <w:rtl/>
         </w:rPr>
         <w:t>{{plan_title}}</w:t>
       </w:r>
@@ -155,35 +152,36 @@
                 <w:rFonts w:ascii="Jameel Noori Nastaleeq" w:hAnsi="Jameel Noori Nastaleeq" w:cs="Jameel Noori Nastaleeq"/>
                 <w:sz w:val="28"/>
                 <w:szCs w:val="28"/>
-                <w:rtl/>
-              </w:rPr>
-            </w:pPr>
-            <w:r>
-              <w:rPr>
-                <w:rFonts w:ascii="Jameel Noori Nastaleeq" w:hAnsi="Jameel Noori Nastaleeq" w:cs="Jameel Noori Nastaleeq" w:hint="cs"/>
-                <w:sz w:val="28"/>
-                <w:szCs w:val="28"/>
-                <w:rtl/>
+              </w:rPr>
+            </w:pPr>
+            <w:r>
+              <w:rPr>
+                <w:rFonts w:ascii="Jameel Noori Nastaleeq" w:hAnsi="Jameel Noori Nastaleeq" w:cs="Jameel Noori Nastaleeq"/>
+                <w:sz w:val="28"/>
+                <w:szCs w:val="28"/>
               </w:rPr>
               <w:t>{{subject_header}}</w:t>
             </w:r>
           </w:p>
-          <w:p>
-            <w:pPr>
-              <w:jc w:val="right"/>
-              <w:rPr>
-                <w:rFonts w:ascii="Jameel Noori Nastaleeq" w:hAnsi="Jameel Noori Nastaleeq" w:cs="Jameel Noori Nastaleeq"/>
-                <w:sz w:val="28"/>
-                <w:szCs w:val="28"/>
-                <w:rtl/>
-              </w:rPr>
-            </w:pPr>
-            <w:r>
-              <w:rPr>
-                <w:rFonts w:ascii="Jameel Noori Nastaleeq" w:hAnsi="Jameel Noori Nastaleeq" w:cs="Jameel Noori Nastaleeq" w:hint="cs"/>
-                <w:sz w:val="28"/>
-                <w:szCs w:val="28"/>
-                <w:rtl/>
+        </w:tc>
+        <w:tc>
+          <w:tcPr>
+            <w:tcW w:w="4748" w:type="dxa"/>
+          </w:tcPr>
+          <w:p>
+            <w:pPr>
+              <w:jc w:val="right"/>
+              <w:rPr>
+                <w:rFonts w:ascii="Jameel Noori Nastaleeq" w:hAnsi="Jameel Noori Nastaleeq" w:cs="Jameel Noori Nastaleeq"/>
+                <w:sz w:val="22"/>
+                <w:szCs w:val="22"/>
+              </w:rPr>
+            </w:pPr>
+            <w:r>
+              <w:rPr>
+                <w:rFonts w:ascii="Jameel Noori Nastaleeq" w:hAnsi="Jameel Noori Nastaleeq" w:cs="Jameel Noori Nastaleeq"/>
+                <w:sz w:val="22"/>
+                <w:szCs w:val="22"/>
               </w:rPr>
               <w:t>{{lesson_title}}</w:t>
             </w:r>
@@ -193,46 +191,17 @@
               <w:jc w:val="right"/>
               <w:rPr>
                 <w:rFonts w:ascii="Jameel Noori Nastaleeq" w:hAnsi="Jameel Noori Nastaleeq" w:cs="Jameel Noori Nastaleeq"/>
-                <w:sz w:val="28"/>
-                <w:szCs w:val="28"/>
-                <w:rtl/>
-              </w:rPr>
-            </w:pPr>
-            <w:r>
-              <w:rPr>
-                <w:rFonts w:ascii="Jameel Noori Nastaleeq" w:hAnsi="Jameel Noori Nastaleeq" w:cs="Jameel Noori Nastaleeq" w:hint="cs"/>
-                <w:sz w:val="28"/>
-                <w:szCs w:val="28"/>
-                <w:rtl/>
+                <w:sz w:val="22"/>
+                <w:szCs w:val="22"/>
+              </w:rPr>
+            </w:pPr>
+            <w:r>
+              <w:rPr>
+                <w:rFonts w:ascii="Jameel Noori Nastaleeq" w:hAnsi="Jameel Noori Nastaleeq" w:cs="Jameel Noori Nastaleeq"/>
+                <w:sz w:val="22"/>
+                <w:szCs w:val="22"/>
               </w:rPr>
               <w:t>{{sdg}}</w:t>
-            </w:r>
-          </w:p>
-        </w:tc>
-        <w:tc>
-          <w:tcPr>
-            <w:tcW w:w="4748" w:type="dxa"/>
-          </w:tcPr>
-          <w:p>
-            <w:pPr>
-              <w:jc w:val="right"/>
-              <w:rPr>
-                <w:rFonts w:ascii="Jameel Noori Nastaleeq" w:hAnsi="Jameel Noori Nastaleeq" w:cs="Jameel Noori Nastaleeq"/>
-                <w:sz w:val="22"/>
-                <w:szCs w:val="22"/>
-                <w:rtl/>
-                <w:lang w:bidi="ur-PK"/>
-              </w:rPr>
-            </w:pPr>
-            <w:r>
-              <w:rPr>
-                <w:rFonts w:ascii="Jameel Noori Nastaleeq" w:hAnsi="Jameel Noori Nastaleeq" w:cs="Jameel Noori Nastaleeq" w:hint="cs"/>
-                <w:sz w:val="22"/>
-                <w:szCs w:val="22"/>
-                <w:rtl/>
-                <w:lang w:bidi="ur-PK"/>
-              </w:rPr>
-              <w:t>{{date}}</w:t>
             </w:r>
           </w:p>
         </w:tc>
@@ -255,7 +224,6 @@
                 <w:rFonts w:ascii="Jameel Noori Nastaleeq" w:hAnsi="Jameel Noori Nastaleeq" w:cs="Jameel Noori Nastaleeq"/>
                 <w:sz w:val="28"/>
                 <w:szCs w:val="28"/>
-                <w:rtl/>
               </w:rPr>
               <w:t>{{date_label}}</w:t>
             </w:r>
@@ -276,12 +244,11 @@
             </w:pPr>
             <w:r>
               <w:rPr>
-                <w:rFonts w:ascii="Jameel Noori Nastaleeq" w:hAnsi="Jameel Noori Nastaleeq" w:cs="Jameel Noori Nastaleeq" w:hint="cs"/>
-                <w:sz w:val="22"/>
-                <w:szCs w:val="22"/>
-                <w:rtl/>
-              </w:rPr>
-              <w:t>{{class_value}}</w:t>
+                <w:rFonts w:ascii="Jameel Noori Nastaleeq" w:hAnsi="Jameel Noori Nastaleeq" w:cs="Jameel Noori Nastaleeq"/>
+                <w:sz w:val="22"/>
+                <w:szCs w:val="22"/>
+              </w:rPr>
+              <w:t>{{date}}</w:t>
             </w:r>
           </w:p>
         </w:tc>
@@ -304,7 +271,6 @@
                 <w:rFonts w:ascii="Jameel Noori Nastaleeq" w:hAnsi="Jameel Noori Nastaleeq" w:cs="Jameel Noori Nastaleeq"/>
                 <w:sz w:val="28"/>
                 <w:szCs w:val="28"/>
-                <w:rtl/>
               </w:rPr>
               <w:t>{{class_label}}</w:t>
             </w:r>
@@ -325,10 +291,27 @@
             </w:pPr>
             <w:r>
               <w:rPr>
-                <w:rFonts w:ascii="Jameel Noori Nastaleeq" w:hAnsi="Jameel Noori Nastaleeq" w:cs="Jameel Noori Nastaleeq" w:hint="cs"/>
-                <w:sz w:val="22"/>
-                <w:szCs w:val="22"/>
-                <w:rtl/>
+                <w:rFonts w:ascii="Jameel Noori Nastaleeq" w:hAnsi="Jameel Noori Nastaleeq" w:cs="Jameel Noori Nastaleeq"/>
+                <w:sz w:val="22"/>
+                <w:szCs w:val="22"/>
+              </w:rPr>
+              <w:t>{{class_value}}</w:t>
+            </w:r>
+          </w:p>
+          <w:p>
+            <w:pPr>
+              <w:jc w:val="right"/>
+              <w:rPr>
+                <w:rFonts w:ascii="Jameel Noori Nastaleeq" w:hAnsi="Jameel Noori Nastaleeq" w:cs="Jameel Noori Nastaleeq"/>
+                <w:sz w:val="22"/>
+                <w:szCs w:val="22"/>
+              </w:rPr>
+            </w:pPr>
+            <w:r>
+              <w:rPr>
+                <w:rFonts w:ascii="Jameel Noori Nastaleeq" w:hAnsi="Jameel Noori Nastaleeq" w:cs="Jameel Noori Nastaleeq"/>
+                <w:sz w:val="22"/>
+                <w:szCs w:val="22"/>
               </w:rPr>
               <w:t>{{week}}</w:t>
             </w:r>
@@ -383,12 +366,13 @@
                 <w:szCs w:val="28"/>
               </w:rPr>
             </w:pPr>
-            <w:r>
-              <w:rPr>
-                <w:rFonts w:ascii="Jameel Noori Nastaleeq" w:hAnsi="Jameel Noori Nastaleeq" w:cs="Jameel Noori Nastaleeq"/>
-                <w:sz w:val="28"/>
-                <w:szCs w:val="28"/>
-                <w:rtl/>
+            <w:proofErr w:type="spellStart"/>
+            <w:proofErr w:type="spellEnd"/>
+            <w:r>
+              <w:rPr>
+                <w:rFonts w:ascii="Jameel Noori Nastaleeq" w:hAnsi="Jameel Noori Nastaleeq" w:cs="Jameel Noori Nastaleeq"/>
+                <w:sz w:val="28"/>
+                <w:szCs w:val="28"/>
               </w:rPr>
               <w:t>{{club_period}}</w:t>
             </w:r>
@@ -431,18 +415,16 @@
             <w:pPr>
               <w:jc w:val="right"/>
               <w:rPr>
-                <w:rFonts w:ascii="Jameel Noori Nastaleeq" w:hAnsi="Jameel Noori Nastaleeq" w:cs="Jameel Noori Nastaleeq" w:hint="cs"/>
-                <w:sz w:val="28"/>
-                <w:szCs w:val="28"/>
-                <w:rtl/>
-              </w:rPr>
-            </w:pPr>
-            <w:r>
-              <w:rPr>
-                <w:rFonts w:ascii="Jameel Noori Nastaleeq" w:hAnsi="Jameel Noori Nastaleeq" w:cs="Jameel Noori Nastaleeq" w:hint="cs"/>
-                <w:sz w:val="28"/>
-                <w:szCs w:val="28"/>
-                <w:rtl/>
+                <w:rFonts w:ascii="Jameel Noori Nastaleeq" w:hAnsi="Jameel Noori Nastaleeq" w:cs="Jameel Noori Nastaleeq"/>
+                <w:sz w:val="28"/>
+                <w:szCs w:val="28"/>
+              </w:rPr>
+            </w:pPr>
+            <w:r>
+              <w:rPr>
+                <w:rFonts w:ascii="Jameel Noori Nastaleeq" w:hAnsi="Jameel Noori Nastaleeq" w:cs="Jameel Noori Nastaleeq"/>
+                <w:sz w:val="28"/>
+                <w:szCs w:val="28"/>
               </w:rPr>
               <w:t>{{success_1}}</w:t>
             </w:r>
@@ -451,18 +433,16 @@
             <w:pPr>
               <w:jc w:val="right"/>
               <w:rPr>
-                <w:rFonts w:ascii="Jameel Noori Nastaleeq" w:hAnsi="Jameel Noori Nastaleeq" w:cs="Jameel Noori Nastaleeq" w:hint="cs"/>
-                <w:sz w:val="28"/>
-                <w:szCs w:val="28"/>
-                <w:rtl/>
-              </w:rPr>
-            </w:pPr>
-            <w:r>
-              <w:rPr>
-                <w:rFonts w:ascii="Jameel Noori Nastaleeq" w:hAnsi="Jameel Noori Nastaleeq" w:cs="Jameel Noori Nastaleeq" w:hint="cs"/>
-                <w:sz w:val="28"/>
-                <w:szCs w:val="28"/>
-                <w:rtl/>
+                <w:rFonts w:ascii="Jameel Noori Nastaleeq" w:hAnsi="Jameel Noori Nastaleeq" w:cs="Jameel Noori Nastaleeq"/>
+                <w:sz w:val="28"/>
+                <w:szCs w:val="28"/>
+              </w:rPr>
+            </w:pPr>
+            <w:r>
+              <w:rPr>
+                <w:rFonts w:ascii="Jameel Noori Nastaleeq" w:hAnsi="Jameel Noori Nastaleeq" w:cs="Jameel Noori Nastaleeq"/>
+                <w:sz w:val="28"/>
+                <w:szCs w:val="28"/>
               </w:rPr>
               <w:t>{{success_2}}</w:t>
             </w:r>
@@ -471,18 +451,16 @@
             <w:pPr>
               <w:jc w:val="right"/>
               <w:rPr>
-                <w:rFonts w:ascii="Jameel Noori Nastaleeq" w:hAnsi="Jameel Noori Nastaleeq" w:cs="Jameel Noori Nastaleeq" w:hint="cs"/>
-                <w:sz w:val="28"/>
-                <w:szCs w:val="28"/>
-                <w:rtl/>
-              </w:rPr>
-            </w:pPr>
-            <w:r>
-              <w:rPr>
-                <w:rFonts w:ascii="Jameel Noori Nastaleeq" w:hAnsi="Jameel Noori Nastaleeq" w:cs="Jameel Noori Nastaleeq" w:hint="cs"/>
-                <w:sz w:val="28"/>
-                <w:szCs w:val="28"/>
-                <w:rtl/>
+                <w:rFonts w:ascii="Jameel Noori Nastaleeq" w:hAnsi="Jameel Noori Nastaleeq" w:cs="Jameel Noori Nastaleeq"/>
+                <w:sz w:val="28"/>
+                <w:szCs w:val="28"/>
+              </w:rPr>
+            </w:pPr>
+            <w:r>
+              <w:rPr>
+                <w:rFonts w:ascii="Jameel Noori Nastaleeq" w:hAnsi="Jameel Noori Nastaleeq" w:cs="Jameel Noori Nastaleeq"/>
+                <w:sz w:val="28"/>
+                <w:szCs w:val="28"/>
               </w:rPr>
               <w:t>{{success_3}}</w:t>
             </w:r>
@@ -491,18 +469,16 @@
             <w:pPr>
               <w:jc w:val="right"/>
               <w:rPr>
-                <w:rFonts w:ascii="Jameel Noori Nastaleeq" w:hAnsi="Jameel Noori Nastaleeq" w:cs="Jameel Noori Nastaleeq" w:hint="cs"/>
-                <w:sz w:val="28"/>
-                <w:szCs w:val="28"/>
-                <w:rtl/>
-              </w:rPr>
-            </w:pPr>
-            <w:r>
-              <w:rPr>
-                <w:rFonts w:ascii="Jameel Noori Nastaleeq" w:hAnsi="Jameel Noori Nastaleeq" w:cs="Jameel Noori Nastaleeq" w:hint="cs"/>
-                <w:sz w:val="28"/>
-                <w:szCs w:val="28"/>
-                <w:rtl/>
+                <w:rFonts w:ascii="Jameel Noori Nastaleeq" w:hAnsi="Jameel Noori Nastaleeq" w:cs="Jameel Noori Nastaleeq"/>
+                <w:sz w:val="28"/>
+                <w:szCs w:val="28"/>
+              </w:rPr>
+            </w:pPr>
+            <w:r>
+              <w:rPr>
+                <w:rFonts w:ascii="Jameel Noori Nastaleeq" w:hAnsi="Jameel Noori Nastaleeq" w:cs="Jameel Noori Nastaleeq"/>
+                <w:sz w:val="28"/>
+                <w:szCs w:val="28"/>
               </w:rPr>
               <w:t>{{success_4}}</w:t>
             </w:r>
@@ -511,18 +487,16 @@
             <w:pPr>
               <w:jc w:val="right"/>
               <w:rPr>
-                <w:rFonts w:ascii="Jameel Noori Nastaleeq" w:hAnsi="Jameel Noori Nastaleeq" w:cs="Jameel Noori Nastaleeq" w:hint="cs"/>
-                <w:sz w:val="28"/>
-                <w:szCs w:val="28"/>
-                <w:rtl/>
-              </w:rPr>
-            </w:pPr>
-            <w:r>
-              <w:rPr>
-                <w:rFonts w:ascii="Jameel Noori Nastaleeq" w:hAnsi="Jameel Noori Nastaleeq" w:cs="Jameel Noori Nastaleeq" w:hint="cs"/>
-                <w:sz w:val="28"/>
-                <w:szCs w:val="28"/>
-                <w:rtl/>
+                <w:rFonts w:ascii="Jameel Noori Nastaleeq" w:hAnsi="Jameel Noori Nastaleeq" w:cs="Jameel Noori Nastaleeq"/>
+                <w:sz w:val="28"/>
+                <w:szCs w:val="28"/>
+              </w:rPr>
+            </w:pPr>
+            <w:r>
+              <w:rPr>
+                <w:rFonts w:ascii="Jameel Noori Nastaleeq" w:hAnsi="Jameel Noori Nastaleeq" w:cs="Jameel Noori Nastaleeq"/>
+                <w:sz w:val="28"/>
+                <w:szCs w:val="28"/>
               </w:rPr>
               <w:t>{{success_5}}</w:t>
             </w:r>
@@ -531,18 +505,16 @@
             <w:pPr>
               <w:jc w:val="right"/>
               <w:rPr>
-                <w:rFonts w:ascii="Jameel Noori Nastaleeq" w:hAnsi="Jameel Noori Nastaleeq" w:cs="Jameel Noori Nastaleeq" w:hint="cs"/>
-                <w:sz w:val="28"/>
-                <w:szCs w:val="28"/>
-                <w:rtl/>
-              </w:rPr>
-            </w:pPr>
-            <w:r>
-              <w:rPr>
-                <w:rFonts w:ascii="Jameel Noori Nastaleeq" w:hAnsi="Jameel Noori Nastaleeq" w:cs="Jameel Noori Nastaleeq" w:hint="cs"/>
-                <w:sz w:val="28"/>
-                <w:szCs w:val="28"/>
-                <w:rtl/>
+                <w:rFonts w:ascii="Jameel Noori Nastaleeq" w:hAnsi="Jameel Noori Nastaleeq" w:cs="Jameel Noori Nastaleeq"/>
+                <w:sz w:val="28"/>
+                <w:szCs w:val="28"/>
+              </w:rPr>
+            </w:pPr>
+            <w:r>
+              <w:rPr>
+                <w:rFonts w:ascii="Jameel Noori Nastaleeq" w:hAnsi="Jameel Noori Nastaleeq" w:cs="Jameel Noori Nastaleeq"/>
+                <w:sz w:val="28"/>
+                <w:szCs w:val="28"/>
               </w:rPr>
               <w:t>{{success_6}}</w:t>
             </w:r>
@@ -551,18 +523,16 @@
             <w:pPr>
               <w:jc w:val="right"/>
               <w:rPr>
-                <w:rFonts w:ascii="Jameel Noori Nastaleeq" w:hAnsi="Jameel Noori Nastaleeq" w:cs="Jameel Noori Nastaleeq" w:hint="cs"/>
-                <w:sz w:val="28"/>
-                <w:szCs w:val="28"/>
-                <w:rtl/>
-              </w:rPr>
-            </w:pPr>
-            <w:r>
-              <w:rPr>
-                <w:rFonts w:ascii="Jameel Noori Nastaleeq" w:hAnsi="Jameel Noori Nastaleeq" w:cs="Jameel Noori Nastaleeq" w:hint="cs"/>
-                <w:sz w:val="28"/>
-                <w:szCs w:val="28"/>
-                <w:rtl/>
+                <w:rFonts w:ascii="Jameel Noori Nastaleeq" w:hAnsi="Jameel Noori Nastaleeq" w:cs="Jameel Noori Nastaleeq"/>
+                <w:sz w:val="28"/>
+                <w:szCs w:val="28"/>
+              </w:rPr>
+            </w:pPr>
+            <w:r>
+              <w:rPr>
+                <w:rFonts w:ascii="Jameel Noori Nastaleeq" w:hAnsi="Jameel Noori Nastaleeq" w:cs="Jameel Noori Nastaleeq"/>
+                <w:sz w:val="28"/>
+                <w:szCs w:val="28"/>
               </w:rPr>
               <w:t>{{success_7}}</w:t>
             </w:r>
@@ -571,18 +541,16 @@
             <w:pPr>
               <w:jc w:val="right"/>
               <w:rPr>
-                <w:rFonts w:ascii="Jameel Noori Nastaleeq" w:hAnsi="Jameel Noori Nastaleeq" w:cs="Jameel Noori Nastaleeq" w:hint="cs"/>
-                <w:sz w:val="28"/>
-                <w:szCs w:val="28"/>
-                <w:rtl/>
-              </w:rPr>
-            </w:pPr>
-            <w:r>
-              <w:rPr>
-                <w:rFonts w:ascii="Jameel Noori Nastaleeq" w:hAnsi="Jameel Noori Nastaleeq" w:cs="Jameel Noori Nastaleeq" w:hint="cs"/>
-                <w:sz w:val="28"/>
-                <w:szCs w:val="28"/>
-                <w:rtl/>
+                <w:rFonts w:ascii="Jameel Noori Nastaleeq" w:hAnsi="Jameel Noori Nastaleeq" w:cs="Jameel Noori Nastaleeq"/>
+                <w:sz w:val="28"/>
+                <w:szCs w:val="28"/>
+              </w:rPr>
+            </w:pPr>
+            <w:r>
+              <w:rPr>
+                <w:rFonts w:ascii="Jameel Noori Nastaleeq" w:hAnsi="Jameel Noori Nastaleeq" w:cs="Jameel Noori Nastaleeq"/>
+                <w:sz w:val="28"/>
+                <w:szCs w:val="28"/>
               </w:rPr>
               <w:t>{{success_8}}</w:t>
             </w:r>
@@ -602,12 +570,21 @@
                 <w:szCs w:val="28"/>
               </w:rPr>
             </w:pPr>
-            <w:r>
-              <w:rPr>
-                <w:rFonts w:ascii="Jameel Noori Nastaleeq" w:hAnsi="Jameel Noori Nastaleeq" w:cs="Jameel Noori Nastaleeq"/>
-                <w:sz w:val="28"/>
-                <w:szCs w:val="28"/>
-                <w:rtl/>
+            <w:proofErr w:type="spellStart"/>
+            <w:proofErr w:type="spellEnd"/>
+            <w:proofErr w:type="spellStart"/>
+            <w:proofErr w:type="spellEnd"/>
+            <w:proofErr w:type="spellStart"/>
+            <w:proofErr w:type="spellEnd"/>
+            <w:proofErr w:type="spellStart"/>
+            <w:proofErr w:type="spellEnd"/>
+            <w:proofErr w:type="spellStart"/>
+            <w:proofErr w:type="spellEnd"/>
+            <w:r>
+              <w:rPr>
+                <w:rFonts w:ascii="Jameel Noori Nastaleeq" w:hAnsi="Jameel Noori Nastaleeq" w:cs="Jameel Noori Nastaleeq"/>
+                <w:sz w:val="28"/>
+                <w:szCs w:val="28"/>
               </w:rPr>
               <w:t>{{outcomes_label}}</w:t>
             </w:r>
@@ -622,18 +599,16 @@
             <w:pPr>
               <w:jc w:val="right"/>
               <w:rPr>
-                <w:rFonts w:ascii="Jameel Noori Nastaleeq" w:hAnsi="Jameel Noori Nastaleeq" w:cs="Jameel Noori Nastaleeq" w:hint="cs"/>
-                <w:sz w:val="28"/>
-                <w:szCs w:val="28"/>
-                <w:rtl/>
-              </w:rPr>
-            </w:pPr>
-            <w:r>
-              <w:rPr>
-                <w:rFonts w:ascii="Jameel Noori Nastaleeq" w:hAnsi="Jameel Noori Nastaleeq" w:cs="Jameel Noori Nastaleeq" w:hint="cs"/>
-                <w:sz w:val="28"/>
-                <w:szCs w:val="28"/>
-                <w:rtl/>
+                <w:rFonts w:ascii="Jameel Noori Nastaleeq" w:hAnsi="Jameel Noori Nastaleeq" w:cs="Jameel Noori Nastaleeq"/>
+                <w:sz w:val="28"/>
+                <w:szCs w:val="28"/>
+              </w:rPr>
+            </w:pPr>
+            <w:r>
+              <w:rPr>
+                <w:rFonts w:ascii="Jameel Noori Nastaleeq" w:hAnsi="Jameel Noori Nastaleeq" w:cs="Jameel Noori Nastaleeq"/>
+                <w:sz w:val="28"/>
+                <w:szCs w:val="28"/>
               </w:rPr>
               <w:t>{{outcome_1}}</w:t>
             </w:r>
@@ -642,18 +617,16 @@
             <w:pPr>
               <w:jc w:val="right"/>
               <w:rPr>
-                <w:rFonts w:ascii="Jameel Noori Nastaleeq" w:hAnsi="Jameel Noori Nastaleeq" w:cs="Jameel Noori Nastaleeq" w:hint="cs"/>
-                <w:sz w:val="28"/>
-                <w:szCs w:val="28"/>
-                <w:rtl/>
-              </w:rPr>
-            </w:pPr>
-            <w:r>
-              <w:rPr>
-                <w:rFonts w:ascii="Jameel Noori Nastaleeq" w:hAnsi="Jameel Noori Nastaleeq" w:cs="Jameel Noori Nastaleeq" w:hint="cs"/>
-                <w:sz w:val="28"/>
-                <w:szCs w:val="28"/>
-                <w:rtl/>
+                <w:rFonts w:ascii="Jameel Noori Nastaleeq" w:hAnsi="Jameel Noori Nastaleeq" w:cs="Jameel Noori Nastaleeq"/>
+                <w:sz w:val="28"/>
+                <w:szCs w:val="28"/>
+              </w:rPr>
+            </w:pPr>
+            <w:r>
+              <w:rPr>
+                <w:rFonts w:ascii="Jameel Noori Nastaleeq" w:hAnsi="Jameel Noori Nastaleeq" w:cs="Jameel Noori Nastaleeq"/>
+                <w:sz w:val="28"/>
+                <w:szCs w:val="28"/>
               </w:rPr>
               <w:t>{{outcome_2}}</w:t>
             </w:r>
@@ -662,18 +635,16 @@
             <w:pPr>
               <w:jc w:val="right"/>
               <w:rPr>
-                <w:rFonts w:ascii="Jameel Noori Nastaleeq" w:hAnsi="Jameel Noori Nastaleeq" w:cs="Jameel Noori Nastaleeq" w:hint="cs"/>
-                <w:sz w:val="28"/>
-                <w:szCs w:val="28"/>
-                <w:rtl/>
-              </w:rPr>
-            </w:pPr>
-            <w:r>
-              <w:rPr>
-                <w:rFonts w:ascii="Jameel Noori Nastaleeq" w:hAnsi="Jameel Noori Nastaleeq" w:cs="Jameel Noori Nastaleeq" w:hint="cs"/>
-                <w:sz w:val="28"/>
-                <w:szCs w:val="28"/>
-                <w:rtl/>
+                <w:rFonts w:ascii="Jameel Noori Nastaleeq" w:hAnsi="Jameel Noori Nastaleeq" w:cs="Jameel Noori Nastaleeq"/>
+                <w:sz w:val="28"/>
+                <w:szCs w:val="28"/>
+              </w:rPr>
+            </w:pPr>
+            <w:r>
+              <w:rPr>
+                <w:rFonts w:ascii="Jameel Noori Nastaleeq" w:hAnsi="Jameel Noori Nastaleeq" w:cs="Jameel Noori Nastaleeq"/>
+                <w:sz w:val="28"/>
+                <w:szCs w:val="28"/>
               </w:rPr>
               <w:t>{{outcome_3}}</w:t>
             </w:r>
@@ -682,18 +653,16 @@
             <w:pPr>
               <w:jc w:val="right"/>
               <w:rPr>
-                <w:rFonts w:ascii="Jameel Noori Nastaleeq" w:hAnsi="Jameel Noori Nastaleeq" w:cs="Jameel Noori Nastaleeq" w:hint="cs"/>
-                <w:sz w:val="28"/>
-                <w:szCs w:val="28"/>
-                <w:rtl/>
-              </w:rPr>
-            </w:pPr>
-            <w:r>
-              <w:rPr>
-                <w:rFonts w:ascii="Jameel Noori Nastaleeq" w:hAnsi="Jameel Noori Nastaleeq" w:cs="Jameel Noori Nastaleeq" w:hint="cs"/>
-                <w:sz w:val="28"/>
-                <w:szCs w:val="28"/>
-                <w:rtl/>
+                <w:rFonts w:ascii="Jameel Noori Nastaleeq" w:hAnsi="Jameel Noori Nastaleeq" w:cs="Jameel Noori Nastaleeq"/>
+                <w:sz w:val="28"/>
+                <w:szCs w:val="28"/>
+              </w:rPr>
+            </w:pPr>
+            <w:r>
+              <w:rPr>
+                <w:rFonts w:ascii="Jameel Noori Nastaleeq" w:hAnsi="Jameel Noori Nastaleeq" w:cs="Jameel Noori Nastaleeq"/>
+                <w:sz w:val="28"/>
+                <w:szCs w:val="28"/>
               </w:rPr>
               <w:t>{{outcome_4}}</w:t>
             </w:r>
@@ -702,18 +671,16 @@
             <w:pPr>
               <w:jc w:val="right"/>
               <w:rPr>
-                <w:rFonts w:ascii="Jameel Noori Nastaleeq" w:hAnsi="Jameel Noori Nastaleeq" w:cs="Jameel Noori Nastaleeq" w:hint="cs"/>
-                <w:sz w:val="28"/>
-                <w:szCs w:val="28"/>
-                <w:rtl/>
-              </w:rPr>
-            </w:pPr>
-            <w:r>
-              <w:rPr>
-                <w:rFonts w:ascii="Jameel Noori Nastaleeq" w:hAnsi="Jameel Noori Nastaleeq" w:cs="Jameel Noori Nastaleeq" w:hint="cs"/>
-                <w:sz w:val="28"/>
-                <w:szCs w:val="28"/>
-                <w:rtl/>
+                <w:rFonts w:ascii="Jameel Noori Nastaleeq" w:hAnsi="Jameel Noori Nastaleeq" w:cs="Jameel Noori Nastaleeq"/>
+                <w:sz w:val="28"/>
+                <w:szCs w:val="28"/>
+              </w:rPr>
+            </w:pPr>
+            <w:r>
+              <w:rPr>
+                <w:rFonts w:ascii="Jameel Noori Nastaleeq" w:hAnsi="Jameel Noori Nastaleeq" w:cs="Jameel Noori Nastaleeq"/>
+                <w:sz w:val="28"/>
+                <w:szCs w:val="28"/>
               </w:rPr>
               <w:t>{{outcome_5}}</w:t>
             </w:r>
@@ -722,18 +689,16 @@
             <w:pPr>
               <w:jc w:val="right"/>
               <w:rPr>
-                <w:rFonts w:ascii="Jameel Noori Nastaleeq" w:hAnsi="Jameel Noori Nastaleeq" w:cs="Jameel Noori Nastaleeq" w:hint="cs"/>
-                <w:sz w:val="28"/>
-                <w:szCs w:val="28"/>
-                <w:rtl/>
-              </w:rPr>
-            </w:pPr>
-            <w:r>
-              <w:rPr>
-                <w:rFonts w:ascii="Jameel Noori Nastaleeq" w:hAnsi="Jameel Noori Nastaleeq" w:cs="Jameel Noori Nastaleeq" w:hint="cs"/>
-                <w:sz w:val="28"/>
-                <w:szCs w:val="28"/>
-                <w:rtl/>
+                <w:rFonts w:ascii="Jameel Noori Nastaleeq" w:hAnsi="Jameel Noori Nastaleeq" w:cs="Jameel Noori Nastaleeq"/>
+                <w:sz w:val="28"/>
+                <w:szCs w:val="28"/>
+              </w:rPr>
+            </w:pPr>
+            <w:r>
+              <w:rPr>
+                <w:rFonts w:ascii="Jameel Noori Nastaleeq" w:hAnsi="Jameel Noori Nastaleeq" w:cs="Jameel Noori Nastaleeq"/>
+                <w:sz w:val="28"/>
+                <w:szCs w:val="28"/>
               </w:rPr>
               <w:t>{{outcome_6}}</w:t>
             </w:r>
@@ -742,18 +707,16 @@
             <w:pPr>
               <w:jc w:val="right"/>
               <w:rPr>
-                <w:rFonts w:ascii="Jameel Noori Nastaleeq" w:hAnsi="Jameel Noori Nastaleeq" w:cs="Jameel Noori Nastaleeq" w:hint="cs"/>
-                <w:sz w:val="28"/>
-                <w:szCs w:val="28"/>
-                <w:rtl/>
-              </w:rPr>
-            </w:pPr>
-            <w:r>
-              <w:rPr>
-                <w:rFonts w:ascii="Jameel Noori Nastaleeq" w:hAnsi="Jameel Noori Nastaleeq" w:cs="Jameel Noori Nastaleeq" w:hint="cs"/>
-                <w:sz w:val="28"/>
-                <w:szCs w:val="28"/>
-                <w:rtl/>
+                <w:rFonts w:ascii="Jameel Noori Nastaleeq" w:hAnsi="Jameel Noori Nastaleeq" w:cs="Jameel Noori Nastaleeq"/>
+                <w:sz w:val="28"/>
+                <w:szCs w:val="28"/>
+              </w:rPr>
+            </w:pPr>
+            <w:r>
+              <w:rPr>
+                <w:rFonts w:ascii="Jameel Noori Nastaleeq" w:hAnsi="Jameel Noori Nastaleeq" w:cs="Jameel Noori Nastaleeq"/>
+                <w:sz w:val="28"/>
+                <w:szCs w:val="28"/>
               </w:rPr>
               <w:t>{{outcome_7}}</w:t>
             </w:r>
@@ -762,18 +725,16 @@
             <w:pPr>
               <w:jc w:val="right"/>
               <w:rPr>
-                <w:rFonts w:ascii="Jameel Noori Nastaleeq" w:hAnsi="Jameel Noori Nastaleeq" w:cs="Jameel Noori Nastaleeq" w:hint="cs"/>
-                <w:sz w:val="28"/>
-                <w:szCs w:val="28"/>
-                <w:rtl/>
-              </w:rPr>
-            </w:pPr>
-            <w:r>
-              <w:rPr>
-                <w:rFonts w:ascii="Jameel Noori Nastaleeq" w:hAnsi="Jameel Noori Nastaleeq" w:cs="Jameel Noori Nastaleeq" w:hint="cs"/>
-                <w:sz w:val="28"/>
-                <w:szCs w:val="28"/>
-                <w:rtl/>
+                <w:rFonts w:ascii="Jameel Noori Nastaleeq" w:hAnsi="Jameel Noori Nastaleeq" w:cs="Jameel Noori Nastaleeq"/>
+                <w:sz w:val="28"/>
+                <w:szCs w:val="28"/>
+              </w:rPr>
+            </w:pPr>
+            <w:r>
+              <w:rPr>
+                <w:rFonts w:ascii="Jameel Noori Nastaleeq" w:hAnsi="Jameel Noori Nastaleeq" w:cs="Jameel Noori Nastaleeq"/>
+                <w:sz w:val="28"/>
+                <w:szCs w:val="28"/>
               </w:rPr>
               <w:t>{{outcome_8}}</w:t>
             </w:r>
@@ -793,13 +754,16 @@
                 <w:szCs w:val="22"/>
               </w:rPr>
             </w:pPr>
+            <w:proofErr w:type="spellStart"/>
+            <w:proofErr w:type="spellEnd"/>
+            <w:proofErr w:type="spellStart"/>
+            <w:proofErr w:type="spellEnd"/>
             <w:r>
               <w:rPr>
                 <w:rFonts w:ascii="Jameel Noori Nastaleeq" w:hAnsi="Jameel Noori Nastaleeq" w:cs="Jameel Noori Nastaleeq"/>
                 <w:sz w:val="28"/>
                 <w:szCs w:val="28"/>
                 <w:highlight w:val="darkGray"/>
-                <w:rtl/>
               </w:rPr>
               <w:t>{{objectives_label}}</w:t>
             </w:r>
@@ -871,7 +835,6 @@
                 <w:rFonts w:ascii="Jameel Noori Nastaleeq" w:hAnsi="Jameel Noori Nastaleeq" w:cs="Jameel Noori Nastaleeq"/>
                 <w:sz w:val="28"/>
                 <w:szCs w:val="28"/>
-                <w:rtl/>
               </w:rPr>
               <w:t>{{col_time}}</w:t>
             </w:r>
@@ -896,9 +859,8 @@
                 <w:rFonts w:ascii="Jameel Noori Nastaleeq" w:hAnsi="Jameel Noori Nastaleeq" w:cs="Jameel Noori Nastaleeq"/>
                 <w:sz w:val="28"/>
                 <w:szCs w:val="28"/>
-                <w:rtl/>
-              </w:rPr>
-              <w:t>{{col_materials}}</w:t>
+              </w:rPr>
+              <w:t>{{col_teacher}}</w:t>
             </w:r>
           </w:p>
         </w:tc>
@@ -921,9 +883,8 @@
                 <w:rFonts w:ascii="Jameel Noori Nastaleeq" w:hAnsi="Jameel Noori Nastaleeq" w:cs="Jameel Noori Nastaleeq"/>
                 <w:sz w:val="28"/>
                 <w:szCs w:val="28"/>
-                <w:rtl/>
-              </w:rPr>
-              <w:t>{{col_assessment}}</w:t>
+              </w:rPr>
+              <w:t>{{col_student}}</w:t>
             </w:r>
           </w:p>
         </w:tc>
@@ -946,9 +907,8 @@
                 <w:rFonts w:ascii="Jameel Noori Nastaleeq" w:hAnsi="Jameel Noori Nastaleeq" w:cs="Jameel Noori Nastaleeq"/>
                 <w:sz w:val="28"/>
                 <w:szCs w:val="28"/>
-                <w:rtl/>
-              </w:rPr>
-              <w:t>{{col_student}}</w:t>
+              </w:rPr>
+              <w:t>{{col_assessment}}</w:t>
             </w:r>
           </w:p>
         </w:tc>
@@ -971,9 +931,130 @@
                 <w:rFonts w:ascii="Jameel Noori Nastaleeq" w:hAnsi="Jameel Noori Nastaleeq" w:cs="Jameel Noori Nastaleeq"/>
                 <w:sz w:val="28"/>
                 <w:szCs w:val="28"/>
-                <w:rtl/>
-              </w:rPr>
-              <w:t>{{col_teacher}}</w:t>
+              </w:rPr>
+              <w:t>{{col_materials}}</w:t>
+            </w:r>
+          </w:p>
+        </w:tc>
+      </w:tr>
+      <w:tr>
+        <w:tc>
+          <w:tcPr>
+            <w:tcW w:w="1075" w:type="dxa"/>
+            <w:shd w:val="clear" w:color="auto" w:fill="F2F2F2" w:themeFill="background1" w:themeFillShade="F2"/>
+          </w:tcPr>
+          <w:p>
+            <w:pPr>
+              <w:jc w:val="right"/>
+              <w:rPr>
+                <w:rFonts w:ascii="Jameel Noori Nastaleeq" w:hAnsi="Jameel Noori Nastaleeq" w:cs="Jameel Noori Nastaleeq"/>
+                <w:sz w:val="22"/>
+                <w:szCs w:val="22"/>
+              </w:rPr>
+            </w:pPr>
+          </w:p>
+        </w:tc>
+        <w:tc>
+          <w:tcPr>
+            <w:tcW w:w="3389" w:type="dxa"/>
+            <w:shd w:val="clear" w:color="auto" w:fill="F2F2F2" w:themeFill="background1" w:themeFillShade="F2"/>
+          </w:tcPr>
+          <w:p>
+            <w:pPr>
+              <w:jc w:val="right"/>
+              <w:rPr>
+                <w:rFonts w:ascii="Jameel Noori Nastaleeq" w:hAnsi="Jameel Noori Nastaleeq" w:cs="Jameel Noori Nastaleeq"/>
+                <w:sz w:val="28"/>
+                <w:szCs w:val="28"/>
+              </w:rPr>
+            </w:pPr>
+            <w:r>
+              <w:rPr>
+                <w:rFonts w:ascii="Jameel Noori Nastaleeq" w:hAnsi="Jameel Noori Nastaleeq" w:cs="Jameel Noori Nastaleeq"/>
+                <w:sz w:val="28"/>
+                <w:szCs w:val="28"/>
+              </w:rPr>
+              <w:t>آپ موضوع کو کیسے سمجھائیں گے اور واضح کریں گے؟</w:t>
+            </w:r>
+          </w:p>
+        </w:tc>
+        <w:tc>
+          <w:tcPr>
+            <w:tcW w:w="3509" w:type="dxa"/>
+            <w:shd w:val="clear" w:color="auto" w:fill="F2F2F2" w:themeFill="background1" w:themeFillShade="F2"/>
+          </w:tcPr>
+          <w:p>
+            <w:pPr>
+              <w:jc w:val="right"/>
+              <w:rPr>
+                <w:rFonts w:ascii="Jameel Noori Nastaleeq" w:hAnsi="Jameel Noori Nastaleeq" w:cs="Jameel Noori Nastaleeq"/>
+                <w:sz w:val="28"/>
+                <w:szCs w:val="28"/>
+              </w:rPr>
+            </w:pPr>
+            <w:r>
+              <w:rPr>
+                <w:rFonts w:ascii="Jameel Noori Nastaleeq" w:hAnsi="Jameel Noori Nastaleeq" w:cs="Jameel Noori Nastaleeq"/>
+                <w:sz w:val="28"/>
+                <w:szCs w:val="28"/>
+              </w:rPr>
+              <w:t>طلبہ اپنی سیکھنے کی پیش رفت کے لیے کیا کریں گے؟</w:t>
+            </w:r>
+            <w:r>
+              <w:rPr>
+                <w:rFonts w:ascii="Jameel Noori Nastaleeq" w:hAnsi="Jameel Noori Nastaleeq" w:cs="Jameel Noori Nastaleeq"/>
+                <w:sz w:val="28"/>
+                <w:szCs w:val="28"/>
+              </w:rPr>
+              <w:br/>
+            </w:r>
+          </w:p>
+        </w:tc>
+        <w:tc>
+          <w:tcPr>
+            <w:tcW w:w="3509" w:type="dxa"/>
+            <w:shd w:val="clear" w:color="auto" w:fill="F2F2F2" w:themeFill="background1" w:themeFillShade="F2"/>
+          </w:tcPr>
+          <w:p>
+            <w:pPr>
+              <w:jc w:val="right"/>
+              <w:rPr>
+                <w:rFonts w:ascii="Jameel Noori Nastaleeq" w:hAnsi="Jameel Noori Nastaleeq" w:cs="Jameel Noori Nastaleeq"/>
+                <w:sz w:val="28"/>
+                <w:szCs w:val="28"/>
+              </w:rPr>
+            </w:pPr>
+            <w:r>
+              <w:rPr>
+                <w:rFonts w:ascii="Jameel Noori Nastaleeq" w:hAnsi="Jameel Noori Nastaleeq" w:cs="Jameel Noori Nastaleeq"/>
+                <w:sz w:val="28"/>
+                <w:szCs w:val="28"/>
+              </w:rPr>
+              <w:t>آپ دورانِ تدریس سیکھنے کا جائزہ کیسے لیں گے؟</w:t>
+            </w:r>
+          </w:p>
+        </w:tc>
+        <w:tc>
+          <w:tcPr>
+            <w:tcW w:w="3510" w:type="dxa"/>
+            <w:shd w:val="clear" w:color="auto" w:fill="F2F2F2" w:themeFill="background1" w:themeFillShade="F2"/>
+          </w:tcPr>
+          <w:p>
+            <w:pPr>
+              <w:jc w:val="right"/>
+              <w:rPr>
+                <w:rFonts w:ascii="Jameel Noori Nastaleeq" w:hAnsi="Jameel Noori Nastaleeq" w:cs="Jameel Noori Nastaleeq"/>
+                <w:sz w:val="28"/>
+                <w:szCs w:val="28"/>
+              </w:rPr>
+            </w:pPr>
+            <w:r>
+              <w:rPr>
+                <w:rFonts w:ascii="Jameel Noori Nastaleeq" w:hAnsi="Jameel Noori Nastaleeq" w:cs="Jameel Noori Nastaleeq"/>
+                <w:sz w:val="28"/>
+                <w:szCs w:val="28"/>
+              </w:rPr>
+              <w:t>تدریس، سیکھنے اور جائزے کے لیے کون سے وسائل استعمال کیے جائیں گے؟</w:t>
             </w:r>
           </w:p>
         </w:tc>
@@ -993,16 +1074,13 @@
                 <w:rFonts w:ascii="Jameel Noori Nastaleeq" w:hAnsi="Jameel Noori Nastaleeq" w:cs="Jameel Noori Nastaleeq"/>
                 <w:sz w:val="22"/>
                 <w:szCs w:val="22"/>
-                <w:lang w:bidi="ur-PK"/>
-              </w:rPr>
-            </w:pPr>
-            <w:r>
-              <w:rPr>
-                <w:rFonts w:ascii="Jameel Noori Nastaleeq" w:hAnsi="Jameel Noori Nastaleeq" w:cs="Jameel Noori Nastaleeq" w:hint="cs"/>
-                <w:sz w:val="22"/>
-                <w:szCs w:val="22"/>
-                <w:rtl/>
-                <w:lang w:bidi="ur-PK"/>
+              </w:rPr>
+            </w:pPr>
+            <w:r>
+              <w:rPr>
+                <w:rFonts w:ascii="Jameel Noori Nastaleeq" w:hAnsi="Jameel Noori Nastaleeq" w:cs="Jameel Noori Nastaleeq"/>
+                <w:sz w:val="22"/>
+                <w:szCs w:val="22"/>
               </w:rPr>
               <w:t>{{a1_time}}</w:t>
             </w:r>
@@ -1016,100 +1094,94 @@
             <w:pPr>
               <w:jc w:val="right"/>
               <w:rPr>
-                <w:rFonts w:ascii="Jameel Noori Nastaleeq" w:hAnsi="Jameel Noori Nastaleeq" w:cs="Jameel Noori Nastaleeq" w:hint="cs"/>
-                <w:sz w:val="22"/>
-                <w:szCs w:val="22"/>
-                <w:rtl/>
-              </w:rPr>
-            </w:pPr>
-            <w:r>
-              <w:rPr>
-                <w:rFonts w:ascii="Jameel Noori Nastaleeq" w:hAnsi="Jameel Noori Nastaleeq" w:cs="Jameel Noori Nastaleeq" w:hint="cs"/>
-                <w:sz w:val="22"/>
-                <w:szCs w:val="22"/>
-                <w:rtl/>
+                <w:rFonts w:ascii="Jameel Noori Nastaleeq" w:hAnsi="Jameel Noori Nastaleeq" w:cs="Jameel Noori Nastaleeq"/>
+                <w:sz w:val="22"/>
+                <w:szCs w:val="22"/>
+              </w:rPr>
+            </w:pPr>
+            <w:r>
+              <w:rPr>
+                <w:rFonts w:ascii="Jameel Noori Nastaleeq" w:hAnsi="Jameel Noori Nastaleeq" w:cs="Jameel Noori Nastaleeq"/>
+                <w:sz w:val="22"/>
+                <w:szCs w:val="22"/>
+              </w:rPr>
+              <w:t>{{a1_teacher}}</w:t>
+            </w:r>
+          </w:p>
+        </w:tc>
+        <w:tc>
+          <w:tcPr>
+            <w:tcW w:w="3509" w:type="dxa"/>
+          </w:tcPr>
+          <w:p>
+            <w:pPr>
+              <w:jc w:val="right"/>
+              <w:rPr>
+                <w:rFonts w:ascii="Jameel Noori Nastaleeq" w:hAnsi="Jameel Noori Nastaleeq" w:cs="Jameel Noori Nastaleeq"/>
+                <w:sz w:val="22"/>
+                <w:szCs w:val="22"/>
+              </w:rPr>
+            </w:pPr>
+            <w:r>
+              <w:rPr>
+                <w:rFonts w:ascii="Jameel Noori Nastaleeq" w:hAnsi="Jameel Noori Nastaleeq" w:cs="Jameel Noori Nastaleeq"/>
+                <w:sz w:val="22"/>
+                <w:szCs w:val="22"/>
+              </w:rPr>
+              <w:t>{{a1_student}}</w:t>
+            </w:r>
+          </w:p>
+        </w:tc>
+        <w:tc>
+          <w:tcPr>
+            <w:tcW w:w="3509" w:type="dxa"/>
+          </w:tcPr>
+          <w:p>
+            <w:pPr>
+              <w:jc w:val="right"/>
+              <w:rPr>
+                <w:rFonts w:ascii="Jameel Noori Nastaleeq" w:hAnsi="Jameel Noori Nastaleeq" w:cs="Jameel Noori Nastaleeq"/>
+                <w:sz w:val="22"/>
+                <w:szCs w:val="22"/>
+              </w:rPr>
+            </w:pPr>
+            <w:r>
+              <w:rPr>
+                <w:rFonts w:ascii="Jameel Noori Nastaleeq" w:hAnsi="Jameel Noori Nastaleeq" w:cs="Jameel Noori Nastaleeq"/>
+                <w:sz w:val="22"/>
+                <w:szCs w:val="22"/>
+              </w:rPr>
+              <w:t>{{a1_assessment}}</w:t>
+            </w:r>
+          </w:p>
+        </w:tc>
+        <w:tc>
+          <w:tcPr>
+            <w:tcW w:w="3510" w:type="dxa"/>
+          </w:tcPr>
+          <w:p>
+            <w:pPr>
+              <w:jc w:val="right"/>
+              <w:rPr>
+                <w:rFonts w:ascii="Jameel Noori Nastaleeq" w:hAnsi="Jameel Noori Nastaleeq" w:cs="Jameel Noori Nastaleeq"/>
+                <w:sz w:val="22"/>
+                <w:szCs w:val="22"/>
+              </w:rPr>
+            </w:pPr>
+            <w:r>
+              <w:rPr>
+                <w:rFonts w:ascii="Jameel Noori Nastaleeq" w:hAnsi="Jameel Noori Nastaleeq" w:cs="Jameel Noori Nastaleeq"/>
+                <w:sz w:val="22"/>
+                <w:szCs w:val="22"/>
               </w:rPr>
               <w:t>{{a1_materials}}</w:t>
-            </w:r>
-          </w:p>
-        </w:tc>
-        <w:tc>
-          <w:tcPr>
-            <w:tcW w:w="3509" w:type="dxa"/>
-          </w:tcPr>
-          <w:p>
-            <w:pPr>
-              <w:jc w:val="right"/>
-              <w:rPr>
-                <w:rFonts w:ascii="Jameel Noori Nastaleeq" w:hAnsi="Jameel Noori Nastaleeq" w:cs="Jameel Noori Nastaleeq" w:hint="cs"/>
-                <w:sz w:val="22"/>
-                <w:szCs w:val="22"/>
-                <w:rtl/>
-              </w:rPr>
-            </w:pPr>
-            <w:r>
-              <w:rPr>
-                <w:rFonts w:ascii="Jameel Noori Nastaleeq" w:hAnsi="Jameel Noori Nastaleeq" w:cs="Jameel Noori Nastaleeq" w:hint="cs"/>
-                <w:sz w:val="22"/>
-                <w:szCs w:val="22"/>
-                <w:rtl/>
-              </w:rPr>
-              <w:t>{{a1_assessment}}</w:t>
-            </w:r>
-          </w:p>
-        </w:tc>
-        <w:tc>
-          <w:tcPr>
-            <w:tcW w:w="3509" w:type="dxa"/>
-          </w:tcPr>
-          <w:p>
-            <w:pPr>
-              <w:jc w:val="right"/>
-              <w:rPr>
-                <w:rFonts w:ascii="Jameel Noori Nastaleeq" w:hAnsi="Jameel Noori Nastaleeq" w:cs="Jameel Noori Nastaleeq"/>
-                <w:sz w:val="22"/>
-                <w:szCs w:val="22"/>
-              </w:rPr>
-            </w:pPr>
-            <w:r>
-              <w:rPr>
-                <w:rFonts w:ascii="Jameel Noori Nastaleeq" w:hAnsi="Jameel Noori Nastaleeq" w:cs="Jameel Noori Nastaleeq" w:hint="cs"/>
-                <w:sz w:val="22"/>
-                <w:szCs w:val="22"/>
-                <w:rtl/>
-              </w:rPr>
-              <w:t>{{a1_student}}</w:t>
-            </w:r>
-          </w:p>
-        </w:tc>
-        <w:tc>
-          <w:tcPr>
-            <w:tcW w:w="3510" w:type="dxa"/>
-          </w:tcPr>
-          <w:p>
-            <w:pPr>
-              <w:jc w:val="right"/>
-              <w:rPr>
-                <w:rFonts w:ascii="Jameel Noori Nastaleeq" w:hAnsi="Jameel Noori Nastaleeq" w:cs="Jameel Noori Nastaleeq"/>
-                <w:sz w:val="22"/>
-                <w:szCs w:val="22"/>
-              </w:rPr>
-            </w:pPr>
-            <w:r>
-              <w:rPr>
-                <w:rFonts w:ascii="Jameel Noori Nastaleeq" w:hAnsi="Jameel Noori Nastaleeq" w:cs="Jameel Noori Nastaleeq" w:hint="cs"/>
-                <w:sz w:val="22"/>
-                <w:szCs w:val="22"/>
-                <w:rtl/>
-              </w:rPr>
-              <w:t>{{a1_teacher}}</w:t>
             </w:r>
           </w:p>
         </w:tc>
       </w:tr>
       <w:tr>
         <w:trPr>
-          <w:trHeight w:val="2107"/>
+          <w:trHeight w:val="1630"/>
         </w:trPr>
         <w:tc>
           <w:tcPr>
@@ -1122,16 +1194,13 @@
                 <w:rFonts w:ascii="Jameel Noori Nastaleeq" w:hAnsi="Jameel Noori Nastaleeq" w:cs="Jameel Noori Nastaleeq"/>
                 <w:sz w:val="22"/>
                 <w:szCs w:val="22"/>
-                <w:lang w:bidi="ur-PK"/>
-              </w:rPr>
-            </w:pPr>
-            <w:r>
-              <w:rPr>
-                <w:rFonts w:ascii="Jameel Noori Nastaleeq" w:hAnsi="Jameel Noori Nastaleeq" w:cs="Jameel Noori Nastaleeq" w:hint="cs"/>
-                <w:sz w:val="22"/>
-                <w:szCs w:val="22"/>
-                <w:rtl/>
-                <w:lang w:bidi="ur-PK"/>
+              </w:rPr>
+            </w:pPr>
+            <w:r>
+              <w:rPr>
+                <w:rFonts w:ascii="Jameel Noori Nastaleeq" w:hAnsi="Jameel Noori Nastaleeq" w:cs="Jameel Noori Nastaleeq"/>
+                <w:sz w:val="22"/>
+                <w:szCs w:val="22"/>
               </w:rPr>
               <w:t>{{a2_time}}</w:t>
             </w:r>
@@ -1145,100 +1214,94 @@
             <w:pPr>
               <w:jc w:val="right"/>
               <w:rPr>
-                <w:rFonts w:ascii="Jameel Noori Nastaleeq" w:hAnsi="Jameel Noori Nastaleeq" w:cs="Jameel Noori Nastaleeq" w:hint="cs"/>
-                <w:sz w:val="22"/>
-                <w:szCs w:val="22"/>
-                <w:rtl/>
-              </w:rPr>
-            </w:pPr>
-            <w:r>
-              <w:rPr>
-                <w:rFonts w:ascii="Jameel Noori Nastaleeq" w:hAnsi="Jameel Noori Nastaleeq" w:cs="Jameel Noori Nastaleeq" w:hint="cs"/>
-                <w:sz w:val="22"/>
-                <w:szCs w:val="22"/>
-                <w:rtl/>
+                <w:rFonts w:ascii="Jameel Noori Nastaleeq" w:hAnsi="Jameel Noori Nastaleeq" w:cs="Jameel Noori Nastaleeq"/>
+                <w:sz w:val="22"/>
+                <w:szCs w:val="22"/>
+              </w:rPr>
+            </w:pPr>
+            <w:r>
+              <w:rPr>
+                <w:rFonts w:ascii="Jameel Noori Nastaleeq" w:hAnsi="Jameel Noori Nastaleeq" w:cs="Jameel Noori Nastaleeq"/>
+                <w:sz w:val="22"/>
+                <w:szCs w:val="22"/>
+              </w:rPr>
+              <w:t>{{a2_teacher}}</w:t>
+            </w:r>
+          </w:p>
+        </w:tc>
+        <w:tc>
+          <w:tcPr>
+            <w:tcW w:w="3509" w:type="dxa"/>
+          </w:tcPr>
+          <w:p>
+            <w:pPr>
+              <w:jc w:val="right"/>
+              <w:rPr>
+                <w:rFonts w:ascii="Jameel Noori Nastaleeq" w:hAnsi="Jameel Noori Nastaleeq" w:cs="Jameel Noori Nastaleeq"/>
+                <w:sz w:val="22"/>
+                <w:szCs w:val="22"/>
+              </w:rPr>
+            </w:pPr>
+            <w:r>
+              <w:rPr>
+                <w:rFonts w:ascii="Jameel Noori Nastaleeq" w:hAnsi="Jameel Noori Nastaleeq" w:cs="Jameel Noori Nastaleeq"/>
+                <w:sz w:val="22"/>
+                <w:szCs w:val="22"/>
+              </w:rPr>
+              <w:t>{{a2_student}}</w:t>
+            </w:r>
+          </w:p>
+        </w:tc>
+        <w:tc>
+          <w:tcPr>
+            <w:tcW w:w="3509" w:type="dxa"/>
+          </w:tcPr>
+          <w:p>
+            <w:pPr>
+              <w:jc w:val="right"/>
+              <w:rPr>
+                <w:rFonts w:ascii="Jameel Noori Nastaleeq" w:hAnsi="Jameel Noori Nastaleeq" w:cs="Jameel Noori Nastaleeq"/>
+                <w:sz w:val="22"/>
+                <w:szCs w:val="22"/>
+              </w:rPr>
+            </w:pPr>
+            <w:r>
+              <w:rPr>
+                <w:rFonts w:ascii="Jameel Noori Nastaleeq" w:hAnsi="Jameel Noori Nastaleeq" w:cs="Jameel Noori Nastaleeq"/>
+                <w:sz w:val="22"/>
+                <w:szCs w:val="22"/>
+              </w:rPr>
+              <w:t>{{a2_assessment}}</w:t>
+            </w:r>
+          </w:p>
+        </w:tc>
+        <w:tc>
+          <w:tcPr>
+            <w:tcW w:w="3510" w:type="dxa"/>
+          </w:tcPr>
+          <w:p>
+            <w:pPr>
+              <w:jc w:val="right"/>
+              <w:rPr>
+                <w:rFonts w:ascii="Jameel Noori Nastaleeq" w:hAnsi="Jameel Noori Nastaleeq" w:cs="Jameel Noori Nastaleeq"/>
+                <w:sz w:val="22"/>
+                <w:szCs w:val="22"/>
+              </w:rPr>
+            </w:pPr>
+            <w:r>
+              <w:rPr>
+                <w:rFonts w:ascii="Jameel Noori Nastaleeq" w:hAnsi="Jameel Noori Nastaleeq" w:cs="Jameel Noori Nastaleeq"/>
+                <w:sz w:val="22"/>
+                <w:szCs w:val="22"/>
               </w:rPr>
               <w:t>{{a2_materials}}</w:t>
-            </w:r>
-          </w:p>
-        </w:tc>
-        <w:tc>
-          <w:tcPr>
-            <w:tcW w:w="3509" w:type="dxa"/>
-          </w:tcPr>
-          <w:p>
-            <w:pPr>
-              <w:jc w:val="right"/>
-              <w:rPr>
-                <w:rFonts w:ascii="Jameel Noori Nastaleeq" w:hAnsi="Jameel Noori Nastaleeq" w:cs="Jameel Noori Nastaleeq" w:hint="cs"/>
-                <w:sz w:val="22"/>
-                <w:szCs w:val="22"/>
-                <w:rtl/>
-              </w:rPr>
-            </w:pPr>
-            <w:r>
-              <w:rPr>
-                <w:rFonts w:ascii="Jameel Noori Nastaleeq" w:hAnsi="Jameel Noori Nastaleeq" w:cs="Jameel Noori Nastaleeq" w:hint="cs"/>
-                <w:sz w:val="22"/>
-                <w:szCs w:val="22"/>
-                <w:rtl/>
-              </w:rPr>
-              <w:t>{{a2_assessment}}</w:t>
-            </w:r>
-          </w:p>
-        </w:tc>
-        <w:tc>
-          <w:tcPr>
-            <w:tcW w:w="3509" w:type="dxa"/>
-          </w:tcPr>
-          <w:p>
-            <w:pPr>
-              <w:jc w:val="right"/>
-              <w:rPr>
-                <w:rFonts w:ascii="Jameel Noori Nastaleeq" w:hAnsi="Jameel Noori Nastaleeq" w:cs="Jameel Noori Nastaleeq"/>
-                <w:sz w:val="22"/>
-                <w:szCs w:val="22"/>
-              </w:rPr>
-            </w:pPr>
-            <w:r>
-              <w:rPr>
-                <w:rFonts w:ascii="Jameel Noori Nastaleeq" w:hAnsi="Jameel Noori Nastaleeq" w:cs="Jameel Noori Nastaleeq" w:hint="cs"/>
-                <w:sz w:val="22"/>
-                <w:szCs w:val="22"/>
-                <w:rtl/>
-              </w:rPr>
-              <w:t>{{a2_student}}</w:t>
-            </w:r>
-          </w:p>
-        </w:tc>
-        <w:tc>
-          <w:tcPr>
-            <w:tcW w:w="3510" w:type="dxa"/>
-          </w:tcPr>
-          <w:p>
-            <w:pPr>
-              <w:jc w:val="right"/>
-              <w:rPr>
-                <w:rFonts w:ascii="Jameel Noori Nastaleeq" w:hAnsi="Jameel Noori Nastaleeq" w:cs="Jameel Noori Nastaleeq"/>
-                <w:sz w:val="22"/>
-                <w:szCs w:val="22"/>
-              </w:rPr>
-            </w:pPr>
-            <w:r>
-              <w:rPr>
-                <w:rFonts w:ascii="Jameel Noori Nastaleeq" w:hAnsi="Jameel Noori Nastaleeq" w:cs="Jameel Noori Nastaleeq" w:hint="cs"/>
-                <w:sz w:val="22"/>
-                <w:szCs w:val="22"/>
-                <w:rtl/>
-              </w:rPr>
-              <w:t>{{a2_teacher}}</w:t>
             </w:r>
           </w:p>
         </w:tc>
       </w:tr>
       <w:tr>
         <w:trPr>
-          <w:trHeight w:val="2107"/>
+          <w:trHeight w:val="694"/>
         </w:trPr>
         <w:tc>
           <w:tcPr>
@@ -1251,16 +1314,13 @@
                 <w:rFonts w:ascii="Jameel Noori Nastaleeq" w:hAnsi="Jameel Noori Nastaleeq" w:cs="Jameel Noori Nastaleeq"/>
                 <w:sz w:val="22"/>
                 <w:szCs w:val="22"/>
-                <w:lang w:bidi="ur-PK"/>
-              </w:rPr>
-            </w:pPr>
-            <w:r>
-              <w:rPr>
-                <w:rFonts w:ascii="Jameel Noori Nastaleeq" w:hAnsi="Jameel Noori Nastaleeq" w:cs="Jameel Noori Nastaleeq" w:hint="cs"/>
-                <w:sz w:val="22"/>
-                <w:szCs w:val="22"/>
-                <w:rtl/>
-                <w:lang w:bidi="ur-PK"/>
+              </w:rPr>
+            </w:pPr>
+            <w:r>
+              <w:rPr>
+                <w:rFonts w:ascii="Jameel Noori Nastaleeq" w:hAnsi="Jameel Noori Nastaleeq" w:cs="Jameel Noori Nastaleeq"/>
+                <w:sz w:val="22"/>
+                <w:szCs w:val="22"/>
               </w:rPr>
               <w:t>{{a3_time}}</w:t>
             </w:r>
@@ -1274,100 +1334,94 @@
             <w:pPr>
               <w:jc w:val="right"/>
               <w:rPr>
-                <w:rFonts w:ascii="Jameel Noori Nastaleeq" w:hAnsi="Jameel Noori Nastaleeq" w:cs="Jameel Noori Nastaleeq" w:hint="cs"/>
-                <w:sz w:val="22"/>
-                <w:szCs w:val="22"/>
-                <w:rtl/>
-              </w:rPr>
-            </w:pPr>
-            <w:r>
-              <w:rPr>
-                <w:rFonts w:ascii="Jameel Noori Nastaleeq" w:hAnsi="Jameel Noori Nastaleeq" w:cs="Jameel Noori Nastaleeq" w:hint="cs"/>
-                <w:sz w:val="22"/>
-                <w:szCs w:val="22"/>
-                <w:rtl/>
+                <w:rFonts w:ascii="Jameel Noori Nastaleeq" w:hAnsi="Jameel Noori Nastaleeq" w:cs="Jameel Noori Nastaleeq"/>
+                <w:sz w:val="22"/>
+                <w:szCs w:val="22"/>
+              </w:rPr>
+            </w:pPr>
+            <w:r>
+              <w:rPr>
+                <w:rFonts w:ascii="Jameel Noori Nastaleeq" w:hAnsi="Jameel Noori Nastaleeq" w:cs="Jameel Noori Nastaleeq"/>
+                <w:sz w:val="22"/>
+                <w:szCs w:val="22"/>
+              </w:rPr>
+              <w:t>{{a3_teacher}}</w:t>
+            </w:r>
+          </w:p>
+        </w:tc>
+        <w:tc>
+          <w:tcPr>
+            <w:tcW w:w="3509" w:type="dxa"/>
+          </w:tcPr>
+          <w:p>
+            <w:pPr>
+              <w:jc w:val="right"/>
+              <w:rPr>
+                <w:rFonts w:ascii="Jameel Noori Nastaleeq" w:hAnsi="Jameel Noori Nastaleeq" w:cs="Jameel Noori Nastaleeq"/>
+                <w:sz w:val="22"/>
+                <w:szCs w:val="22"/>
+              </w:rPr>
+            </w:pPr>
+            <w:r>
+              <w:rPr>
+                <w:rFonts w:ascii="Jameel Noori Nastaleeq" w:hAnsi="Jameel Noori Nastaleeq" w:cs="Jameel Noori Nastaleeq"/>
+                <w:sz w:val="22"/>
+                <w:szCs w:val="22"/>
+              </w:rPr>
+              <w:t>{{a3_student}}</w:t>
+            </w:r>
+          </w:p>
+        </w:tc>
+        <w:tc>
+          <w:tcPr>
+            <w:tcW w:w="3509" w:type="dxa"/>
+          </w:tcPr>
+          <w:p>
+            <w:pPr>
+              <w:jc w:val="right"/>
+              <w:rPr>
+                <w:rFonts w:ascii="Jameel Noori Nastaleeq" w:hAnsi="Jameel Noori Nastaleeq" w:cs="Jameel Noori Nastaleeq"/>
+                <w:sz w:val="22"/>
+                <w:szCs w:val="22"/>
+              </w:rPr>
+            </w:pPr>
+            <w:r>
+              <w:rPr>
+                <w:rFonts w:ascii="Jameel Noori Nastaleeq" w:hAnsi="Jameel Noori Nastaleeq" w:cs="Jameel Noori Nastaleeq"/>
+                <w:sz w:val="22"/>
+                <w:szCs w:val="22"/>
+              </w:rPr>
+              <w:t>{{a3_assessment}}</w:t>
+            </w:r>
+          </w:p>
+        </w:tc>
+        <w:tc>
+          <w:tcPr>
+            <w:tcW w:w="3510" w:type="dxa"/>
+          </w:tcPr>
+          <w:p>
+            <w:pPr>
+              <w:jc w:val="right"/>
+              <w:rPr>
+                <w:rFonts w:ascii="Jameel Noori Nastaleeq" w:hAnsi="Jameel Noori Nastaleeq" w:cs="Jameel Noori Nastaleeq"/>
+                <w:sz w:val="22"/>
+                <w:szCs w:val="22"/>
+              </w:rPr>
+            </w:pPr>
+            <w:r>
+              <w:rPr>
+                <w:rFonts w:ascii="Jameel Noori Nastaleeq" w:hAnsi="Jameel Noori Nastaleeq" w:cs="Jameel Noori Nastaleeq"/>
+                <w:sz w:val="22"/>
+                <w:szCs w:val="22"/>
               </w:rPr>
               <w:t>{{a3_materials}}</w:t>
-            </w:r>
-          </w:p>
-        </w:tc>
-        <w:tc>
-          <w:tcPr>
-            <w:tcW w:w="3509" w:type="dxa"/>
-          </w:tcPr>
-          <w:p>
-            <w:pPr>
-              <w:jc w:val="right"/>
-              <w:rPr>
-                <w:rFonts w:ascii="Jameel Noori Nastaleeq" w:hAnsi="Jameel Noori Nastaleeq" w:cs="Jameel Noori Nastaleeq" w:hint="cs"/>
-                <w:sz w:val="22"/>
-                <w:szCs w:val="22"/>
-                <w:rtl/>
-              </w:rPr>
-            </w:pPr>
-            <w:r>
-              <w:rPr>
-                <w:rFonts w:ascii="Jameel Noori Nastaleeq" w:hAnsi="Jameel Noori Nastaleeq" w:cs="Jameel Noori Nastaleeq" w:hint="cs"/>
-                <w:sz w:val="22"/>
-                <w:szCs w:val="22"/>
-                <w:rtl/>
-              </w:rPr>
-              <w:t>{{a3_assessment}}</w:t>
-            </w:r>
-          </w:p>
-        </w:tc>
-        <w:tc>
-          <w:tcPr>
-            <w:tcW w:w="3509" w:type="dxa"/>
-          </w:tcPr>
-          <w:p>
-            <w:pPr>
-              <w:jc w:val="right"/>
-              <w:rPr>
-                <w:rFonts w:ascii="Jameel Noori Nastaleeq" w:hAnsi="Jameel Noori Nastaleeq" w:cs="Jameel Noori Nastaleeq"/>
-                <w:sz w:val="22"/>
-                <w:szCs w:val="22"/>
-              </w:rPr>
-            </w:pPr>
-            <w:r>
-              <w:rPr>
-                <w:rFonts w:ascii="Jameel Noori Nastaleeq" w:hAnsi="Jameel Noori Nastaleeq" w:cs="Jameel Noori Nastaleeq" w:hint="cs"/>
-                <w:sz w:val="22"/>
-                <w:szCs w:val="22"/>
-                <w:rtl/>
-              </w:rPr>
-              <w:t>{{a3_student}}</w:t>
-            </w:r>
-          </w:p>
-        </w:tc>
-        <w:tc>
-          <w:tcPr>
-            <w:tcW w:w="3510" w:type="dxa"/>
-          </w:tcPr>
-          <w:p>
-            <w:pPr>
-              <w:jc w:val="right"/>
-              <w:rPr>
-                <w:rFonts w:ascii="Jameel Noori Nastaleeq" w:hAnsi="Jameel Noori Nastaleeq" w:cs="Jameel Noori Nastaleeq"/>
-                <w:sz w:val="22"/>
-                <w:szCs w:val="22"/>
-              </w:rPr>
-            </w:pPr>
-            <w:r>
-              <w:rPr>
-                <w:rFonts w:ascii="Jameel Noori Nastaleeq" w:hAnsi="Jameel Noori Nastaleeq" w:cs="Jameel Noori Nastaleeq" w:hint="cs"/>
-                <w:sz w:val="22"/>
-                <w:szCs w:val="22"/>
-                <w:rtl/>
-              </w:rPr>
-              <w:t>{{a3_teacher}}</w:t>
             </w:r>
           </w:p>
         </w:tc>
       </w:tr>
       <w:tr>
         <w:trPr>
-          <w:trHeight w:val="2107"/>
+          <w:trHeight w:val="730"/>
         </w:trPr>
         <w:tc>
           <w:tcPr>
@@ -1380,16 +1434,13 @@
                 <w:rFonts w:ascii="Jameel Noori Nastaleeq" w:hAnsi="Jameel Noori Nastaleeq" w:cs="Jameel Noori Nastaleeq"/>
                 <w:sz w:val="22"/>
                 <w:szCs w:val="22"/>
-                <w:lang w:bidi="ur-PK"/>
-              </w:rPr>
-            </w:pPr>
-            <w:r>
-              <w:rPr>
-                <w:rFonts w:ascii="Jameel Noori Nastaleeq" w:hAnsi="Jameel Noori Nastaleeq" w:cs="Jameel Noori Nastaleeq" w:hint="cs"/>
-                <w:sz w:val="22"/>
-                <w:szCs w:val="22"/>
-                <w:rtl/>
-                <w:lang w:bidi="ur-PK"/>
+              </w:rPr>
+            </w:pPr>
+            <w:r>
+              <w:rPr>
+                <w:rFonts w:ascii="Jameel Noori Nastaleeq" w:hAnsi="Jameel Noori Nastaleeq" w:cs="Jameel Noori Nastaleeq"/>
+                <w:sz w:val="22"/>
+                <w:szCs w:val="22"/>
               </w:rPr>
               <w:t>{{a4_time}}</w:t>
             </w:r>
@@ -1403,100 +1454,94 @@
             <w:pPr>
               <w:jc w:val="right"/>
               <w:rPr>
-                <w:rFonts w:ascii="Jameel Noori Nastaleeq" w:hAnsi="Jameel Noori Nastaleeq" w:cs="Jameel Noori Nastaleeq" w:hint="cs"/>
-                <w:sz w:val="22"/>
-                <w:szCs w:val="22"/>
-                <w:rtl/>
-              </w:rPr>
-            </w:pPr>
-            <w:r>
-              <w:rPr>
-                <w:rFonts w:ascii="Jameel Noori Nastaleeq" w:hAnsi="Jameel Noori Nastaleeq" w:cs="Jameel Noori Nastaleeq" w:hint="cs"/>
-                <w:sz w:val="22"/>
-                <w:szCs w:val="22"/>
-                <w:rtl/>
+                <w:rFonts w:ascii="Jameel Noori Nastaleeq" w:hAnsi="Jameel Noori Nastaleeq" w:cs="Jameel Noori Nastaleeq"/>
+                <w:sz w:val="22"/>
+                <w:szCs w:val="22"/>
+              </w:rPr>
+            </w:pPr>
+            <w:r>
+              <w:rPr>
+                <w:rFonts w:ascii="Jameel Noori Nastaleeq" w:hAnsi="Jameel Noori Nastaleeq" w:cs="Jameel Noori Nastaleeq"/>
+                <w:sz w:val="22"/>
+                <w:szCs w:val="22"/>
+              </w:rPr>
+              <w:t>{{a4_teacher}}</w:t>
+            </w:r>
+          </w:p>
+        </w:tc>
+        <w:tc>
+          <w:tcPr>
+            <w:tcW w:w="3509" w:type="dxa"/>
+          </w:tcPr>
+          <w:p>
+            <w:pPr>
+              <w:jc w:val="right"/>
+              <w:rPr>
+                <w:rFonts w:ascii="Jameel Noori Nastaleeq" w:hAnsi="Jameel Noori Nastaleeq" w:cs="Jameel Noori Nastaleeq"/>
+                <w:sz w:val="22"/>
+                <w:szCs w:val="22"/>
+              </w:rPr>
+            </w:pPr>
+            <w:r>
+              <w:rPr>
+                <w:rFonts w:ascii="Jameel Noori Nastaleeq" w:hAnsi="Jameel Noori Nastaleeq" w:cs="Jameel Noori Nastaleeq"/>
+                <w:sz w:val="22"/>
+                <w:szCs w:val="22"/>
+              </w:rPr>
+              <w:t>{{a4_student}}</w:t>
+            </w:r>
+          </w:p>
+        </w:tc>
+        <w:tc>
+          <w:tcPr>
+            <w:tcW w:w="3509" w:type="dxa"/>
+          </w:tcPr>
+          <w:p>
+            <w:pPr>
+              <w:jc w:val="right"/>
+              <w:rPr>
+                <w:rFonts w:ascii="Jameel Noori Nastaleeq" w:hAnsi="Jameel Noori Nastaleeq" w:cs="Jameel Noori Nastaleeq"/>
+                <w:sz w:val="22"/>
+                <w:szCs w:val="22"/>
+              </w:rPr>
+            </w:pPr>
+            <w:r>
+              <w:rPr>
+                <w:rFonts w:ascii="Jameel Noori Nastaleeq" w:hAnsi="Jameel Noori Nastaleeq" w:cs="Jameel Noori Nastaleeq"/>
+                <w:sz w:val="22"/>
+                <w:szCs w:val="22"/>
+              </w:rPr>
+              <w:t>{{a4_assessment}}</w:t>
+            </w:r>
+          </w:p>
+        </w:tc>
+        <w:tc>
+          <w:tcPr>
+            <w:tcW w:w="3510" w:type="dxa"/>
+          </w:tcPr>
+          <w:p>
+            <w:pPr>
+              <w:jc w:val="right"/>
+              <w:rPr>
+                <w:rFonts w:ascii="Jameel Noori Nastaleeq" w:hAnsi="Jameel Noori Nastaleeq" w:cs="Jameel Noori Nastaleeq"/>
+                <w:sz w:val="22"/>
+                <w:szCs w:val="22"/>
+              </w:rPr>
+            </w:pPr>
+            <w:r>
+              <w:rPr>
+                <w:rFonts w:ascii="Jameel Noori Nastaleeq" w:hAnsi="Jameel Noori Nastaleeq" w:cs="Jameel Noori Nastaleeq"/>
+                <w:sz w:val="22"/>
+                <w:szCs w:val="22"/>
               </w:rPr>
               <w:t>{{a4_materials}}</w:t>
-            </w:r>
-          </w:p>
-        </w:tc>
-        <w:tc>
-          <w:tcPr>
-            <w:tcW w:w="3509" w:type="dxa"/>
-          </w:tcPr>
-          <w:p>
-            <w:pPr>
-              <w:jc w:val="right"/>
-              <w:rPr>
-                <w:rFonts w:ascii="Jameel Noori Nastaleeq" w:hAnsi="Jameel Noori Nastaleeq" w:cs="Jameel Noori Nastaleeq" w:hint="cs"/>
-                <w:sz w:val="22"/>
-                <w:szCs w:val="22"/>
-                <w:rtl/>
-              </w:rPr>
-            </w:pPr>
-            <w:r>
-              <w:rPr>
-                <w:rFonts w:ascii="Jameel Noori Nastaleeq" w:hAnsi="Jameel Noori Nastaleeq" w:cs="Jameel Noori Nastaleeq" w:hint="cs"/>
-                <w:sz w:val="22"/>
-                <w:szCs w:val="22"/>
-                <w:rtl/>
-              </w:rPr>
-              <w:t>{{a4_assessment}}</w:t>
-            </w:r>
-          </w:p>
-        </w:tc>
-        <w:tc>
-          <w:tcPr>
-            <w:tcW w:w="3509" w:type="dxa"/>
-          </w:tcPr>
-          <w:p>
-            <w:pPr>
-              <w:jc w:val="right"/>
-              <w:rPr>
-                <w:rFonts w:ascii="Jameel Noori Nastaleeq" w:hAnsi="Jameel Noori Nastaleeq" w:cs="Jameel Noori Nastaleeq"/>
-                <w:sz w:val="22"/>
-                <w:szCs w:val="22"/>
-              </w:rPr>
-            </w:pPr>
-            <w:r>
-              <w:rPr>
-                <w:rFonts w:ascii="Jameel Noori Nastaleeq" w:hAnsi="Jameel Noori Nastaleeq" w:cs="Jameel Noori Nastaleeq" w:hint="cs"/>
-                <w:sz w:val="22"/>
-                <w:szCs w:val="22"/>
-                <w:rtl/>
-              </w:rPr>
-              <w:t>{{a4_student}}</w:t>
-            </w:r>
-          </w:p>
-        </w:tc>
-        <w:tc>
-          <w:tcPr>
-            <w:tcW w:w="3510" w:type="dxa"/>
-          </w:tcPr>
-          <w:p>
-            <w:pPr>
-              <w:jc w:val="right"/>
-              <w:rPr>
-                <w:rFonts w:ascii="Jameel Noori Nastaleeq" w:hAnsi="Jameel Noori Nastaleeq" w:cs="Jameel Noori Nastaleeq"/>
-                <w:sz w:val="22"/>
-                <w:szCs w:val="22"/>
-              </w:rPr>
-            </w:pPr>
-            <w:r>
-              <w:rPr>
-                <w:rFonts w:ascii="Jameel Noori Nastaleeq" w:hAnsi="Jameel Noori Nastaleeq" w:cs="Jameel Noori Nastaleeq" w:hint="cs"/>
-                <w:sz w:val="22"/>
-                <w:szCs w:val="22"/>
-                <w:rtl/>
-              </w:rPr>
-              <w:t>{{a4_teacher}}</w:t>
             </w:r>
           </w:p>
         </w:tc>
       </w:tr>
       <w:tr>
         <w:trPr>
-          <w:trHeight w:val="2107"/>
+          <w:trHeight w:val="865"/>
         </w:trPr>
         <w:tc>
           <w:tcPr>
@@ -1509,16 +1554,13 @@
                 <w:rFonts w:ascii="Jameel Noori Nastaleeq" w:hAnsi="Jameel Noori Nastaleeq" w:cs="Jameel Noori Nastaleeq"/>
                 <w:sz w:val="22"/>
                 <w:szCs w:val="22"/>
-                <w:lang w:bidi="ur-PK"/>
-              </w:rPr>
-            </w:pPr>
-            <w:r>
-              <w:rPr>
-                <w:rFonts w:ascii="Jameel Noori Nastaleeq" w:hAnsi="Jameel Noori Nastaleeq" w:cs="Jameel Noori Nastaleeq" w:hint="cs"/>
-                <w:sz w:val="22"/>
-                <w:szCs w:val="22"/>
-                <w:rtl/>
-                <w:lang w:bidi="ur-PK"/>
+              </w:rPr>
+            </w:pPr>
+            <w:r>
+              <w:rPr>
+                <w:rFonts w:ascii="Jameel Noori Nastaleeq" w:hAnsi="Jameel Noori Nastaleeq" w:cs="Jameel Noori Nastaleeq"/>
+                <w:sz w:val="22"/>
+                <w:szCs w:val="22"/>
               </w:rPr>
               <w:t>{{a5_time}}</w:t>
             </w:r>
@@ -1532,485 +1574,125 @@
             <w:pPr>
               <w:jc w:val="right"/>
               <w:rPr>
-                <w:rFonts w:ascii="Jameel Noori Nastaleeq" w:hAnsi="Jameel Noori Nastaleeq" w:cs="Jameel Noori Nastaleeq" w:hint="cs"/>
-                <w:sz w:val="22"/>
-                <w:szCs w:val="22"/>
-                <w:rtl/>
-              </w:rPr>
-            </w:pPr>
-            <w:r>
-              <w:rPr>
-                <w:rFonts w:ascii="Jameel Noori Nastaleeq" w:hAnsi="Jameel Noori Nastaleeq" w:cs="Jameel Noori Nastaleeq" w:hint="cs"/>
-                <w:sz w:val="22"/>
-                <w:szCs w:val="22"/>
-                <w:rtl/>
+                <w:rFonts w:ascii="Jameel Noori Nastaleeq" w:hAnsi="Jameel Noori Nastaleeq" w:cs="Jameel Noori Nastaleeq"/>
+                <w:sz w:val="22"/>
+                <w:szCs w:val="22"/>
+              </w:rPr>
+            </w:pPr>
+            <w:r>
+              <w:rPr>
+                <w:rFonts w:ascii="Jameel Noori Nastaleeq" w:hAnsi="Jameel Noori Nastaleeq" w:cs="Jameel Noori Nastaleeq"/>
+                <w:sz w:val="22"/>
+                <w:szCs w:val="22"/>
+              </w:rPr>
+              <w:t>{{a5_teacher}}</w:t>
+            </w:r>
+          </w:p>
+        </w:tc>
+        <w:tc>
+          <w:tcPr>
+            <w:tcW w:w="3509" w:type="dxa"/>
+          </w:tcPr>
+          <w:p>
+            <w:pPr>
+              <w:jc w:val="right"/>
+              <w:rPr>
+                <w:rFonts w:ascii="Jameel Noori Nastaleeq" w:hAnsi="Jameel Noori Nastaleeq" w:cs="Jameel Noori Nastaleeq"/>
+                <w:sz w:val="22"/>
+                <w:szCs w:val="22"/>
+              </w:rPr>
+            </w:pPr>
+            <w:r>
+              <w:rPr>
+                <w:rFonts w:ascii="Jameel Noori Nastaleeq" w:hAnsi="Jameel Noori Nastaleeq" w:cs="Jameel Noori Nastaleeq"/>
+                <w:sz w:val="22"/>
+                <w:szCs w:val="22"/>
+              </w:rPr>
+              <w:t>{{a5_student}}</w:t>
+            </w:r>
+          </w:p>
+        </w:tc>
+        <w:tc>
+          <w:tcPr>
+            <w:tcW w:w="3509" w:type="dxa"/>
+          </w:tcPr>
+          <w:p>
+            <w:pPr>
+              <w:jc w:val="right"/>
+              <w:rPr>
+                <w:rFonts w:ascii="Jameel Noori Nastaleeq" w:hAnsi="Jameel Noori Nastaleeq" w:cs="Jameel Noori Nastaleeq"/>
+                <w:sz w:val="22"/>
+                <w:szCs w:val="22"/>
+              </w:rPr>
+            </w:pPr>
+            <w:r>
+              <w:rPr>
+                <w:rFonts w:ascii="Jameel Noori Nastaleeq" w:hAnsi="Jameel Noori Nastaleeq" w:cs="Jameel Noori Nastaleeq"/>
+                <w:sz w:val="22"/>
+                <w:szCs w:val="22"/>
+              </w:rPr>
+              <w:t>{{a5_assessment}}</w:t>
+            </w:r>
+          </w:p>
+        </w:tc>
+        <w:tc>
+          <w:tcPr>
+            <w:tcW w:w="3510" w:type="dxa"/>
+          </w:tcPr>
+          <w:p>
+            <w:pPr>
+              <w:jc w:val="right"/>
+              <w:rPr>
+                <w:rFonts w:ascii="Jameel Noori Nastaleeq" w:hAnsi="Jameel Noori Nastaleeq" w:cs="Jameel Noori Nastaleeq"/>
+                <w:sz w:val="22"/>
+                <w:szCs w:val="22"/>
+              </w:rPr>
+            </w:pPr>
+            <w:r>
+              <w:rPr>
+                <w:rFonts w:ascii="Jameel Noori Nastaleeq" w:hAnsi="Jameel Noori Nastaleeq" w:cs="Jameel Noori Nastaleeq"/>
+                <w:sz w:val="22"/>
+                <w:szCs w:val="22"/>
               </w:rPr>
               <w:t>{{a5_materials}}</w:t>
-            </w:r>
-          </w:p>
-        </w:tc>
-        <w:tc>
-          <w:tcPr>
-            <w:tcW w:w="3509" w:type="dxa"/>
-          </w:tcPr>
-          <w:p>
-            <w:pPr>
-              <w:jc w:val="right"/>
-              <w:rPr>
-                <w:rFonts w:ascii="Jameel Noori Nastaleeq" w:hAnsi="Jameel Noori Nastaleeq" w:cs="Jameel Noori Nastaleeq" w:hint="cs"/>
-                <w:sz w:val="22"/>
-                <w:szCs w:val="22"/>
-                <w:rtl/>
-              </w:rPr>
-            </w:pPr>
-            <w:r>
-              <w:rPr>
-                <w:rFonts w:ascii="Jameel Noori Nastaleeq" w:hAnsi="Jameel Noori Nastaleeq" w:cs="Jameel Noori Nastaleeq" w:hint="cs"/>
-                <w:sz w:val="22"/>
-                <w:szCs w:val="22"/>
-                <w:rtl/>
-              </w:rPr>
-              <w:t>{{a5_assessment}}</w:t>
-            </w:r>
-          </w:p>
-        </w:tc>
-        <w:tc>
-          <w:tcPr>
-            <w:tcW w:w="3509" w:type="dxa"/>
-          </w:tcPr>
-          <w:p>
-            <w:pPr>
-              <w:jc w:val="right"/>
-              <w:rPr>
-                <w:rFonts w:ascii="Jameel Noori Nastaleeq" w:hAnsi="Jameel Noori Nastaleeq" w:cs="Jameel Noori Nastaleeq"/>
-                <w:sz w:val="22"/>
-                <w:szCs w:val="22"/>
-              </w:rPr>
-            </w:pPr>
-            <w:r>
-              <w:rPr>
-                <w:rFonts w:ascii="Jameel Noori Nastaleeq" w:hAnsi="Jameel Noori Nastaleeq" w:cs="Jameel Noori Nastaleeq" w:hint="cs"/>
-                <w:sz w:val="22"/>
-                <w:szCs w:val="22"/>
-                <w:rtl/>
-              </w:rPr>
-              <w:t>{{a5_student}}</w:t>
-            </w:r>
-          </w:p>
-        </w:tc>
-        <w:tc>
-          <w:tcPr>
-            <w:tcW w:w="3510" w:type="dxa"/>
-          </w:tcPr>
-          <w:p>
-            <w:pPr>
-              <w:jc w:val="right"/>
-              <w:rPr>
-                <w:rFonts w:ascii="Jameel Noori Nastaleeq" w:hAnsi="Jameel Noori Nastaleeq" w:cs="Jameel Noori Nastaleeq"/>
-                <w:sz w:val="22"/>
-                <w:szCs w:val="22"/>
-              </w:rPr>
-            </w:pPr>
-            <w:r>
-              <w:rPr>
-                <w:rFonts w:ascii="Jameel Noori Nastaleeq" w:hAnsi="Jameel Noori Nastaleeq" w:cs="Jameel Noori Nastaleeq" w:hint="cs"/>
-                <w:sz w:val="22"/>
-                <w:szCs w:val="22"/>
-                <w:rtl/>
-              </w:rPr>
-              <w:t>{{a5_teacher}}</w:t>
-            </w:r>
-          </w:p>
-        </w:tc>
-      </w:tr>
-      <w:tr>
-        <w:trPr>
-          <w:trHeight w:val="2107"/>
-        </w:trPr>
-        <w:tc>
-          <w:tcPr>
-            <w:tcW w:w="1075" w:type="dxa"/>
-          </w:tcPr>
-          <w:p>
-            <w:pPr>
-              <w:jc w:val="right"/>
-              <w:rPr>
-                <w:rFonts w:ascii="Jameel Noori Nastaleeq" w:hAnsi="Jameel Noori Nastaleeq" w:cs="Jameel Noori Nastaleeq"/>
-                <w:sz w:val="22"/>
-                <w:szCs w:val="22"/>
-                <w:lang w:bidi="ur-PK"/>
-              </w:rPr>
-            </w:pPr>
-            <w:r>
-              <w:rPr>
-                <w:rFonts w:ascii="Jameel Noori Nastaleeq" w:hAnsi="Jameel Noori Nastaleeq" w:cs="Jameel Noori Nastaleeq" w:hint="cs"/>
-                <w:sz w:val="22"/>
-                <w:szCs w:val="22"/>
-                <w:rtl/>
-                <w:lang w:bidi="ur-PK"/>
-              </w:rPr>
-              <w:t>{{a6_time}}</w:t>
-            </w:r>
-          </w:p>
-        </w:tc>
-        <w:tc>
-          <w:tcPr>
-            <w:tcW w:w="3389" w:type="dxa"/>
-          </w:tcPr>
-          <w:p>
-            <w:pPr>
-              <w:jc w:val="right"/>
-              <w:rPr>
-                <w:rFonts w:ascii="Jameel Noori Nastaleeq" w:hAnsi="Jameel Noori Nastaleeq" w:cs="Jameel Noori Nastaleeq" w:hint="cs"/>
-                <w:sz w:val="22"/>
-                <w:szCs w:val="22"/>
-                <w:rtl/>
-              </w:rPr>
-            </w:pPr>
-            <w:r>
-              <w:rPr>
-                <w:rFonts w:ascii="Jameel Noori Nastaleeq" w:hAnsi="Jameel Noori Nastaleeq" w:cs="Jameel Noori Nastaleeq" w:hint="cs"/>
-                <w:sz w:val="22"/>
-                <w:szCs w:val="22"/>
-                <w:rtl/>
-              </w:rPr>
-              <w:t>{{a6_materials}}</w:t>
-            </w:r>
-          </w:p>
-        </w:tc>
-        <w:tc>
-          <w:tcPr>
-            <w:tcW w:w="3509" w:type="dxa"/>
-          </w:tcPr>
-          <w:p>
-            <w:pPr>
-              <w:jc w:val="right"/>
-              <w:rPr>
-                <w:rFonts w:ascii="Jameel Noori Nastaleeq" w:hAnsi="Jameel Noori Nastaleeq" w:cs="Jameel Noori Nastaleeq" w:hint="cs"/>
-                <w:sz w:val="22"/>
-                <w:szCs w:val="22"/>
-                <w:rtl/>
-              </w:rPr>
-            </w:pPr>
-            <w:r>
-              <w:rPr>
-                <w:rFonts w:ascii="Jameel Noori Nastaleeq" w:hAnsi="Jameel Noori Nastaleeq" w:cs="Jameel Noori Nastaleeq" w:hint="cs"/>
-                <w:sz w:val="22"/>
-                <w:szCs w:val="22"/>
-                <w:rtl/>
-              </w:rPr>
-              <w:t>{{a6_assessment}}</w:t>
-            </w:r>
-          </w:p>
-        </w:tc>
-        <w:tc>
-          <w:tcPr>
-            <w:tcW w:w="3509" w:type="dxa"/>
-          </w:tcPr>
-          <w:p>
-            <w:pPr>
-              <w:jc w:val="right"/>
-              <w:rPr>
-                <w:rFonts w:ascii="Jameel Noori Nastaleeq" w:hAnsi="Jameel Noori Nastaleeq" w:cs="Jameel Noori Nastaleeq"/>
-                <w:sz w:val="22"/>
-                <w:szCs w:val="22"/>
-              </w:rPr>
-            </w:pPr>
-            <w:r>
-              <w:rPr>
-                <w:rFonts w:ascii="Jameel Noori Nastaleeq" w:hAnsi="Jameel Noori Nastaleeq" w:cs="Jameel Noori Nastaleeq" w:hint="cs"/>
-                <w:sz w:val="22"/>
-                <w:szCs w:val="22"/>
-                <w:rtl/>
-              </w:rPr>
-              <w:t>{{a6_student}}</w:t>
-            </w:r>
-          </w:p>
-        </w:tc>
-        <w:tc>
-          <w:tcPr>
-            <w:tcW w:w="3510" w:type="dxa"/>
-          </w:tcPr>
-          <w:p>
-            <w:pPr>
-              <w:jc w:val="right"/>
-              <w:rPr>
-                <w:rFonts w:ascii="Jameel Noori Nastaleeq" w:hAnsi="Jameel Noori Nastaleeq" w:cs="Jameel Noori Nastaleeq"/>
-                <w:sz w:val="22"/>
-                <w:szCs w:val="22"/>
-              </w:rPr>
-            </w:pPr>
-            <w:r>
-              <w:rPr>
-                <w:rFonts w:ascii="Jameel Noori Nastaleeq" w:hAnsi="Jameel Noori Nastaleeq" w:cs="Jameel Noori Nastaleeq" w:hint="cs"/>
-                <w:sz w:val="22"/>
-                <w:szCs w:val="22"/>
-                <w:rtl/>
-              </w:rPr>
-              <w:t>{{a6_teacher}}</w:t>
-            </w:r>
-          </w:p>
-        </w:tc>
-      </w:tr>
-      <w:tr>
-        <w:trPr>
-          <w:trHeight w:val="2107"/>
-        </w:trPr>
-        <w:tc>
-          <w:tcPr>
-            <w:tcW w:w="1075" w:type="dxa"/>
-          </w:tcPr>
-          <w:p>
-            <w:pPr>
-              <w:jc w:val="right"/>
-              <w:rPr>
-                <w:rFonts w:ascii="Jameel Noori Nastaleeq" w:hAnsi="Jameel Noori Nastaleeq" w:cs="Jameel Noori Nastaleeq"/>
-                <w:sz w:val="22"/>
-                <w:szCs w:val="22"/>
-                <w:lang w:bidi="ur-PK"/>
-              </w:rPr>
-            </w:pPr>
-            <w:r>
-              <w:rPr>
-                <w:rFonts w:ascii="Jameel Noori Nastaleeq" w:hAnsi="Jameel Noori Nastaleeq" w:cs="Jameel Noori Nastaleeq" w:hint="cs"/>
-                <w:sz w:val="22"/>
-                <w:szCs w:val="22"/>
-                <w:rtl/>
-                <w:lang w:bidi="ur-PK"/>
-              </w:rPr>
-              <w:t>{{a7_time}}</w:t>
-            </w:r>
-          </w:p>
-        </w:tc>
-        <w:tc>
-          <w:tcPr>
-            <w:tcW w:w="3389" w:type="dxa"/>
-          </w:tcPr>
-          <w:p>
-            <w:pPr>
-              <w:jc w:val="right"/>
-              <w:rPr>
-                <w:rFonts w:ascii="Jameel Noori Nastaleeq" w:hAnsi="Jameel Noori Nastaleeq" w:cs="Jameel Noori Nastaleeq" w:hint="cs"/>
-                <w:sz w:val="22"/>
-                <w:szCs w:val="22"/>
-                <w:rtl/>
-              </w:rPr>
-            </w:pPr>
-            <w:r>
-              <w:rPr>
-                <w:rFonts w:ascii="Jameel Noori Nastaleeq" w:hAnsi="Jameel Noori Nastaleeq" w:cs="Jameel Noori Nastaleeq" w:hint="cs"/>
-                <w:sz w:val="22"/>
-                <w:szCs w:val="22"/>
-                <w:rtl/>
-              </w:rPr>
-              <w:t>{{a7_materials}}</w:t>
-            </w:r>
-          </w:p>
-        </w:tc>
-        <w:tc>
-          <w:tcPr>
-            <w:tcW w:w="3509" w:type="dxa"/>
-          </w:tcPr>
-          <w:p>
-            <w:pPr>
-              <w:jc w:val="right"/>
-              <w:rPr>
-                <w:rFonts w:ascii="Jameel Noori Nastaleeq" w:hAnsi="Jameel Noori Nastaleeq" w:cs="Jameel Noori Nastaleeq" w:hint="cs"/>
-                <w:sz w:val="22"/>
-                <w:szCs w:val="22"/>
-                <w:rtl/>
-              </w:rPr>
-            </w:pPr>
-            <w:r>
-              <w:rPr>
-                <w:rFonts w:ascii="Jameel Noori Nastaleeq" w:hAnsi="Jameel Noori Nastaleeq" w:cs="Jameel Noori Nastaleeq" w:hint="cs"/>
-                <w:sz w:val="22"/>
-                <w:szCs w:val="22"/>
-                <w:rtl/>
-              </w:rPr>
-              <w:t>{{a7_assessment}}</w:t>
-            </w:r>
-          </w:p>
-        </w:tc>
-        <w:tc>
-          <w:tcPr>
-            <w:tcW w:w="3509" w:type="dxa"/>
-          </w:tcPr>
-          <w:p>
-            <w:pPr>
-              <w:jc w:val="right"/>
-              <w:rPr>
-                <w:rFonts w:ascii="Jameel Noori Nastaleeq" w:hAnsi="Jameel Noori Nastaleeq" w:cs="Jameel Noori Nastaleeq"/>
-                <w:sz w:val="22"/>
-                <w:szCs w:val="22"/>
-              </w:rPr>
-            </w:pPr>
-            <w:r>
-              <w:rPr>
-                <w:rFonts w:ascii="Jameel Noori Nastaleeq" w:hAnsi="Jameel Noori Nastaleeq" w:cs="Jameel Noori Nastaleeq" w:hint="cs"/>
-                <w:sz w:val="22"/>
-                <w:szCs w:val="22"/>
-                <w:rtl/>
-              </w:rPr>
-              <w:t>{{a7_student}}</w:t>
-            </w:r>
-          </w:p>
-        </w:tc>
-        <w:tc>
-          <w:tcPr>
-            <w:tcW w:w="3510" w:type="dxa"/>
-          </w:tcPr>
-          <w:p>
-            <w:pPr>
-              <w:jc w:val="right"/>
-              <w:rPr>
-                <w:rFonts w:ascii="Jameel Noori Nastaleeq" w:hAnsi="Jameel Noori Nastaleeq" w:cs="Jameel Noori Nastaleeq"/>
-                <w:sz w:val="22"/>
-                <w:szCs w:val="22"/>
-              </w:rPr>
-            </w:pPr>
-            <w:r>
-              <w:rPr>
-                <w:rFonts w:ascii="Jameel Noori Nastaleeq" w:hAnsi="Jameel Noori Nastaleeq" w:cs="Jameel Noori Nastaleeq" w:hint="cs"/>
-                <w:sz w:val="22"/>
-                <w:szCs w:val="22"/>
-                <w:rtl/>
-              </w:rPr>
-              <w:t>{{a7_teacher}}</w:t>
-            </w:r>
-          </w:p>
-        </w:tc>
-      </w:tr>
-      <w:tr>
-        <w:trPr>
-          <w:trHeight w:val="2107"/>
-        </w:trPr>
-        <w:tc>
-          <w:tcPr>
-            <w:tcW w:w="1075" w:type="dxa"/>
-          </w:tcPr>
-          <w:p>
-            <w:pPr>
-              <w:jc w:val="right"/>
-              <w:rPr>
-                <w:rFonts w:ascii="Jameel Noori Nastaleeq" w:hAnsi="Jameel Noori Nastaleeq" w:cs="Jameel Noori Nastaleeq"/>
-                <w:sz w:val="22"/>
-                <w:szCs w:val="22"/>
-                <w:lang w:bidi="ur-PK"/>
-              </w:rPr>
-            </w:pPr>
-            <w:r>
-              <w:rPr>
-                <w:rFonts w:ascii="Jameel Noori Nastaleeq" w:hAnsi="Jameel Noori Nastaleeq" w:cs="Jameel Noori Nastaleeq" w:hint="cs"/>
-                <w:sz w:val="22"/>
-                <w:szCs w:val="22"/>
-                <w:rtl/>
-                <w:lang w:bidi="ur-PK"/>
-              </w:rPr>
-              <w:t>{{a8_time}}</w:t>
-            </w:r>
-          </w:p>
-        </w:tc>
-        <w:tc>
-          <w:tcPr>
-            <w:tcW w:w="3389" w:type="dxa"/>
-          </w:tcPr>
-          <w:p>
-            <w:pPr>
-              <w:jc w:val="right"/>
-              <w:rPr>
-                <w:rFonts w:ascii="Jameel Noori Nastaleeq" w:hAnsi="Jameel Noori Nastaleeq" w:cs="Jameel Noori Nastaleeq" w:hint="cs"/>
-                <w:sz w:val="22"/>
-                <w:szCs w:val="22"/>
-                <w:rtl/>
-              </w:rPr>
-            </w:pPr>
-            <w:r>
-              <w:rPr>
-                <w:rFonts w:ascii="Jameel Noori Nastaleeq" w:hAnsi="Jameel Noori Nastaleeq" w:cs="Jameel Noori Nastaleeq" w:hint="cs"/>
-                <w:sz w:val="22"/>
-                <w:szCs w:val="22"/>
-                <w:rtl/>
-              </w:rPr>
-              <w:t>{{a8_materials}}</w:t>
-            </w:r>
-          </w:p>
-        </w:tc>
-        <w:tc>
-          <w:tcPr>
-            <w:tcW w:w="3509" w:type="dxa"/>
-          </w:tcPr>
-          <w:p>
-            <w:pPr>
-              <w:jc w:val="right"/>
-              <w:rPr>
-                <w:rFonts w:ascii="Jameel Noori Nastaleeq" w:hAnsi="Jameel Noori Nastaleeq" w:cs="Jameel Noori Nastaleeq" w:hint="cs"/>
-                <w:sz w:val="22"/>
-                <w:szCs w:val="22"/>
-                <w:rtl/>
-              </w:rPr>
-            </w:pPr>
-            <w:r>
-              <w:rPr>
-                <w:rFonts w:ascii="Jameel Noori Nastaleeq" w:hAnsi="Jameel Noori Nastaleeq" w:cs="Jameel Noori Nastaleeq" w:hint="cs"/>
-                <w:sz w:val="22"/>
-                <w:szCs w:val="22"/>
-                <w:rtl/>
-              </w:rPr>
-              <w:t>{{a8_assessment}}</w:t>
-            </w:r>
-          </w:p>
-        </w:tc>
-        <w:tc>
-          <w:tcPr>
-            <w:tcW w:w="3509" w:type="dxa"/>
-          </w:tcPr>
-          <w:p>
-            <w:pPr>
-              <w:jc w:val="right"/>
-              <w:rPr>
-                <w:rFonts w:ascii="Jameel Noori Nastaleeq" w:hAnsi="Jameel Noori Nastaleeq" w:cs="Jameel Noori Nastaleeq"/>
-                <w:sz w:val="22"/>
-                <w:szCs w:val="22"/>
-              </w:rPr>
-            </w:pPr>
-            <w:r>
-              <w:rPr>
-                <w:rFonts w:ascii="Jameel Noori Nastaleeq" w:hAnsi="Jameel Noori Nastaleeq" w:cs="Jameel Noori Nastaleeq" w:hint="cs"/>
-                <w:sz w:val="22"/>
-                <w:szCs w:val="22"/>
-                <w:rtl/>
-              </w:rPr>
-              <w:t>{{a8_student}}</w:t>
-            </w:r>
-          </w:p>
-        </w:tc>
-        <w:tc>
-          <w:tcPr>
-            <w:tcW w:w="3510" w:type="dxa"/>
-          </w:tcPr>
-          <w:p>
-            <w:pPr>
-              <w:jc w:val="right"/>
-              <w:rPr>
-                <w:rFonts w:ascii="Jameel Noori Nastaleeq" w:hAnsi="Jameel Noori Nastaleeq" w:cs="Jameel Noori Nastaleeq"/>
-                <w:sz w:val="22"/>
-                <w:szCs w:val="22"/>
-              </w:rPr>
-            </w:pPr>
-            <w:r>
-              <w:rPr>
-                <w:rFonts w:ascii="Jameel Noori Nastaleeq" w:hAnsi="Jameel Noori Nastaleeq" w:cs="Jameel Noori Nastaleeq" w:hint="cs"/>
-                <w:sz w:val="22"/>
-                <w:szCs w:val="22"/>
-                <w:rtl/>
-              </w:rPr>
-              <w:t>{{a8_teacher}}</w:t>
             </w:r>
           </w:p>
         </w:tc>
       </w:tr>
     </w:tbl>
+    <w:p>
+      <w:pPr>
+        <w:pStyle w:val="8Copy"/>
+        <w:keepNext/>
+        <w:spacing w:line="240" w:lineRule="auto"/>
+        <w:jc w:val="right"/>
+        <w:rPr>
+          <w:rFonts w:ascii="Jameel Noori Nastaleeq" w:hAnsi="Jameel Noori Nastaleeq" w:cs="Jameel Noori Nastaleeq"/>
+          <w:sz w:val="28"/>
+          <w:szCs w:val="28"/>
+        </w:rPr>
+      </w:pPr>
+      <w:proofErr w:type="spellStart"/>
+      <w:proofErr w:type="spellEnd"/>
+      <w:proofErr w:type="spellStart"/>
+      <w:proofErr w:type="spellEnd"/>
+      <w:proofErr w:type="spellStart"/>
+      <w:proofErr w:type="spellEnd"/>
+      <w:proofErr w:type="spellStart"/>
+      <w:proofErr w:type="spellEnd"/>
+      <w:proofErr w:type="spellStart"/>
+      <w:proofErr w:type="spellEnd"/>
+      <w:proofErr w:type="spellStart"/>
+      <w:proofErr w:type="spellEnd"/>
+      <w:r>
+        <w:rPr>
+          <w:rFonts w:ascii="Jameel Noori Nastaleeq" w:hAnsi="Jameel Noori Nastaleeq" w:cs="Jameel Noori Nastaleeq"/>
+          <w:sz w:val="28"/>
+          <w:szCs w:val="28"/>
+        </w:rPr>
+        <w:t>{{extra_rows_note}}</w:t>
+      </w:r>
+    </w:p>
     <w:p>
       <w:pPr>
         <w:pStyle w:val="8Copy"/>
@@ -2028,7 +1710,6 @@
           <w:rFonts w:ascii="Jameel Noori Nastaleeq" w:hAnsi="Jameel Noori Nastaleeq" w:cs="Jameel Noori Nastaleeq"/>
           <w:sz w:val="28"/>
           <w:szCs w:val="28"/>
-          <w:rtl/>
         </w:rPr>
         <w:t xml:space="preserve">{{review_heading}}: </w:t>
       </w:r>
@@ -2063,20 +1744,15 @@
               <w:jc w:val="right"/>
               <w:rPr>
                 <w:rFonts w:ascii="Jameel Noori Nastaleeq" w:hAnsi="Jameel Noori Nastaleeq" w:cs="Jameel Noori Nastaleeq"/>
-                <w:sz w:val="36"/>
-                <w:szCs w:val="36"/>
-                <w:rtl/>
-                <w:lang w:bidi="ur-PK"/>
-              </w:rPr>
-            </w:pPr>
-            <w:bookmarkStart w:id="0" w:name="_GoBack"/>
-            <w:bookmarkEnd w:id="0"/>
-            <w:r>
-              <w:rPr>
-                <w:rFonts w:ascii="Jameel Noori Nastaleeq" w:hAnsi="Jameel Noori Nastaleeq" w:cs="Jameel Noori Nastaleeq" w:hint="cs"/>
-                <w:sz w:val="36"/>
-                <w:szCs w:val="36"/>
-                <w:rtl/>
+                <w:sz w:val="22"/>
+                <w:szCs w:val="22"/>
+              </w:rPr>
+            </w:pPr>
+            <w:r>
+              <w:rPr>
+                <w:rFonts w:ascii="Jameel Noori Nastaleeq" w:hAnsi="Jameel Noori Nastaleeq" w:cs="Jameel Noori Nastaleeq"/>
+                <w:sz w:val="22"/>
+                <w:szCs w:val="22"/>
               </w:rPr>
               <w:t>{{review_body}}</w:t>
             </w:r>
@@ -2106,7 +1782,7 @@
 </file>
 
 <file path=word/endnotes.xml><?xml version="1.0" encoding="utf-8"?>
-<w:endnotes xmlns:wpc="http://schemas.microsoft.com/office/word/2010/wordprocessingCanvas" xmlns:cx="http://schemas.microsoft.com/office/drawing/2014/chartex" xmlns:mc="http://schemas.openxmlformats.org/markup-compatibility/2006" xmlns:o="urn:schemas-microsoft-com:office:office" xmlns:r="http://schemas.openxmlformats.org/officeDocument/2006/relationships" xmlns:m="http://schemas.openxmlformats.org/officeDocument/2006/math" xmlns:v="urn:schemas-microsoft-com:vml" xmlns:wp14="http://schemas.microsoft.com/office/word/2010/wordprocessingDrawing" xmlns:wp="http://schemas.openxmlformats.org/drawingml/2006/wordprocessingDrawing" xmlns:w10="urn:schemas-microsoft-com:office:word" xmlns:w="http://schemas.openxmlformats.org/wordprocessingml/2006/main" xmlns:w14="http://schemas.microsoft.com/office/word/2010/wordml" xmlns:w15="http://schemas.microsoft.com/office/word/2012/wordml" xmlns:w16se="http://schemas.microsoft.com/office/word/2015/wordml/symex" xmlns:wpg="http://schemas.microsoft.com/office/word/2010/wordprocessingGroup" xmlns:wpi="http://schemas.microsoft.com/office/word/2010/wordprocessingInk" xmlns:wne="http://schemas.microsoft.com/office/word/2006/wordml" xmlns:wps="http://schemas.microsoft.com/office/word/2010/wordprocessingShape" mc:Ignorable="w14 w15 w16se wp14">
+<w:endnotes xmlns:wpc="http://schemas.microsoft.com/office/word/2010/wordprocessingCanvas" xmlns:cx="http://schemas.microsoft.com/office/drawing/2014/chartex" xmlns:cx1="http://schemas.microsoft.com/office/drawing/2015/9/8/chartex" xmlns:cx2="http://schemas.microsoft.com/office/drawing/2015/10/21/chartex" xmlns:cx3="http://schemas.microsoft.com/office/drawing/2016/5/9/chartex" xmlns:cx4="http://schemas.microsoft.com/office/drawing/2016/5/10/chartex" xmlns:cx5="http://schemas.microsoft.com/office/drawing/2016/5/11/chartex" xmlns:cx6="http://schemas.microsoft.com/office/drawing/2016/5/12/chartex" xmlns:cx7="http://schemas.microsoft.com/office/drawing/2016/5/13/chartex" xmlns:cx8="http://schemas.microsoft.com/office/drawing/2016/5/14/chartex" xmlns:mc="http://schemas.openxmlformats.org/markup-compatibility/2006" xmlns:aink="http://schemas.microsoft.com/office/drawing/2016/ink" xmlns:am3d="http://schemas.microsoft.com/office/drawing/2017/model3d" xmlns:o="urn:schemas-microsoft-com:office:office" xmlns:oel="http://schemas.microsoft.com/office/2019/extlst" xmlns:r="http://schemas.openxmlformats.org/officeDocument/2006/relationships" xmlns:m="http://schemas.openxmlformats.org/officeDocument/2006/math" xmlns:v="urn:schemas-microsoft-com:vml" xmlns:wp14="http://schemas.microsoft.com/office/word/2010/wordprocessingDrawing" xmlns:wp="http://schemas.openxmlformats.org/drawingml/2006/wordprocessingDrawing" xmlns:w10="urn:schemas-microsoft-com:office:word" xmlns:w="http://schemas.openxmlformats.org/wordprocessingml/2006/main" xmlns:w14="http://schemas.microsoft.com/office/word/2010/wordml" xmlns:w15="http://schemas.microsoft.com/office/word/2012/wordml" xmlns:w16cex="http://schemas.microsoft.com/office/word/2018/wordml/cex" xmlns:w16cid="http://schemas.microsoft.com/office/word/2016/wordml/cid" xmlns:w16="http://schemas.microsoft.com/office/word/2018/wordml" xmlns:w16du="http://schemas.microsoft.com/office/word/2023/wordml/word16du" xmlns:w16sdtdh="http://schemas.microsoft.com/office/word/2020/wordml/sdtdatahash" xmlns:w16sdtfl="http://schemas.microsoft.com/office/word/2024/wordml/sdtformatlock" xmlns:w16se="http://schemas.microsoft.com/office/word/2015/wordml/symex" xmlns:wpg="http://schemas.microsoft.com/office/word/2010/wordprocessingGroup" xmlns:wpi="http://schemas.microsoft.com/office/word/2010/wordprocessingInk" xmlns:wne="http://schemas.microsoft.com/office/word/2006/wordml" xmlns:wps="http://schemas.microsoft.com/office/word/2010/wordprocessingShape" mc:Ignorable="w14 w15 w16se w16cid w16 w16cex w16sdtdh w16sdtfl w16du wp14">
   <w:endnote w:type="separator" w:id="-1">
     <w:p>
       <w:r>
@@ -2125,7 +1801,7 @@
 </file>
 
 <file path=word/footnotes.xml><?xml version="1.0" encoding="utf-8"?>
-<w:footnotes xmlns:wpc="http://schemas.microsoft.com/office/word/2010/wordprocessingCanvas" xmlns:cx="http://schemas.microsoft.com/office/drawing/2014/chartex" xmlns:mc="http://schemas.openxmlformats.org/markup-compatibility/2006" xmlns:o="urn:schemas-microsoft-com:office:office" xmlns:r="http://schemas.openxmlformats.org/officeDocument/2006/relationships" xmlns:m="http://schemas.openxmlformats.org/officeDocument/2006/math" xmlns:v="urn:schemas-microsoft-com:vml" xmlns:wp14="http://schemas.microsoft.com/office/word/2010/wordprocessingDrawing" xmlns:wp="http://schemas.openxmlformats.org/drawingml/2006/wordprocessingDrawing" xmlns:w10="urn:schemas-microsoft-com:office:word" xmlns:w="http://schemas.openxmlformats.org/wordprocessingml/2006/main" xmlns:w14="http://schemas.microsoft.com/office/word/2010/wordml" xmlns:w15="http://schemas.microsoft.com/office/word/2012/wordml" xmlns:w16se="http://schemas.microsoft.com/office/word/2015/wordml/symex" xmlns:wpg="http://schemas.microsoft.com/office/word/2010/wordprocessingGroup" xmlns:wpi="http://schemas.microsoft.com/office/word/2010/wordprocessingInk" xmlns:wne="http://schemas.microsoft.com/office/word/2006/wordml" xmlns:wps="http://schemas.microsoft.com/office/word/2010/wordprocessingShape" mc:Ignorable="w14 w15 w16se wp14">
+<w:footnotes xmlns:wpc="http://schemas.microsoft.com/office/word/2010/wordprocessingCanvas" xmlns:cx="http://schemas.microsoft.com/office/drawing/2014/chartex" xmlns:cx1="http://schemas.microsoft.com/office/drawing/2015/9/8/chartex" xmlns:cx2="http://schemas.microsoft.com/office/drawing/2015/10/21/chartex" xmlns:cx3="http://schemas.microsoft.com/office/drawing/2016/5/9/chartex" xmlns:cx4="http://schemas.microsoft.com/office/drawing/2016/5/10/chartex" xmlns:cx5="http://schemas.microsoft.com/office/drawing/2016/5/11/chartex" xmlns:cx6="http://schemas.microsoft.com/office/drawing/2016/5/12/chartex" xmlns:cx7="http://schemas.microsoft.com/office/drawing/2016/5/13/chartex" xmlns:cx8="http://schemas.microsoft.com/office/drawing/2016/5/14/chartex" xmlns:mc="http://schemas.openxmlformats.org/markup-compatibility/2006" xmlns:aink="http://schemas.microsoft.com/office/drawing/2016/ink" xmlns:am3d="http://schemas.microsoft.com/office/drawing/2017/model3d" xmlns:o="urn:schemas-microsoft-com:office:office" xmlns:oel="http://schemas.microsoft.com/office/2019/extlst" xmlns:r="http://schemas.openxmlformats.org/officeDocument/2006/relationships" xmlns:m="http://schemas.openxmlformats.org/officeDocument/2006/math" xmlns:v="urn:schemas-microsoft-com:vml" xmlns:wp14="http://schemas.microsoft.com/office/word/2010/wordprocessingDrawing" xmlns:wp="http://schemas.openxmlformats.org/drawingml/2006/wordprocessingDrawing" xmlns:w10="urn:schemas-microsoft-com:office:word" xmlns:w="http://schemas.openxmlformats.org/wordprocessingml/2006/main" xmlns:w14="http://schemas.microsoft.com/office/word/2010/wordml" xmlns:w15="http://schemas.microsoft.com/office/word/2012/wordml" xmlns:w16cex="http://schemas.microsoft.com/office/word/2018/wordml/cex" xmlns:w16cid="http://schemas.microsoft.com/office/word/2016/wordml/cid" xmlns:w16="http://schemas.microsoft.com/office/word/2018/wordml" xmlns:w16du="http://schemas.microsoft.com/office/word/2023/wordml/word16du" xmlns:w16sdtdh="http://schemas.microsoft.com/office/word/2020/wordml/sdtdatahash" xmlns:w16sdtfl="http://schemas.microsoft.com/office/word/2024/wordml/sdtformatlock" xmlns:w16se="http://schemas.microsoft.com/office/word/2015/wordml/symex" xmlns:wpg="http://schemas.microsoft.com/office/word/2010/wordprocessingGroup" xmlns:wpi="http://schemas.microsoft.com/office/word/2010/wordprocessingInk" xmlns:wne="http://schemas.microsoft.com/office/word/2006/wordml" xmlns:wps="http://schemas.microsoft.com/office/word/2010/wordprocessingShape" mc:Ignorable="w14 w15 w16se w16cid w16 w16cex w16sdtdh w16sdtfl w16du wp14">
   <w:footnote w:type="separator" w:id="-1">
     <w:p>
       <w:r>
@@ -2144,7 +1820,7 @@
 </file>
 
 <file path=word/header1.xml><?xml version="1.0" encoding="utf-8"?>
-<w:hdr xmlns:wpc="http://schemas.microsoft.com/office/word/2010/wordprocessingCanvas" xmlns:cx="http://schemas.microsoft.com/office/drawing/2014/chartex" xmlns:mc="http://schemas.openxmlformats.org/markup-compatibility/2006" xmlns:o="urn:schemas-microsoft-com:office:office" xmlns:r="http://schemas.openxmlformats.org/officeDocument/2006/relationships" xmlns:m="http://schemas.openxmlformats.org/officeDocument/2006/math" xmlns:v="urn:schemas-microsoft-com:vml" xmlns:wp14="http://schemas.microsoft.com/office/word/2010/wordprocessingDrawing" xmlns:wp="http://schemas.openxmlformats.org/drawingml/2006/wordprocessingDrawing" xmlns:w10="urn:schemas-microsoft-com:office:word" xmlns:w="http://schemas.openxmlformats.org/wordprocessingml/2006/main" xmlns:w14="http://schemas.microsoft.com/office/word/2010/wordml" xmlns:w15="http://schemas.microsoft.com/office/word/2012/wordml" xmlns:w16se="http://schemas.microsoft.com/office/word/2015/wordml/symex" xmlns:wpg="http://schemas.microsoft.com/office/word/2010/wordprocessingGroup" xmlns:wpi="http://schemas.microsoft.com/office/word/2010/wordprocessingInk" xmlns:wne="http://schemas.microsoft.com/office/word/2006/wordml" xmlns:wps="http://schemas.microsoft.com/office/word/2010/wordprocessingShape" mc:Ignorable="w14 w15 w16se wp14">
+<w:hdr xmlns:wpc="http://schemas.microsoft.com/office/word/2010/wordprocessingCanvas" xmlns:cx="http://schemas.microsoft.com/office/drawing/2014/chartex" xmlns:cx1="http://schemas.microsoft.com/office/drawing/2015/9/8/chartex" xmlns:cx2="http://schemas.microsoft.com/office/drawing/2015/10/21/chartex" xmlns:cx3="http://schemas.microsoft.com/office/drawing/2016/5/9/chartex" xmlns:cx4="http://schemas.microsoft.com/office/drawing/2016/5/10/chartex" xmlns:cx5="http://schemas.microsoft.com/office/drawing/2016/5/11/chartex" xmlns:cx6="http://schemas.microsoft.com/office/drawing/2016/5/12/chartex" xmlns:cx7="http://schemas.microsoft.com/office/drawing/2016/5/13/chartex" xmlns:cx8="http://schemas.microsoft.com/office/drawing/2016/5/14/chartex" xmlns:mc="http://schemas.openxmlformats.org/markup-compatibility/2006" xmlns:aink="http://schemas.microsoft.com/office/drawing/2016/ink" xmlns:am3d="http://schemas.microsoft.com/office/drawing/2017/model3d" xmlns:o="urn:schemas-microsoft-com:office:office" xmlns:oel="http://schemas.microsoft.com/office/2019/extlst" xmlns:r="http://schemas.openxmlformats.org/officeDocument/2006/relationships" xmlns:m="http://schemas.openxmlformats.org/officeDocument/2006/math" xmlns:v="urn:schemas-microsoft-com:vml" xmlns:wp14="http://schemas.microsoft.com/office/word/2010/wordprocessingDrawing" xmlns:wp="http://schemas.openxmlformats.org/drawingml/2006/wordprocessingDrawing" xmlns:w10="urn:schemas-microsoft-com:office:word" xmlns:w="http://schemas.openxmlformats.org/wordprocessingml/2006/main" xmlns:w14="http://schemas.microsoft.com/office/word/2010/wordml" xmlns:w15="http://schemas.microsoft.com/office/word/2012/wordml" xmlns:w16cex="http://schemas.microsoft.com/office/word/2018/wordml/cex" xmlns:w16cid="http://schemas.microsoft.com/office/word/2016/wordml/cid" xmlns:w16="http://schemas.microsoft.com/office/word/2018/wordml" xmlns:w16du="http://schemas.microsoft.com/office/word/2023/wordml/word16du" xmlns:w16sdtdh="http://schemas.microsoft.com/office/word/2020/wordml/sdtdatahash" xmlns:w16sdtfl="http://schemas.microsoft.com/office/word/2024/wordml/sdtformatlock" xmlns:w16se="http://schemas.microsoft.com/office/word/2015/wordml/symex" xmlns:wpg="http://schemas.microsoft.com/office/word/2010/wordprocessingGroup" xmlns:wpi="http://schemas.microsoft.com/office/word/2010/wordprocessingInk" xmlns:wne="http://schemas.microsoft.com/office/word/2006/wordml" xmlns:wps="http://schemas.microsoft.com/office/word/2010/wordprocessingShape" mc:Ignorable="w14 w15 w16se w16cid w16 w16cex w16sdtdh w16sdtfl w16du wp14">
   <w:p>
     <w:pPr>
       <w:pStyle w:val="Header"/>
@@ -2222,7 +1898,7 @@
 </file>
 
 <file path=word/numbering.xml><?xml version="1.0" encoding="utf-8"?>
-<w:numbering xmlns:wpc="http://schemas.microsoft.com/office/word/2010/wordprocessingCanvas" xmlns:cx="http://schemas.microsoft.com/office/drawing/2014/chartex" xmlns:mc="http://schemas.openxmlformats.org/markup-compatibility/2006" xmlns:o="urn:schemas-microsoft-com:office:office" xmlns:r="http://schemas.openxmlformats.org/officeDocument/2006/relationships" xmlns:m="http://schemas.openxmlformats.org/officeDocument/2006/math" xmlns:v="urn:schemas-microsoft-com:vml" xmlns:wp14="http://schemas.microsoft.com/office/word/2010/wordprocessingDrawing" xmlns:wp="http://schemas.openxmlformats.org/drawingml/2006/wordprocessingDrawing" xmlns:w10="urn:schemas-microsoft-com:office:word" xmlns:w="http://schemas.openxmlformats.org/wordprocessingml/2006/main" xmlns:w14="http://schemas.microsoft.com/office/word/2010/wordml" xmlns:w15="http://schemas.microsoft.com/office/word/2012/wordml" xmlns:w16se="http://schemas.microsoft.com/office/word/2015/wordml/symex" xmlns:wpg="http://schemas.microsoft.com/office/word/2010/wordprocessingGroup" xmlns:wpi="http://schemas.microsoft.com/office/word/2010/wordprocessingInk" xmlns:wne="http://schemas.microsoft.com/office/word/2006/wordml" xmlns:wps="http://schemas.microsoft.com/office/word/2010/wordprocessingShape" mc:Ignorable="w14 w15 w16se wp14">
+<w:numbering xmlns:wpc="http://schemas.microsoft.com/office/word/2010/wordprocessingCanvas" xmlns:cx="http://schemas.microsoft.com/office/drawing/2014/chartex" xmlns:cx1="http://schemas.microsoft.com/office/drawing/2015/9/8/chartex" xmlns:cx2="http://schemas.microsoft.com/office/drawing/2015/10/21/chartex" xmlns:cx3="http://schemas.microsoft.com/office/drawing/2016/5/9/chartex" xmlns:cx4="http://schemas.microsoft.com/office/drawing/2016/5/10/chartex" xmlns:cx5="http://schemas.microsoft.com/office/drawing/2016/5/11/chartex" xmlns:cx6="http://schemas.microsoft.com/office/drawing/2016/5/12/chartex" xmlns:cx7="http://schemas.microsoft.com/office/drawing/2016/5/13/chartex" xmlns:cx8="http://schemas.microsoft.com/office/drawing/2016/5/14/chartex" xmlns:mc="http://schemas.openxmlformats.org/markup-compatibility/2006" xmlns:aink="http://schemas.microsoft.com/office/drawing/2016/ink" xmlns:am3d="http://schemas.microsoft.com/office/drawing/2017/model3d" xmlns:o="urn:schemas-microsoft-com:office:office" xmlns:oel="http://schemas.microsoft.com/office/2019/extlst" xmlns:r="http://schemas.openxmlformats.org/officeDocument/2006/relationships" xmlns:m="http://schemas.openxmlformats.org/officeDocument/2006/math" xmlns:v="urn:schemas-microsoft-com:vml" xmlns:wp14="http://schemas.microsoft.com/office/word/2010/wordprocessingDrawing" xmlns:wp="http://schemas.openxmlformats.org/drawingml/2006/wordprocessingDrawing" xmlns:w10="urn:schemas-microsoft-com:office:word" xmlns:w="http://schemas.openxmlformats.org/wordprocessingml/2006/main" xmlns:w14="http://schemas.microsoft.com/office/word/2010/wordml" xmlns:w15="http://schemas.microsoft.com/office/word/2012/wordml" xmlns:w16cex="http://schemas.microsoft.com/office/word/2018/wordml/cex" xmlns:w16cid="http://schemas.microsoft.com/office/word/2016/wordml/cid" xmlns:w16="http://schemas.microsoft.com/office/word/2018/wordml" xmlns:w16du="http://schemas.microsoft.com/office/word/2023/wordml/word16du" xmlns:w16sdtdh="http://schemas.microsoft.com/office/word/2020/wordml/sdtdatahash" xmlns:w16sdtfl="http://schemas.microsoft.com/office/word/2024/wordml/sdtformatlock" xmlns:w16se="http://schemas.microsoft.com/office/word/2015/wordml/symex" xmlns:wpg="http://schemas.microsoft.com/office/word/2010/wordprocessingGroup" xmlns:wpi="http://schemas.microsoft.com/office/word/2010/wordprocessingInk" xmlns:wne="http://schemas.microsoft.com/office/word/2006/wordml" xmlns:wps="http://schemas.microsoft.com/office/word/2010/wordprocessingShape" mc:Ignorable="w14 w15 w16se w16cid w16 w16cex w16sdtdh w16sdtfl w16du wp14">
   <w:abstractNum w:abstractNumId="0" w15:restartNumberingAfterBreak="0">
     <w:nsid w:val="27872273"/>
     <w:multiLevelType w:val="hybridMultilevel"/>
@@ -2336,14 +2012,14 @@
       </w:rPr>
     </w:lvl>
   </w:abstractNum>
-  <w:num w:numId="1">
+  <w:num w:numId="1" w16cid:durableId="1939020515">
     <w:abstractNumId w:val="0"/>
   </w:num>
 </w:numbering>
 </file>
 
 <file path=word/styles.xml><?xml version="1.0" encoding="utf-8"?>
-<w:styles xmlns:mc="http://schemas.openxmlformats.org/markup-compatibility/2006" xmlns:r="http://schemas.openxmlformats.org/officeDocument/2006/relationships" xmlns:w="http://schemas.openxmlformats.org/wordprocessingml/2006/main" xmlns:w14="http://schemas.microsoft.com/office/word/2010/wordml" xmlns:w15="http://schemas.microsoft.com/office/word/2012/wordml" xmlns:w16se="http://schemas.microsoft.com/office/word/2015/wordml/symex" mc:Ignorable="w14 w15 w16se">
+<w:styles xmlns:mc="http://schemas.openxmlformats.org/markup-compatibility/2006" xmlns:r="http://schemas.openxmlformats.org/officeDocument/2006/relationships" xmlns:w="http://schemas.openxmlformats.org/wordprocessingml/2006/main" xmlns:w14="http://schemas.microsoft.com/office/word/2010/wordml" xmlns:w15="http://schemas.microsoft.com/office/word/2012/wordml" xmlns:w16cex="http://schemas.microsoft.com/office/word/2018/wordml/cex" xmlns:w16cid="http://schemas.microsoft.com/office/word/2016/wordml/cid" xmlns:w16="http://schemas.microsoft.com/office/word/2018/wordml" xmlns:w16du="http://schemas.microsoft.com/office/word/2023/wordml/word16du" xmlns:w16sdtdh="http://schemas.microsoft.com/office/word/2020/wordml/sdtdatahash" xmlns:w16sdtfl="http://schemas.microsoft.com/office/word/2024/wordml/sdtformatlock" xmlns:w16se="http://schemas.microsoft.com/office/word/2015/wordml/symex" mc:Ignorable="w14 w15 w16se w16cid w16 w16cex w16sdtdh w16sdtfl w16du">
   <w:docDefaults>
     <w:rPrDefault>
       <w:rPr>
@@ -2359,7 +2035,7 @@
       </w:pPr>
     </w:pPrDefault>
   </w:docDefaults>
-  <w:latentStyles w:defLockedState="0" w:defUIPriority="99" w:defSemiHidden="0" w:defUnhideWhenUsed="0" w:defQFormat="0" w:count="371">
+  <w:latentStyles w:defLockedState="0" w:defUIPriority="99" w:defSemiHidden="0" w:defUnhideWhenUsed="0" w:defQFormat="0" w:count="376">
     <w:lsdException w:name="Normal" w:uiPriority="0" w:qFormat="1"/>
     <w:lsdException w:name="heading 1" w:uiPriority="9" w:qFormat="1"/>
     <w:lsdException w:name="heading 2" w:semiHidden="1" w:uiPriority="9" w:unhideWhenUsed="1" w:qFormat="1"/>
@@ -2731,6 +2407,11 @@
     <w:lsdException w:name="List Table 5 Dark Accent 6" w:uiPriority="50"/>
     <w:lsdException w:name="List Table 6 Colorful Accent 6" w:uiPriority="51"/>
     <w:lsdException w:name="List Table 7 Colorful Accent 6" w:uiPriority="52"/>
+    <w:lsdException w:name="Mention" w:semiHidden="1" w:unhideWhenUsed="1"/>
+    <w:lsdException w:name="Smart Hyperlink" w:semiHidden="1" w:unhideWhenUsed="1"/>
+    <w:lsdException w:name="Hashtag" w:semiHidden="1" w:unhideWhenUsed="1"/>
+    <w:lsdException w:name="Unresolved Mention" w:semiHidden="1" w:unhideWhenUsed="1"/>
+    <w:lsdException w:name="Smart Link" w:semiHidden="1" w:unhideWhenUsed="1"/>
   </w:latentStyles>
   <w:style w:type="paragraph" w:default="1" w:styleId="Normal">
     <w:name w:val="Normal"/>
@@ -3653,6 +3334,15 @@
 
 <file path=customXml/item3.xml><?xml version="1.0" encoding="utf-8"?>
 <?mso-contentType ?>
+<FormTemplates xmlns="http://schemas.microsoft.com/sharepoint/v3/contenttype/forms">
+  <Display>DocumentLibraryForm</Display>
+  <Edit>DocumentLibraryForm</Edit>
+  <New>DocumentLibraryForm</New>
+</FormTemplates>
+</file>
+
+<file path=customXml/item4.xml><?xml version="1.0" encoding="utf-8"?>
+<?mso-contentType ?>
 <spe:Receivers xmlns:spe="http://schemas.microsoft.com/sharepoint/events">
   <Receiver>
     <Name>Document ID Generator</Name>
@@ -3701,15 +3391,6 @@
 </spe:Receivers>
 </file>
 
-<file path=customXml/item4.xml><?xml version="1.0" encoding="utf-8"?>
-<?mso-contentType ?>
-<FormTemplates xmlns="http://schemas.microsoft.com/sharepoint/v3/contenttype/forms">
-  <Display>DocumentLibraryForm</Display>
-  <Edit>DocumentLibraryForm</Edit>
-  <New>DocumentLibraryForm</New>
-</FormTemplates>
-</file>
-
 <file path=customXml/itemProps1.xml><?xml version="1.0" encoding="utf-8"?>
 <ds:datastoreItem xmlns:ds="http://schemas.openxmlformats.org/officeDocument/2006/customXml" ds:itemID="{E6EA8F7D-A99C-42E4-971E-C1ECD462AA34}">
   <ds:schemaRefs>
@@ -3743,6 +3424,14 @@
 </file>
 
 <file path=customXml/itemProps3.xml><?xml version="1.0" encoding="utf-8"?>
+<ds:datastoreItem xmlns:ds="http://schemas.openxmlformats.org/officeDocument/2006/customXml" ds:itemID="{BA343BDC-7BEB-42F2-8C72-FA5CA7BD57CB}">
+  <ds:schemaRefs>
+    <ds:schemaRef ds:uri="http://schemas.microsoft.com/sharepoint/v3/contenttype/forms"/>
+  </ds:schemaRefs>
+</ds:datastoreItem>
+</file>
+
+<file path=customXml/itemProps4.xml><?xml version="1.0" encoding="utf-8"?>
 <ds:datastoreItem xmlns:ds="http://schemas.openxmlformats.org/officeDocument/2006/customXml" ds:itemID="{A5C5A466-E6EC-4E19-9A83-3BB330C79BBA}">
   <ds:schemaRefs>
     <ds:schemaRef ds:uri="http://schemas.microsoft.com/sharepoint/events"/>
@@ -3750,10 +3439,8 @@
 </ds:datastoreItem>
 </file>
 
-<file path=customXml/itemProps4.xml><?xml version="1.0" encoding="utf-8"?>
-<ds:datastoreItem xmlns:ds="http://schemas.openxmlformats.org/officeDocument/2006/customXml" ds:itemID="{BA343BDC-7BEB-42F2-8C72-FA5CA7BD57CB}">
-  <ds:schemaRefs>
-    <ds:schemaRef ds:uri="http://schemas.microsoft.com/sharepoint/v3/contenttype/forms"/>
-  </ds:schemaRefs>
-</ds:datastoreItem>
+<file path=docMetadata/LabelInfo.xml><?xml version="1.0" encoding="utf-8"?>
+<clbl:labelList xmlns:clbl="http://schemas.microsoft.com/office/2020/mipLabelMetadata">
+  <clbl:label id="{75d6cc78-71b9-42e6-aa2a-b9889a0f080f}" enabled="0" method="" siteId="{75d6cc78-71b9-42e6-aa2a-b9889a0f080f}" removed="1"/>
+</clbl:labelList>
 </file>
--- a/templates/lesson_plan_template.docx
+++ b/templates/lesson_plan_template.docx
@@ -163,6 +163,42 @@
               <w:t>{{subject_header}}</w:t>
             </w:r>
           </w:p>
+          <w:p>
+            <w:pPr>
+              <w:jc w:val="right"/>
+              <w:rPr>
+                <w:rFonts w:ascii="Jameel Noori Nastaleeq" w:hAnsi="Jameel Noori Nastaleeq" w:cs="Jameel Noori Nastaleeq"/>
+                <w:sz w:val="28"/>
+                <w:szCs w:val="28"/>
+              </w:rPr>
+            </w:pPr>
+            <w:r>
+              <w:rPr>
+                <w:rFonts w:ascii="Jameel Noori Nastaleeq" w:hAnsi="Jameel Noori Nastaleeq" w:cs="Jameel Noori Nastaleeq"/>
+                <w:sz w:val="28"/>
+                <w:szCs w:val="28"/>
+              </w:rPr>
+              <w:t>{{lesson_title}}</w:t>
+            </w:r>
+          </w:p>
+          <w:p>
+            <w:pPr>
+              <w:jc w:val="right"/>
+              <w:rPr>
+                <w:rFonts w:ascii="Jameel Noori Nastaleeq" w:hAnsi="Jameel Noori Nastaleeq" w:cs="Jameel Noori Nastaleeq"/>
+                <w:sz w:val="28"/>
+                <w:szCs w:val="28"/>
+              </w:rPr>
+            </w:pPr>
+            <w:r>
+              <w:rPr>
+                <w:rFonts w:ascii="Jameel Noori Nastaleeq" w:hAnsi="Jameel Noori Nastaleeq" w:cs="Jameel Noori Nastaleeq"/>
+                <w:sz w:val="28"/>
+                <w:szCs w:val="28"/>
+              </w:rPr>
+              <w:t>{{sdg}}</w:t>
+            </w:r>
+          </w:p>
         </w:tc>
         <w:tc>
           <w:tcPr>
@@ -183,25 +219,7 @@
                 <w:sz w:val="22"/>
                 <w:szCs w:val="22"/>
               </w:rPr>
-              <w:t>{{lesson_title}}</w:t>
-            </w:r>
-          </w:p>
-          <w:p>
-            <w:pPr>
-              <w:jc w:val="right"/>
-              <w:rPr>
-                <w:rFonts w:ascii="Jameel Noori Nastaleeq" w:hAnsi="Jameel Noori Nastaleeq" w:cs="Jameel Noori Nastaleeq"/>
-                <w:sz w:val="22"/>
-                <w:szCs w:val="22"/>
-              </w:rPr>
-            </w:pPr>
-            <w:r>
-              <w:rPr>
-                <w:rFonts w:ascii="Jameel Noori Nastaleeq" w:hAnsi="Jameel Noori Nastaleeq" w:cs="Jameel Noori Nastaleeq"/>
-                <w:sz w:val="22"/>
-                <w:szCs w:val="22"/>
-              </w:rPr>
-              <w:t>{{sdg}}</w:t>
+              <w:t>{{date}}</w:t>
             </w:r>
           </w:p>
         </w:tc>
@@ -248,7 +266,7 @@
                 <w:sz w:val="22"/>
                 <w:szCs w:val="22"/>
               </w:rPr>
-              <w:t>{{date}}</w:t>
+              <w:t>{{class_value}}</w:t>
             </w:r>
           </w:p>
         </w:tc>
@@ -280,24 +298,6 @@
           <w:tcPr>
             <w:tcW w:w="2273" w:type="dxa"/>
           </w:tcPr>
-          <w:p>
-            <w:pPr>
-              <w:jc w:val="right"/>
-              <w:rPr>
-                <w:rFonts w:ascii="Jameel Noori Nastaleeq" w:hAnsi="Jameel Noori Nastaleeq" w:cs="Jameel Noori Nastaleeq"/>
-                <w:sz w:val="22"/>
-                <w:szCs w:val="22"/>
-              </w:rPr>
-            </w:pPr>
-            <w:r>
-              <w:rPr>
-                <w:rFonts w:ascii="Jameel Noori Nastaleeq" w:hAnsi="Jameel Noori Nastaleeq" w:cs="Jameel Noori Nastaleeq"/>
-                <w:sz w:val="22"/>
-                <w:szCs w:val="22"/>
-              </w:rPr>
-              <w:t>{{class_value}}</w:t>
-            </w:r>
-          </w:p>
           <w:p>
             <w:pPr>
               <w:jc w:val="right"/>

--- a/templates/lesson_plan_template.docx
+++ b/templates/lesson_plan_template.docx
@@ -933,128 +933,6 @@
                 <w:szCs w:val="28"/>
               </w:rPr>
               <w:t>{{col_materials}}</w:t>
-            </w:r>
-          </w:p>
-        </w:tc>
-      </w:tr>
-      <w:tr>
-        <w:tc>
-          <w:tcPr>
-            <w:tcW w:w="1075" w:type="dxa"/>
-            <w:shd w:val="clear" w:color="auto" w:fill="F2F2F2" w:themeFill="background1" w:themeFillShade="F2"/>
-          </w:tcPr>
-          <w:p>
-            <w:pPr>
-              <w:jc w:val="right"/>
-              <w:rPr>
-                <w:rFonts w:ascii="Jameel Noori Nastaleeq" w:hAnsi="Jameel Noori Nastaleeq" w:cs="Jameel Noori Nastaleeq"/>
-                <w:sz w:val="22"/>
-                <w:szCs w:val="22"/>
-              </w:rPr>
-            </w:pPr>
-          </w:p>
-        </w:tc>
-        <w:tc>
-          <w:tcPr>
-            <w:tcW w:w="3389" w:type="dxa"/>
-            <w:shd w:val="clear" w:color="auto" w:fill="F2F2F2" w:themeFill="background1" w:themeFillShade="F2"/>
-          </w:tcPr>
-          <w:p>
-            <w:pPr>
-              <w:jc w:val="right"/>
-              <w:rPr>
-                <w:rFonts w:ascii="Jameel Noori Nastaleeq" w:hAnsi="Jameel Noori Nastaleeq" w:cs="Jameel Noori Nastaleeq"/>
-                <w:sz w:val="28"/>
-                <w:szCs w:val="28"/>
-              </w:rPr>
-            </w:pPr>
-            <w:r>
-              <w:rPr>
-                <w:rFonts w:ascii="Jameel Noori Nastaleeq" w:hAnsi="Jameel Noori Nastaleeq" w:cs="Jameel Noori Nastaleeq"/>
-                <w:sz w:val="28"/>
-                <w:szCs w:val="28"/>
-              </w:rPr>
-              <w:t>آپ موضوع کو کیسے سمجھائیں گے اور واضح کریں گے؟</w:t>
-            </w:r>
-          </w:p>
-        </w:tc>
-        <w:tc>
-          <w:tcPr>
-            <w:tcW w:w="3509" w:type="dxa"/>
-            <w:shd w:val="clear" w:color="auto" w:fill="F2F2F2" w:themeFill="background1" w:themeFillShade="F2"/>
-          </w:tcPr>
-          <w:p>
-            <w:pPr>
-              <w:jc w:val="right"/>
-              <w:rPr>
-                <w:rFonts w:ascii="Jameel Noori Nastaleeq" w:hAnsi="Jameel Noori Nastaleeq" w:cs="Jameel Noori Nastaleeq"/>
-                <w:sz w:val="28"/>
-                <w:szCs w:val="28"/>
-              </w:rPr>
-            </w:pPr>
-            <w:r>
-              <w:rPr>
-                <w:rFonts w:ascii="Jameel Noori Nastaleeq" w:hAnsi="Jameel Noori Nastaleeq" w:cs="Jameel Noori Nastaleeq"/>
-                <w:sz w:val="28"/>
-                <w:szCs w:val="28"/>
-              </w:rPr>
-              <w:t>طلبہ اپنی سیکھنے کی پیش رفت کے لیے کیا کریں گے؟</w:t>
-            </w:r>
-            <w:r>
-              <w:rPr>
-                <w:rFonts w:ascii="Jameel Noori Nastaleeq" w:hAnsi="Jameel Noori Nastaleeq" w:cs="Jameel Noori Nastaleeq"/>
-                <w:sz w:val="28"/>
-                <w:szCs w:val="28"/>
-              </w:rPr>
-              <w:br/>
-            </w:r>
-          </w:p>
-        </w:tc>
-        <w:tc>
-          <w:tcPr>
-            <w:tcW w:w="3509" w:type="dxa"/>
-            <w:shd w:val="clear" w:color="auto" w:fill="F2F2F2" w:themeFill="background1" w:themeFillShade="F2"/>
-          </w:tcPr>
-          <w:p>
-            <w:pPr>
-              <w:jc w:val="right"/>
-              <w:rPr>
-                <w:rFonts w:ascii="Jameel Noori Nastaleeq" w:hAnsi="Jameel Noori Nastaleeq" w:cs="Jameel Noori Nastaleeq"/>
-                <w:sz w:val="28"/>
-                <w:szCs w:val="28"/>
-              </w:rPr>
-            </w:pPr>
-            <w:r>
-              <w:rPr>
-                <w:rFonts w:ascii="Jameel Noori Nastaleeq" w:hAnsi="Jameel Noori Nastaleeq" w:cs="Jameel Noori Nastaleeq"/>
-                <w:sz w:val="28"/>
-                <w:szCs w:val="28"/>
-              </w:rPr>
-              <w:t>آپ دورانِ تدریس سیکھنے کا جائزہ کیسے لیں گے؟</w:t>
-            </w:r>
-          </w:p>
-        </w:tc>
-        <w:tc>
-          <w:tcPr>
-            <w:tcW w:w="3510" w:type="dxa"/>
-            <w:shd w:val="clear" w:color="auto" w:fill="F2F2F2" w:themeFill="background1" w:themeFillShade="F2"/>
-          </w:tcPr>
-          <w:p>
-            <w:pPr>
-              <w:jc w:val="right"/>
-              <w:rPr>
-                <w:rFonts w:ascii="Jameel Noori Nastaleeq" w:hAnsi="Jameel Noori Nastaleeq" w:cs="Jameel Noori Nastaleeq"/>
-                <w:sz w:val="28"/>
-                <w:szCs w:val="28"/>
-              </w:rPr>
-            </w:pPr>
-            <w:r>
-              <w:rPr>
-                <w:rFonts w:ascii="Jameel Noori Nastaleeq" w:hAnsi="Jameel Noori Nastaleeq" w:cs="Jameel Noori Nastaleeq"/>
-                <w:sz w:val="28"/>
-                <w:szCs w:val="28"/>
-              </w:rPr>
-              <w:t>تدریس، سیکھنے اور جائزے کے لیے کون سے وسائل استعمال کیے جائیں گے؟</w:t>
             </w:r>
           </w:p>
         </w:tc>
